--- a/ADG/10장/10장_실습문제_추가서술형_정답.docx
+++ b/ADG/10장/10장_실습문제_추가서술형_정답.docx
@@ -52,7 +52,22 @@
           <w:rFonts w:ascii="맑은 고딕" w:hAnsi="맑은 고딕" w:eastAsia="맑은 고딕"/>
           <w:sz w:val="21"/>
         </w:rPr>
-        <w:t>동기 전송에서 커밋은 네 단계를 기다리며, 그중 **두 단계가 거리에 비례**한다. 리두를 네트워크로 보내는 시간과 확인이 돌아오는 시간이다. 광섬유에서 빛은 1밀리초에 약 200킬로미터를 가므로 300킬로미터 떨어진 두 곳이면 왕복 3밀리초가 최소값이고 실제 장비를 거치면 그보다 크다.</w:t>
+        <w:t xml:space="preserve">동기 전송에서 커밋은 네 단계를 기다리며, 그중 </w:t>
+      </w:r>
+      <w:r>
+        <w:rPr>
+          <w:rFonts w:ascii="맑은 고딕" w:hAnsi="맑은 고딕" w:eastAsia="맑은 고딕"/>
+          <w:b/>
+          <w:sz w:val="21"/>
+        </w:rPr>
+        <w:t xml:space="preserve">두 단계가 거리에 비례</w:t>
+      </w:r>
+      <w:r>
+        <w:rPr>
+          <w:rFonts w:ascii="맑은 고딕" w:hAnsi="맑은 고딕" w:eastAsia="맑은 고딕"/>
+          <w:sz w:val="21"/>
+        </w:rPr>
+        <w:t xml:space="preserve">한다. 리두를 네트워크로 보내는 시간과 확인이 돌아오는 시간이다. 광섬유에서 빛은 1밀리초에 약 200킬로미터를 가므로 300킬로미터 떨어진 두 곳이면 왕복 3밀리초가 최소값이고 실제 장비를 거치면 그보다 크다.</w:t>
       </w:r>
     </w:p>
     <w:p>
@@ -61,7 +76,22 @@
           <w:rFonts w:ascii="맑은 고딕" w:hAnsi="맑은 고딕" w:eastAsia="맑은 고딕"/>
           <w:sz w:val="21"/>
         </w:rPr>
-        <w:t>그런데 재해 복구의 관점에서는 **멀수록 좋다**. 같은 건물에 두면 화재 하나로 둘 다 잃는다. "무손실을 원하면 동기 전송이 필요하고, 동기 전송을 쓰려면 가까워야 하는데, 재해 복구를 위해서는 멀어야 한다"는 모순이 생긴다.</w:t>
+        <w:t xml:space="preserve">그런데 재해 복구의 관점에서는 </w:t>
+      </w:r>
+      <w:r>
+        <w:rPr>
+          <w:rFonts w:ascii="맑은 고딕" w:hAnsi="맑은 고딕" w:eastAsia="맑은 고딕"/>
+          <w:b/>
+          <w:sz w:val="21"/>
+        </w:rPr>
+        <w:t xml:space="preserve">멀수록 좋다</w:t>
+      </w:r>
+      <w:r>
+        <w:rPr>
+          <w:rFonts w:ascii="맑은 고딕" w:hAnsi="맑은 고딕" w:eastAsia="맑은 고딕"/>
+          <w:sz w:val="21"/>
+        </w:rPr>
+        <w:t xml:space="preserve">. 같은 건물에 두면 화재 하나로 둘 다 잃는다. "무손실을 원하면 동기 전송이 필요하고, 동기 전송을 쓰려면 가까워야 하는데, 재해 복구를 위해서는 멀어야 한다"는 모순이 생긴다.</w:t>
       </w:r>
     </w:p>
     <w:p>
@@ -70,7 +100,50 @@
           <w:rFonts w:ascii="맑은 고딕" w:hAnsi="맑은 고딕" w:eastAsia="맑은 고딕"/>
           <w:sz w:val="21"/>
         </w:rPr>
-        <w:t>Far Sync는 **역할을 나누어** 이를 푼다. Primary 가까이에 데이터 파일이 없는 가벼운 인스턴스를 두고 Primary는 그것과만 `SYNC AFFIRM`으로 대화한다. 커밋 대기는 가까운 거리만큼만 든다. 멀리 있는 Standby로는 Far Sync가 `ASYNC`로 전달한다. 결과적으로 데이터 손실 위험은 "Far Sync가 받아 둔 지점까지"로 줄어들고, 커밋 지연은 짧게 유지된다.</w:t>
+        <w:t xml:space="preserve">Far Sync는 </w:t>
+      </w:r>
+      <w:r>
+        <w:rPr>
+          <w:rFonts w:ascii="맑은 고딕" w:hAnsi="맑은 고딕" w:eastAsia="맑은 고딕"/>
+          <w:b/>
+          <w:sz w:val="21"/>
+        </w:rPr>
+        <w:t xml:space="preserve">역할을 나누어</w:t>
+      </w:r>
+      <w:r>
+        <w:rPr>
+          <w:rFonts w:ascii="맑은 고딕" w:hAnsi="맑은 고딕" w:eastAsia="맑은 고딕"/>
+          <w:sz w:val="21"/>
+        </w:rPr>
+        <w:t xml:space="preserve"> 이를 푼다. Primary 가까이에 데이터 파일이 없는 가벼운 인스턴스를 두고 Primary는 그것과만 </w:t>
+      </w:r>
+      <w:r>
+        <w:rPr>
+          <w:rFonts w:ascii="Consolas" w:hAnsi="Consolas" w:eastAsia="맑은 고딕"/>
+          <w:sz w:val="21"/>
+        </w:rPr>
+        <w:t xml:space="preserve">SYNC AFFIRM</w:t>
+      </w:r>
+      <w:r>
+        <w:rPr>
+          <w:rFonts w:ascii="맑은 고딕" w:hAnsi="맑은 고딕" w:eastAsia="맑은 고딕"/>
+          <w:sz w:val="21"/>
+        </w:rPr>
+        <w:t xml:space="preserve">으로 대화한다. 커밋 대기는 가까운 거리만큼만 든다. 멀리 있는 Standby로는 Far Sync가 </w:t>
+      </w:r>
+      <w:r>
+        <w:rPr>
+          <w:rFonts w:ascii="Consolas" w:hAnsi="Consolas" w:eastAsia="맑은 고딕"/>
+          <w:sz w:val="21"/>
+        </w:rPr>
+        <w:t xml:space="preserve">ASYNC</w:t>
+      </w:r>
+      <w:r>
+        <w:rPr>
+          <w:rFonts w:ascii="맑은 고딕" w:hAnsi="맑은 고딕" w:eastAsia="맑은 고딕"/>
+          <w:sz w:val="21"/>
+        </w:rPr>
+        <w:t xml:space="preserve">로 전달한다. 결과적으로 데이터 손실 위험은 "Far Sync가 받아 둔 지점까지"로 줄어들고, 커밋 지연은 짧게 유지된다.</w:t>
       </w:r>
     </w:p>
     <w:p>
@@ -105,45 +178,227 @@
       <w:r>
         <w:rPr>
           <w:rFonts w:ascii="맑은 고딕" w:hAnsi="맑은 고딕" w:eastAsia="맑은 고딕"/>
-          <w:sz w:val="21"/>
-        </w:rPr>
-        <w:t>**① 열 수 없다.** `ALTER DATABASE OPEN`도 `OPEN READ ONLY`도 **ORA-16476**(`far sync instance does not allow Open operation`)이다. 따라서 9장에서 다룬 조회 서비스를 제공할 수 없다.</w:t>
+          <w:b/>
+          <w:sz w:val="21"/>
+        </w:rPr>
+        <w:t xml:space="preserve">① 열 수 없다.</w:t>
+      </w:r>
+      <w:r>
+        <w:rPr>
+          <w:rFonts w:ascii="맑은 고딕" w:hAnsi="맑은 고딕" w:eastAsia="맑은 고딕"/>
+          <w:sz w:val="21"/>
+        </w:rPr>
+        <w:t xml:space="preserve"> </w:t>
+      </w:r>
+      <w:r>
+        <w:rPr>
+          <w:rFonts w:ascii="Consolas" w:hAnsi="Consolas" w:eastAsia="맑은 고딕"/>
+          <w:sz w:val="21"/>
+        </w:rPr>
+        <w:t xml:space="preserve">ALTER DATABASE OPEN</w:t>
+      </w:r>
+      <w:r>
+        <w:rPr>
+          <w:rFonts w:ascii="맑은 고딕" w:hAnsi="맑은 고딕" w:eastAsia="맑은 고딕"/>
+          <w:sz w:val="21"/>
+        </w:rPr>
+        <w:t xml:space="preserve">도 </w:t>
+      </w:r>
+      <w:r>
+        <w:rPr>
+          <w:rFonts w:ascii="Consolas" w:hAnsi="Consolas" w:eastAsia="맑은 고딕"/>
+          <w:sz w:val="21"/>
+        </w:rPr>
+        <w:t xml:space="preserve">OPEN READ ONLY</w:t>
+      </w:r>
+      <w:r>
+        <w:rPr>
+          <w:rFonts w:ascii="맑은 고딕" w:hAnsi="맑은 고딕" w:eastAsia="맑은 고딕"/>
+          <w:sz w:val="21"/>
+        </w:rPr>
+        <w:t xml:space="preserve">도 </w:t>
+      </w:r>
+      <w:r>
+        <w:rPr>
+          <w:rFonts w:ascii="맑은 고딕" w:hAnsi="맑은 고딕" w:eastAsia="맑은 고딕"/>
+          <w:b/>
+          <w:sz w:val="21"/>
+        </w:rPr>
+        <w:t xml:space="preserve">ORA-16476</w:t>
+      </w:r>
+      <w:r>
+        <w:rPr>
+          <w:rFonts w:ascii="맑은 고딕" w:hAnsi="맑은 고딕" w:eastAsia="맑은 고딕"/>
+          <w:sz w:val="21"/>
+        </w:rPr>
+        <w:t xml:space="preserve">(</w:t>
+      </w:r>
+      <w:r>
+        <w:rPr>
+          <w:rFonts w:ascii="Consolas" w:hAnsi="Consolas" w:eastAsia="맑은 고딕"/>
+          <w:sz w:val="21"/>
+        </w:rPr>
+        <w:t xml:space="preserve">far sync instance does not allow Open operation</w:t>
+      </w:r>
+      <w:r>
+        <w:rPr>
+          <w:rFonts w:ascii="맑은 고딕" w:hAnsi="맑은 고딕" w:eastAsia="맑은 고딕"/>
+          <w:sz w:val="21"/>
+        </w:rPr>
+        <w:t xml:space="preserve">)이다. 따라서 9장에서 다룬 조회 서비스를 제공할 수 없다.</w:t>
       </w:r>
     </w:p>
     <w:p>
       <w:r>
         <w:rPr>
           <w:rFonts w:ascii="맑은 고딕" w:hAnsi="맑은 고딕" w:eastAsia="맑은 고딕"/>
-          <w:sz w:val="21"/>
-        </w:rPr>
-        <w:t>**② 적용할 수 없다.** MRP를 띄우면 **ORA-01665**(`control file is not a standby control file`)다. 적용할 대상 자체가 없다.</w:t>
+          <w:b/>
+          <w:sz w:val="21"/>
+        </w:rPr>
+        <w:t xml:space="preserve">② 적용할 수 없다.</w:t>
+      </w:r>
+      <w:r>
+        <w:rPr>
+          <w:rFonts w:ascii="맑은 고딕" w:hAnsi="맑은 고딕" w:eastAsia="맑은 고딕"/>
+          <w:sz w:val="21"/>
+        </w:rPr>
+        <w:t xml:space="preserve"> MRP를 띄우면 </w:t>
+      </w:r>
+      <w:r>
+        <w:rPr>
+          <w:rFonts w:ascii="맑은 고딕" w:hAnsi="맑은 고딕" w:eastAsia="맑은 고딕"/>
+          <w:b/>
+          <w:sz w:val="21"/>
+        </w:rPr>
+        <w:t xml:space="preserve">ORA-01665</w:t>
+      </w:r>
+      <w:r>
+        <w:rPr>
+          <w:rFonts w:ascii="맑은 고딕" w:hAnsi="맑은 고딕" w:eastAsia="맑은 고딕"/>
+          <w:sz w:val="21"/>
+        </w:rPr>
+        <w:t xml:space="preserve">(</w:t>
+      </w:r>
+      <w:r>
+        <w:rPr>
+          <w:rFonts w:ascii="Consolas" w:hAnsi="Consolas" w:eastAsia="맑은 고딕"/>
+          <w:sz w:val="21"/>
+        </w:rPr>
+        <w:t xml:space="preserve">control file is not a standby control file</w:t>
+      </w:r>
+      <w:r>
+        <w:rPr>
+          <w:rFonts w:ascii="맑은 고딕" w:hAnsi="맑은 고딕" w:eastAsia="맑은 고딕"/>
+          <w:sz w:val="21"/>
+        </w:rPr>
+        <w:t xml:space="preserve">)다. 적용할 대상 자체가 없다.</w:t>
       </w:r>
     </w:p>
     <w:p>
       <w:r>
         <w:rPr>
           <w:rFonts w:ascii="맑은 고딕" w:hAnsi="맑은 고딕" w:eastAsia="맑은 고딕"/>
-          <w:sz w:val="21"/>
-        </w:rPr>
-        <w:t>**③ 자원이 적게 든다.** 실측 디스크 사용량은 `oradata` 819MB(SRL 200MB × 4 + 컨트롤 파일)와 아카이브 107MB다. Primary의 데이터가 3.2GB인 것과 비교된다. 메모리도 SGA 800MB로 충분하다.</w:t>
+          <w:b/>
+          <w:sz w:val="21"/>
+        </w:rPr>
+        <w:t xml:space="preserve">③ 자원이 적게 든다.</w:t>
+      </w:r>
+      <w:r>
+        <w:rPr>
+          <w:rFonts w:ascii="맑은 고딕" w:hAnsi="맑은 고딕" w:eastAsia="맑은 고딕"/>
+          <w:sz w:val="21"/>
+        </w:rPr>
+        <w:t xml:space="preserve"> 실측 디스크 사용량은 </w:t>
+      </w:r>
+      <w:r>
+        <w:rPr>
+          <w:rFonts w:ascii="Consolas" w:hAnsi="Consolas" w:eastAsia="맑은 고딕"/>
+          <w:sz w:val="21"/>
+        </w:rPr>
+        <w:t xml:space="preserve">oradata</w:t>
+      </w:r>
+      <w:r>
+        <w:rPr>
+          <w:rFonts w:ascii="맑은 고딕" w:hAnsi="맑은 고딕" w:eastAsia="맑은 고딕"/>
+          <w:sz w:val="21"/>
+        </w:rPr>
+        <w:t xml:space="preserve"> 819MB(SRL 200MB × 4 + 컨트롤 파일)와 아카이브 107MB다. Primary의 데이터가 3.2GB인 것과 비교된다. 메모리도 SGA 800MB로 충분하다.</w:t>
       </w:r>
     </w:p>
     <w:p>
       <w:r>
         <w:rPr>
           <w:rFonts w:ascii="맑은 고딕" w:hAnsi="맑은 고딕" w:eastAsia="맑은 고딕"/>
-          <w:sz w:val="21"/>
-        </w:rPr>
-        <w:t>**④ 파라미터가 짧다.** `DB_CREATE_FILE_DEST` 같은 OMF 설정이 필요 없다. `V$DATAFILE`은 0행이고 `V$LOG`도 0행이다.</w:t>
+          <w:b/>
+          <w:sz w:val="21"/>
+        </w:rPr>
+        <w:t xml:space="preserve">④ 파라미터가 짧다.</w:t>
+      </w:r>
+      <w:r>
+        <w:rPr>
+          <w:rFonts w:ascii="맑은 고딕" w:hAnsi="맑은 고딕" w:eastAsia="맑은 고딕"/>
+          <w:sz w:val="21"/>
+        </w:rPr>
+        <w:t xml:space="preserve"> </w:t>
+      </w:r>
+      <w:r>
+        <w:rPr>
+          <w:rFonts w:ascii="Consolas" w:hAnsi="Consolas" w:eastAsia="맑은 고딕"/>
+          <w:sz w:val="21"/>
+        </w:rPr>
+        <w:t xml:space="preserve">DB_CREATE_FILE_DEST</w:t>
+      </w:r>
+      <w:r>
+        <w:rPr>
+          <w:rFonts w:ascii="맑은 고딕" w:hAnsi="맑은 고딕" w:eastAsia="맑은 고딕"/>
+          <w:sz w:val="21"/>
+        </w:rPr>
+        <w:t xml:space="preserve"> 같은 OMF 설정이 필요 없다. </w:t>
+      </w:r>
+      <w:r>
+        <w:rPr>
+          <w:rFonts w:ascii="Consolas" w:hAnsi="Consolas" w:eastAsia="맑은 고딕"/>
+          <w:sz w:val="21"/>
+        </w:rPr>
+        <w:t xml:space="preserve">V$DATAFILE</w:t>
+      </w:r>
+      <w:r>
+        <w:rPr>
+          <w:rFonts w:ascii="맑은 고딕" w:hAnsi="맑은 고딕" w:eastAsia="맑은 고딕"/>
+          <w:sz w:val="21"/>
+        </w:rPr>
+        <w:t xml:space="preserve">은 0행이고 </w:t>
+      </w:r>
+      <w:r>
+        <w:rPr>
+          <w:rFonts w:ascii="Consolas" w:hAnsi="Consolas" w:eastAsia="맑은 고딕"/>
+          <w:sz w:val="21"/>
+        </w:rPr>
+        <w:t xml:space="preserve">V$LOG</w:t>
+      </w:r>
+      <w:r>
+        <w:rPr>
+          <w:rFonts w:ascii="맑은 고딕" w:hAnsi="맑은 고딕" w:eastAsia="맑은 고딕"/>
+          <w:sz w:val="21"/>
+        </w:rPr>
+        <w:t xml:space="preserve">도 0행이다.</w:t>
       </w:r>
     </w:p>
     <w:p>
       <w:r>
         <w:rPr>
           <w:rFonts w:ascii="맑은 고딕" w:hAnsi="맑은 고딕" w:eastAsia="맑은 고딕"/>
-          <w:sz w:val="21"/>
-        </w:rPr>
-        <w:t>**⑤ 장애 복구 대상이 아니다.** Far Sync를 잃으면 그 안의 아직 전달되지 않은 리두를 잃을 수 있으므로 이중화하거나 대체 경로를 둔다.</w:t>
+          <w:b/>
+          <w:sz w:val="21"/>
+        </w:rPr>
+        <w:t xml:space="preserve">⑤ 장애 복구 대상이 아니다.</w:t>
+      </w:r>
+      <w:r>
+        <w:rPr>
+          <w:rFonts w:ascii="맑은 고딕" w:hAnsi="맑은 고딕" w:eastAsia="맑은 고딕"/>
+          <w:sz w:val="21"/>
+        </w:rPr>
+        <w:t xml:space="preserve"> Far Sync를 잃으면 그 안의 아직 전달되지 않은 리두를 잃을 수 있으므로 이중화하거나 대체 경로를 둔다.</w:t>
       </w:r>
     </w:p>
     <w:p>
@@ -177,19 +432,80 @@
     <w:p>
       <w:r>
         <w:rPr>
-          <w:rFonts w:ascii="맑은 고딕" w:hAnsi="맑은 고딕" w:eastAsia="맑은 고딕"/>
-          <w:sz w:val="21"/>
-        </w:rPr>
-        <w:t>**`SYNC`는 "보내고 응답을 기다린다"**는 뜻이고, **`AFFIRM`은 "받는 쪽이 디스크에 쓴 뒤 응답한다"**는 뜻이다. 서로 다른 것을 말한다.</w:t>
+          <w:rFonts w:ascii="Consolas" w:hAnsi="Consolas" w:eastAsia="맑은 고딕"/>
+          <w:b/>
+          <w:sz w:val="21"/>
+        </w:rPr>
+        <w:t xml:space="preserve">SYNC</w:t>
+      </w:r>
+      <w:r>
+        <w:rPr>
+          <w:rFonts w:ascii="맑은 고딕" w:hAnsi="맑은 고딕" w:eastAsia="맑은 고딕"/>
+          <w:b/>
+          <w:sz w:val="21"/>
+        </w:rPr>
+        <w:t xml:space="preserve">는 "보내고 응답을 기다린다"</w:t>
+      </w:r>
+      <w:r>
+        <w:rPr>
+          <w:rFonts w:ascii="맑은 고딕" w:hAnsi="맑은 고딕" w:eastAsia="맑은 고딕"/>
+          <w:sz w:val="21"/>
+        </w:rPr>
+        <w:t xml:space="preserve">는 뜻이고, </w:t>
+      </w:r>
+      <w:r>
+        <w:rPr>
+          <w:rFonts w:ascii="Consolas" w:hAnsi="Consolas" w:eastAsia="맑은 고딕"/>
+          <w:b/>
+          <w:sz w:val="21"/>
+        </w:rPr>
+        <w:t xml:space="preserve">AFFIRM</w:t>
+      </w:r>
+      <w:r>
+        <w:rPr>
+          <w:rFonts w:ascii="맑은 고딕" w:hAnsi="맑은 고딕" w:eastAsia="맑은 고딕"/>
+          <w:b/>
+          <w:sz w:val="21"/>
+        </w:rPr>
+        <w:t xml:space="preserve">은 "받는 쪽이 디스크에 쓴 뒤 응답한다"</w:t>
+      </w:r>
+      <w:r>
+        <w:rPr>
+          <w:rFonts w:ascii="맑은 고딕" w:hAnsi="맑은 고딕" w:eastAsia="맑은 고딕"/>
+          <w:sz w:val="21"/>
+        </w:rPr>
+        <w:t xml:space="preserve">는 뜻이다. 서로 다른 것을 말한다.</w:t>
       </w:r>
     </w:p>
     <w:p>
       <w:r>
         <w:rPr>
-          <w:rFonts w:ascii="맑은 고딕" w:hAnsi="맑은 고딕" w:eastAsia="맑은 고딕"/>
-          <w:sz w:val="21"/>
-        </w:rPr>
-        <w:t>`SYNC NOAFFIRM`이면 Far Sync가 메모리에 받자마자 응답한다. 빠르지만 그 직후 Far Sync가 죽으면 리두를 잃는다. 즉 **커밋은 돌아왔는데 리두는 어디에도 남지 않은 구간**이 생긴다.</w:t>
+          <w:rFonts w:ascii="Consolas" w:hAnsi="Consolas" w:eastAsia="맑은 고딕"/>
+          <w:sz w:val="21"/>
+        </w:rPr>
+        <w:t xml:space="preserve">SYNC NOAFFIRM</w:t>
+      </w:r>
+      <w:r>
+        <w:rPr>
+          <w:rFonts w:ascii="맑은 고딕" w:hAnsi="맑은 고딕" w:eastAsia="맑은 고딕"/>
+          <w:sz w:val="21"/>
+        </w:rPr>
+        <w:t xml:space="preserve">이면 Far Sync가 메모리에 받자마자 응답한다. 빠르지만 그 직후 Far Sync가 죽으면 리두를 잃는다. 즉 </w:t>
+      </w:r>
+      <w:r>
+        <w:rPr>
+          <w:rFonts w:ascii="맑은 고딕" w:hAnsi="맑은 고딕" w:eastAsia="맑은 고딕"/>
+          <w:b/>
+          <w:sz w:val="21"/>
+        </w:rPr>
+        <w:t xml:space="preserve">커밋은 돌아왔는데 리두는 어디에도 남지 않은 구간</w:t>
+      </w:r>
+      <w:r>
+        <w:rPr>
+          <w:rFonts w:ascii="맑은 고딕" w:hAnsi="맑은 고딕" w:eastAsia="맑은 고딕"/>
+          <w:sz w:val="21"/>
+        </w:rPr>
+        <w:t xml:space="preserve">이 생긴다.</w:t>
       </w:r>
     </w:p>
     <w:p>
@@ -198,7 +514,35 @@
           <w:rFonts w:ascii="맑은 고딕" w:hAnsi="맑은 고딕" w:eastAsia="맑은 고딕"/>
           <w:sz w:val="21"/>
         </w:rPr>
-        <w:t>무손실을 목표로 한다면 두 낱말이 모두 필요하다. `SYNC`만으로는 "응답이 왔다"까지만 보장하고, 그 응답이 무엇을 근거로 하는지는 `AFFIRM`이 결정한다.</w:t>
+        <w:t xml:space="preserve">무손실을 목표로 한다면 두 낱말이 모두 필요하다. </w:t>
+      </w:r>
+      <w:r>
+        <w:rPr>
+          <w:rFonts w:ascii="Consolas" w:hAnsi="Consolas" w:eastAsia="맑은 고딕"/>
+          <w:sz w:val="21"/>
+        </w:rPr>
+        <w:t xml:space="preserve">SYNC</w:t>
+      </w:r>
+      <w:r>
+        <w:rPr>
+          <w:rFonts w:ascii="맑은 고딕" w:hAnsi="맑은 고딕" w:eastAsia="맑은 고딕"/>
+          <w:sz w:val="21"/>
+        </w:rPr>
+        <w:t xml:space="preserve">만으로는 "응답이 왔다"까지만 보장하고, 그 응답이 무엇을 근거로 하는지는 </w:t>
+      </w:r>
+      <w:r>
+        <w:rPr>
+          <w:rFonts w:ascii="Consolas" w:hAnsi="Consolas" w:eastAsia="맑은 고딕"/>
+          <w:sz w:val="21"/>
+        </w:rPr>
+        <w:t xml:space="preserve">AFFIRM</w:t>
+      </w:r>
+      <w:r>
+        <w:rPr>
+          <w:rFonts w:ascii="맑은 고딕" w:hAnsi="맑은 고딕" w:eastAsia="맑은 고딕"/>
+          <w:sz w:val="21"/>
+        </w:rPr>
+        <w:t xml:space="preserve">이 결정한다.</w:t>
       </w:r>
     </w:p>
     <w:p>
@@ -207,7 +551,36 @@
           <w:rFonts w:ascii="맑은 고딕" w:hAnsi="맑은 고딕" w:eastAsia="맑은 고딕"/>
           <w:sz w:val="21"/>
         </w:rPr>
-        <w:t>실무적 함의도 있다. `AFFIRM`은 Far Sync 노드의 **디스크 성능이 Primary의 커밋 속도에 직접 영향을 준다**는 뜻이다. 거리는 줄였지만 I/O는 남는다. SRL을 빠른 저장 장치에 두는 것이 Far Sync 설계의 실질적 요령이다.</w:t>
+        <w:t xml:space="preserve">실무적 함의도 있다. </w:t>
+      </w:r>
+      <w:r>
+        <w:rPr>
+          <w:rFonts w:ascii="Consolas" w:hAnsi="Consolas" w:eastAsia="맑은 고딕"/>
+          <w:sz w:val="21"/>
+        </w:rPr>
+        <w:t xml:space="preserve">AFFIRM</w:t>
+      </w:r>
+      <w:r>
+        <w:rPr>
+          <w:rFonts w:ascii="맑은 고딕" w:hAnsi="맑은 고딕" w:eastAsia="맑은 고딕"/>
+          <w:sz w:val="21"/>
+        </w:rPr>
+        <w:t xml:space="preserve">은 Far Sync 노드의 </w:t>
+      </w:r>
+      <w:r>
+        <w:rPr>
+          <w:rFonts w:ascii="맑은 고딕" w:hAnsi="맑은 고딕" w:eastAsia="맑은 고딕"/>
+          <w:b/>
+          <w:sz w:val="21"/>
+        </w:rPr>
+        <w:t xml:space="preserve">디스크 성능이 Primary의 커밋 속도에 직접 영향을 준다</w:t>
+      </w:r>
+      <w:r>
+        <w:rPr>
+          <w:rFonts w:ascii="맑은 고딕" w:hAnsi="맑은 고딕" w:eastAsia="맑은 고딕"/>
+          <w:sz w:val="21"/>
+        </w:rPr>
+        <w:t xml:space="preserve">는 뜻이다. 거리는 줄였지만 I/O는 남는다. SRL을 빠른 저장 장치에 두는 것이 Far Sync 설계의 실질적 요령이다.</w:t>
       </w:r>
     </w:p>
     <w:p>
@@ -244,16 +617,109 @@
           <w:rFonts w:ascii="맑은 고딕" w:hAnsi="맑은 고딕" w:eastAsia="맑은 고딕"/>
           <w:sz w:val="21"/>
         </w:rPr>
-        <w:t>실측값은 다음과 같았다. chicago `MAXIMUM AVAILABILITY / MAXIMUM AVAILABILITY`, farsync `MAXIMUM AVAILABILITY / MAXIMUM AVAILABILITY`, boston `MAXIMUM AVAILABILITY / RESYNCHRONIZATION`.</w:t>
+        <w:t xml:space="preserve">실측값은 다음과 같았다. chicago </w:t>
+      </w:r>
+      <w:r>
+        <w:rPr>
+          <w:rFonts w:ascii="Consolas" w:hAnsi="Consolas" w:eastAsia="맑은 고딕"/>
+          <w:sz w:val="21"/>
+        </w:rPr>
+        <w:t xml:space="preserve">MAXIMUM AVAILABILITY / MAXIMUM AVAILABILITY</w:t>
+      </w:r>
+      <w:r>
+        <w:rPr>
+          <w:rFonts w:ascii="맑은 고딕" w:hAnsi="맑은 고딕" w:eastAsia="맑은 고딕"/>
+          <w:sz w:val="21"/>
+        </w:rPr>
+        <w:t xml:space="preserve">, farsync </w:t>
+      </w:r>
+      <w:r>
+        <w:rPr>
+          <w:rFonts w:ascii="Consolas" w:hAnsi="Consolas" w:eastAsia="맑은 고딕"/>
+          <w:sz w:val="21"/>
+        </w:rPr>
+        <w:t xml:space="preserve">MAXIMUM AVAILABILITY / MAXIMUM AVAILABILITY</w:t>
+      </w:r>
+      <w:r>
+        <w:rPr>
+          <w:rFonts w:ascii="맑은 고딕" w:hAnsi="맑은 고딕" w:eastAsia="맑은 고딕"/>
+          <w:sz w:val="21"/>
+        </w:rPr>
+        <w:t xml:space="preserve">, boston </w:t>
+      </w:r>
+      <w:r>
+        <w:rPr>
+          <w:rFonts w:ascii="Consolas" w:hAnsi="Consolas" w:eastAsia="맑은 고딕"/>
+          <w:sz w:val="21"/>
+        </w:rPr>
+        <w:t xml:space="preserve">MAXIMUM AVAILABILITY / RESYNCHRONIZATION</w:t>
+      </w:r>
+      <w:r>
+        <w:rPr>
+          <w:rFonts w:ascii="맑은 고딕" w:hAnsi="맑은 고딕" w:eastAsia="맑은 고딕"/>
+          <w:sz w:val="21"/>
+        </w:rPr>
+        <w:t xml:space="preserve">.</w:t>
       </w:r>
     </w:p>
     <w:p>
       <w:r>
         <w:rPr>
-          <w:rFonts w:ascii="맑은 고딕" w:hAnsi="맑은 고딕" w:eastAsia="맑은 고딕"/>
-          <w:sz w:val="21"/>
-        </w:rPr>
-        <w:t>`PROTECTION_MODE`는 **구성 전체의 목표**이므로 세 노드가 같은 값을 본다. `PROTECTION_LEVEL`은 **각자의 관점에서 본 달성 수준**이다.</w:t>
+          <w:rFonts w:ascii="Consolas" w:hAnsi="Consolas" w:eastAsia="맑은 고딕"/>
+          <w:sz w:val="21"/>
+        </w:rPr>
+        <w:t xml:space="preserve">PROTECTION_MODE</w:t>
+      </w:r>
+      <w:r>
+        <w:rPr>
+          <w:rFonts w:ascii="맑은 고딕" w:hAnsi="맑은 고딕" w:eastAsia="맑은 고딕"/>
+          <w:sz w:val="21"/>
+        </w:rPr>
+        <w:t xml:space="preserve">는 </w:t>
+      </w:r>
+      <w:r>
+        <w:rPr>
+          <w:rFonts w:ascii="맑은 고딕" w:hAnsi="맑은 고딕" w:eastAsia="맑은 고딕"/>
+          <w:b/>
+          <w:sz w:val="21"/>
+        </w:rPr>
+        <w:t xml:space="preserve">구성 전체의 목표</w:t>
+      </w:r>
+      <w:r>
+        <w:rPr>
+          <w:rFonts w:ascii="맑은 고딕" w:hAnsi="맑은 고딕" w:eastAsia="맑은 고딕"/>
+          <w:sz w:val="21"/>
+        </w:rPr>
+        <w:t xml:space="preserve">이므로 세 노드가 같은 값을 본다. </w:t>
+      </w:r>
+      <w:r>
+        <w:rPr>
+          <w:rFonts w:ascii="Consolas" w:hAnsi="Consolas" w:eastAsia="맑은 고딕"/>
+          <w:sz w:val="21"/>
+        </w:rPr>
+        <w:t xml:space="preserve">PROTECTION_LEVEL</w:t>
+      </w:r>
+      <w:r>
+        <w:rPr>
+          <w:rFonts w:ascii="맑은 고딕" w:hAnsi="맑은 고딕" w:eastAsia="맑은 고딕"/>
+          <w:sz w:val="21"/>
+        </w:rPr>
+        <w:t xml:space="preserve">은 </w:t>
+      </w:r>
+      <w:r>
+        <w:rPr>
+          <w:rFonts w:ascii="맑은 고딕" w:hAnsi="맑은 고딕" w:eastAsia="맑은 고딕"/>
+          <w:b/>
+          <w:sz w:val="21"/>
+        </w:rPr>
+        <w:t xml:space="preserve">각자의 관점에서 본 달성 수준</w:t>
+      </w:r>
+      <w:r>
+        <w:rPr>
+          <w:rFonts w:ascii="맑은 고딕" w:hAnsi="맑은 고딕" w:eastAsia="맑은 고딕"/>
+          <w:sz w:val="21"/>
+        </w:rPr>
+        <w:t xml:space="preserve">이다.</w:t>
       </w:r>
     </w:p>
     <w:p>
@@ -262,7 +728,57 @@
           <w:rFonts w:ascii="맑은 고딕" w:hAnsi="맑은 고딕" w:eastAsia="맑은 고딕"/>
           <w:sz w:val="21"/>
         </w:rPr>
-        <w:t>동기 보장이 성립하는 구간은 `chicago ↔ farsync`다. boston은 farsync에게서 `ASYNC`로 받는다. boston의 관점에서 "나는 동기 파트너가 아니다"가 정확하며, 그것이 `RESYNCHRONIZATION`으로 나타난다. **오류가 아니다.**</w:t>
+        <w:t xml:space="preserve">동기 보장이 성립하는 구간은 </w:t>
+      </w:r>
+      <w:r>
+        <w:rPr>
+          <w:rFonts w:ascii="Consolas" w:hAnsi="Consolas" w:eastAsia="맑은 고딕"/>
+          <w:sz w:val="21"/>
+        </w:rPr>
+        <w:t xml:space="preserve">chicago ↔ farsync</w:t>
+      </w:r>
+      <w:r>
+        <w:rPr>
+          <w:rFonts w:ascii="맑은 고딕" w:hAnsi="맑은 고딕" w:eastAsia="맑은 고딕"/>
+          <w:sz w:val="21"/>
+        </w:rPr>
+        <w:t xml:space="preserve">다. boston은 farsync에게서 </w:t>
+      </w:r>
+      <w:r>
+        <w:rPr>
+          <w:rFonts w:ascii="Consolas" w:hAnsi="Consolas" w:eastAsia="맑은 고딕"/>
+          <w:sz w:val="21"/>
+        </w:rPr>
+        <w:t xml:space="preserve">ASYNC</w:t>
+      </w:r>
+      <w:r>
+        <w:rPr>
+          <w:rFonts w:ascii="맑은 고딕" w:hAnsi="맑은 고딕" w:eastAsia="맑은 고딕"/>
+          <w:sz w:val="21"/>
+        </w:rPr>
+        <w:t xml:space="preserve">로 받는다. boston의 관점에서 "나는 동기 파트너가 아니다"가 정확하며, 그것이 </w:t>
+      </w:r>
+      <w:r>
+        <w:rPr>
+          <w:rFonts w:ascii="Consolas" w:hAnsi="Consolas" w:eastAsia="맑은 고딕"/>
+          <w:sz w:val="21"/>
+        </w:rPr>
+        <w:t xml:space="preserve">RESYNCHRONIZATION</w:t>
+      </w:r>
+      <w:r>
+        <w:rPr>
+          <w:rFonts w:ascii="맑은 고딕" w:hAnsi="맑은 고딕" w:eastAsia="맑은 고딕"/>
+          <w:sz w:val="21"/>
+        </w:rPr>
+        <w:t xml:space="preserve">으로 나타난다. </w:t>
+      </w:r>
+      <w:r>
+        <w:rPr>
+          <w:rFonts w:ascii="맑은 고딕" w:hAnsi="맑은 고딕" w:eastAsia="맑은 고딕"/>
+          <w:b/>
+          <w:sz w:val="21"/>
+        </w:rPr>
+        <w:t xml:space="preserve">오류가 아니다.</w:t>
       </w:r>
     </w:p>
     <w:p>
@@ -271,7 +787,52 @@
           <w:rFonts w:ascii="맑은 고딕" w:hAnsi="맑은 고딕" w:eastAsia="맑은 고딕"/>
           <w:sz w:val="21"/>
         </w:rPr>
-        <w:t>이 결과가 Far Sync 구성의 손실 위험을 규정한다. **Far Sync가 살아 있으면** 커밋된 리두는 안전하며, Primary를 잃어도 Far Sync에 남은 리두를 Standby가 받아 적용할 수 있다. **주 센터가 통째로 사라지면** Far Sync도 함께 사라지고 boston이 받아 둔 지점까지만 남는다. 즉 완전한 무손실이 아니라 **재해의 규모를 가정한 절충**이다.</w:t>
+        <w:t xml:space="preserve">이 결과가 Far Sync 구성의 손실 위험을 규정한다. </w:t>
+      </w:r>
+      <w:r>
+        <w:rPr>
+          <w:rFonts w:ascii="맑은 고딕" w:hAnsi="맑은 고딕" w:eastAsia="맑은 고딕"/>
+          <w:b/>
+          <w:sz w:val="21"/>
+        </w:rPr>
+        <w:t xml:space="preserve">Far Sync가 살아 있으면</w:t>
+      </w:r>
+      <w:r>
+        <w:rPr>
+          <w:rFonts w:ascii="맑은 고딕" w:hAnsi="맑은 고딕" w:eastAsia="맑은 고딕"/>
+          <w:sz w:val="21"/>
+        </w:rPr>
+        <w:t xml:space="preserve"> 커밋된 리두는 안전하며, Primary를 잃어도 Far Sync에 남은 리두를 Standby가 받아 적용할 수 있다. </w:t>
+      </w:r>
+      <w:r>
+        <w:rPr>
+          <w:rFonts w:ascii="맑은 고딕" w:hAnsi="맑은 고딕" w:eastAsia="맑은 고딕"/>
+          <w:b/>
+          <w:sz w:val="21"/>
+        </w:rPr>
+        <w:t xml:space="preserve">주 센터가 통째로 사라지면</w:t>
+      </w:r>
+      <w:r>
+        <w:rPr>
+          <w:rFonts w:ascii="맑은 고딕" w:hAnsi="맑은 고딕" w:eastAsia="맑은 고딕"/>
+          <w:sz w:val="21"/>
+        </w:rPr>
+        <w:t xml:space="preserve"> Far Sync도 함께 사라지고 boston이 받아 둔 지점까지만 남는다. 즉 완전한 무손실이 아니라 </w:t>
+      </w:r>
+      <w:r>
+        <w:rPr>
+          <w:rFonts w:ascii="맑은 고딕" w:hAnsi="맑은 고딕" w:eastAsia="맑은 고딕"/>
+          <w:b/>
+          <w:sz w:val="21"/>
+        </w:rPr>
+        <w:t xml:space="preserve">재해의 규모를 가정한 절충</w:t>
+      </w:r>
+      <w:r>
+        <w:rPr>
+          <w:rFonts w:ascii="맑은 고딕" w:hAnsi="맑은 고딕" w:eastAsia="맑은 고딕"/>
+          <w:sz w:val="21"/>
+        </w:rPr>
+        <w:t xml:space="preserve">이다.</w:t>
       </w:r>
     </w:p>
     <w:p>
@@ -305,37 +866,125 @@
     <w:p>
       <w:r>
         <w:rPr>
-          <w:rFonts w:ascii="맑은 고딕" w:hAnsi="맑은 고딕" w:eastAsia="맑은 고딕"/>
-          <w:sz w:val="21"/>
-        </w:rPr>
-        <w:t>`VALID_FOR`는 "**어떤 종류의 리두를, 어떤 역할일 때 이 목적지로 보낼 것인가**"를 선언한다. 두 축이 있다 — 리두의 출처와 데이터베이스의 역할이다.</w:t>
+          <w:rFonts w:ascii="Consolas" w:hAnsi="Consolas" w:eastAsia="맑은 고딕"/>
+          <w:sz w:val="21"/>
+        </w:rPr>
+        <w:t xml:space="preserve">VALID_FOR</w:t>
+      </w:r>
+      <w:r>
+        <w:rPr>
+          <w:rFonts w:ascii="맑은 고딕" w:hAnsi="맑은 고딕" w:eastAsia="맑은 고딕"/>
+          <w:sz w:val="21"/>
+        </w:rPr>
+        <w:t xml:space="preserve">는 "</w:t>
+      </w:r>
+      <w:r>
+        <w:rPr>
+          <w:rFonts w:ascii="맑은 고딕" w:hAnsi="맑은 고딕" w:eastAsia="맑은 고딕"/>
+          <w:b/>
+          <w:sz w:val="21"/>
+        </w:rPr>
+        <w:t xml:space="preserve">어떤 종류의 리두를, 어떤 역할일 때 이 목적지로 보낼 것인가</w:t>
+      </w:r>
+      <w:r>
+        <w:rPr>
+          <w:rFonts w:ascii="맑은 고딕" w:hAnsi="맑은 고딕" w:eastAsia="맑은 고딕"/>
+          <w:sz w:val="21"/>
+        </w:rPr>
+        <w:t xml:space="preserve">"를 선언한다. 두 축이 있다 — 리두의 출처와 데이터베이스의 역할이다.</w:t>
       </w:r>
     </w:p>
     <w:p>
       <w:r>
         <w:rPr>
           <w:rFonts w:ascii="맑은 고딕" w:hAnsi="맑은 고딕" w:eastAsia="맑은 고딕"/>
-          <w:sz w:val="21"/>
-        </w:rPr>
-        <w:t>**Primary** — `(ONLINE_LOGFILES, PRIMARY_ROLE)`. Primary가 만든 리두는 온라인 리두 로그에서 나온다.</w:t>
+          <w:b/>
+          <w:sz w:val="21"/>
+        </w:rPr>
+        <w:t xml:space="preserve">Primary</w:t>
+      </w:r>
+      <w:r>
+        <w:rPr>
+          <w:rFonts w:ascii="맑은 고딕" w:hAnsi="맑은 고딕" w:eastAsia="맑은 고딕"/>
+          <w:sz w:val="21"/>
+        </w:rPr>
+        <w:t xml:space="preserve"> — </w:t>
+      </w:r>
+      <w:r>
+        <w:rPr>
+          <w:rFonts w:ascii="Consolas" w:hAnsi="Consolas" w:eastAsia="맑은 고딕"/>
+          <w:sz w:val="21"/>
+        </w:rPr>
+        <w:t xml:space="preserve">(ONLINE_LOGFILES, PRIMARY_ROLE)</w:t>
+      </w:r>
+      <w:r>
+        <w:rPr>
+          <w:rFonts w:ascii="맑은 고딕" w:hAnsi="맑은 고딕" w:eastAsia="맑은 고딕"/>
+          <w:sz w:val="21"/>
+        </w:rPr>
+        <w:t xml:space="preserve">. Primary가 만든 리두는 온라인 리두 로그에서 나온다.</w:t>
       </w:r>
     </w:p>
     <w:p>
       <w:r>
         <w:rPr>
           <w:rFonts w:ascii="맑은 고딕" w:hAnsi="맑은 고딕" w:eastAsia="맑은 고딕"/>
-          <w:sz w:val="21"/>
-        </w:rPr>
-        <w:t>**Far Sync** — `(STANDBY_LOGFILES, STANDBY_ROLE)`. Far Sync는 자기가 만든 리두가 없다. 받은 것을 넘기므로 출처가 SRL이다.</w:t>
+          <w:b/>
+          <w:sz w:val="21"/>
+        </w:rPr>
+        <w:t xml:space="preserve">Far Sync</w:t>
+      </w:r>
+      <w:r>
+        <w:rPr>
+          <w:rFonts w:ascii="맑은 고딕" w:hAnsi="맑은 고딕" w:eastAsia="맑은 고딕"/>
+          <w:sz w:val="21"/>
+        </w:rPr>
+        <w:t xml:space="preserve"> — </w:t>
+      </w:r>
+      <w:r>
+        <w:rPr>
+          <w:rFonts w:ascii="Consolas" w:hAnsi="Consolas" w:eastAsia="맑은 고딕"/>
+          <w:sz w:val="21"/>
+        </w:rPr>
+        <w:t xml:space="preserve">(STANDBY_LOGFILES, STANDBY_ROLE)</w:t>
+      </w:r>
+      <w:r>
+        <w:rPr>
+          <w:rFonts w:ascii="맑은 고딕" w:hAnsi="맑은 고딕" w:eastAsia="맑은 고딕"/>
+          <w:sz w:val="21"/>
+        </w:rPr>
+        <w:t xml:space="preserve">. Far Sync는 자기가 만든 리두가 없다. 받은 것을 넘기므로 출처가 SRL이다.</w:t>
       </w:r>
     </w:p>
     <w:p>
       <w:r>
         <w:rPr>
           <w:rFonts w:ascii="맑은 고딕" w:hAnsi="맑은 고딕" w:eastAsia="맑은 고딕"/>
-          <w:sz w:val="21"/>
-        </w:rPr>
-        <w:t>**Cascading Standby** — `(STANDBY_LOGFILES, STANDBY_ROLE)`. 이유가 같다. Standby가 전달할 리두도 SRL에서 나온다.</w:t>
+          <w:b/>
+          <w:sz w:val="21"/>
+        </w:rPr>
+        <w:t xml:space="preserve">Cascading Standby</w:t>
+      </w:r>
+      <w:r>
+        <w:rPr>
+          <w:rFonts w:ascii="맑은 고딕" w:hAnsi="맑은 고딕" w:eastAsia="맑은 고딕"/>
+          <w:sz w:val="21"/>
+        </w:rPr>
+        <w:t xml:space="preserve"> — </w:t>
+      </w:r>
+      <w:r>
+        <w:rPr>
+          <w:rFonts w:ascii="Consolas" w:hAnsi="Consolas" w:eastAsia="맑은 고딕"/>
+          <w:sz w:val="21"/>
+        </w:rPr>
+        <w:t xml:space="preserve">(STANDBY_LOGFILES, STANDBY_ROLE)</w:t>
+      </w:r>
+      <w:r>
+        <w:rPr>
+          <w:rFonts w:ascii="맑은 고딕" w:hAnsi="맑은 고딕" w:eastAsia="맑은 고딕"/>
+          <w:sz w:val="21"/>
+        </w:rPr>
+        <w:t xml:space="preserve">. 이유가 같다. Standby가 전달할 리두도 SRL에서 나온다.</w:t>
       </w:r>
     </w:p>
     <w:p>
@@ -344,7 +993,134 @@
           <w:rFonts w:ascii="맑은 고딕" w:hAnsi="맑은 고딕" w:eastAsia="맑은 고딕"/>
           <w:sz w:val="21"/>
         </w:rPr>
-        <w:t>잘못 주면 조용히 실패한다. 실측에서 `(ONLINE_LOGFILES, PRIMARY_ROLE)`을 Standby에 주자 `STATUS`는 `VALID`인데 `VALID_NOW`가 **WRONG VALID_TYPE**, `VALID_ROLE`이 `PRIMARY_ROLE`, `VALID_TYPE`이 `ONLINE_LOGFILE`로 나타났다.</w:t>
+        <w:t xml:space="preserve">잘못 주면 조용히 실패한다. 실측에서 </w:t>
+      </w:r>
+      <w:r>
+        <w:rPr>
+          <w:rFonts w:ascii="Consolas" w:hAnsi="Consolas" w:eastAsia="맑은 고딕"/>
+          <w:sz w:val="21"/>
+        </w:rPr>
+        <w:t xml:space="preserve">(ONLINE_LOGFILES, PRIMARY_ROLE)</w:t>
+      </w:r>
+      <w:r>
+        <w:rPr>
+          <w:rFonts w:ascii="맑은 고딕" w:hAnsi="맑은 고딕" w:eastAsia="맑은 고딕"/>
+          <w:sz w:val="21"/>
+        </w:rPr>
+        <w:t xml:space="preserve">을 Standby에 주자 </w:t>
+      </w:r>
+      <w:r>
+        <w:rPr>
+          <w:rFonts w:ascii="Consolas" w:hAnsi="Consolas" w:eastAsia="맑은 고딕"/>
+          <w:sz w:val="21"/>
+        </w:rPr>
+        <w:t xml:space="preserve">STATUS</w:t>
+      </w:r>
+      <w:r>
+        <w:rPr>
+          <w:rFonts w:ascii="맑은 고딕" w:hAnsi="맑은 고딕" w:eastAsia="맑은 고딕"/>
+          <w:sz w:val="21"/>
+        </w:rPr>
+        <w:t xml:space="preserve">는 </w:t>
+      </w:r>
+      <w:r>
+        <w:rPr>
+          <w:rFonts w:ascii="Consolas" w:hAnsi="Consolas" w:eastAsia="맑은 고딕"/>
+          <w:sz w:val="21"/>
+        </w:rPr>
+        <w:t xml:space="preserve">VALID</w:t>
+      </w:r>
+      <w:r>
+        <w:rPr>
+          <w:rFonts w:ascii="맑은 고딕" w:hAnsi="맑은 고딕" w:eastAsia="맑은 고딕"/>
+          <w:sz w:val="21"/>
+        </w:rPr>
+        <w:t xml:space="preserve">인데 </w:t>
+      </w:r>
+      <w:r>
+        <w:rPr>
+          <w:rFonts w:ascii="Consolas" w:hAnsi="Consolas" w:eastAsia="맑은 고딕"/>
+          <w:sz w:val="21"/>
+        </w:rPr>
+        <w:t xml:space="preserve">VALID_NOW</w:t>
+      </w:r>
+      <w:r>
+        <w:rPr>
+          <w:rFonts w:ascii="맑은 고딕" w:hAnsi="맑은 고딕" w:eastAsia="맑은 고딕"/>
+          <w:sz w:val="21"/>
+        </w:rPr>
+        <w:t xml:space="preserve">가 </w:t>
+      </w:r>
+      <w:r>
+        <w:rPr>
+          <w:rFonts w:ascii="맑은 고딕" w:hAnsi="맑은 고딕" w:eastAsia="맑은 고딕"/>
+          <w:b/>
+          <w:sz w:val="21"/>
+        </w:rPr>
+        <w:t xml:space="preserve">WRONG VALID_TYPE</w:t>
+      </w:r>
+      <w:r>
+        <w:rPr>
+          <w:rFonts w:ascii="맑은 고딕" w:hAnsi="맑은 고딕" w:eastAsia="맑은 고딕"/>
+          <w:sz w:val="21"/>
+        </w:rPr>
+        <w:t xml:space="preserve">, </w:t>
+      </w:r>
+      <w:r>
+        <w:rPr>
+          <w:rFonts w:ascii="Consolas" w:hAnsi="Consolas" w:eastAsia="맑은 고딕"/>
+          <w:sz w:val="21"/>
+        </w:rPr>
+        <w:t xml:space="preserve">VALID_ROLE</w:t>
+      </w:r>
+      <w:r>
+        <w:rPr>
+          <w:rFonts w:ascii="맑은 고딕" w:hAnsi="맑은 고딕" w:eastAsia="맑은 고딕"/>
+          <w:sz w:val="21"/>
+        </w:rPr>
+        <w:t xml:space="preserve">이 </w:t>
+      </w:r>
+      <w:r>
+        <w:rPr>
+          <w:rFonts w:ascii="Consolas" w:hAnsi="Consolas" w:eastAsia="맑은 고딕"/>
+          <w:sz w:val="21"/>
+        </w:rPr>
+        <w:t xml:space="preserve">PRIMARY_ROLE</w:t>
+      </w:r>
+      <w:r>
+        <w:rPr>
+          <w:rFonts w:ascii="맑은 고딕" w:hAnsi="맑은 고딕" w:eastAsia="맑은 고딕"/>
+          <w:sz w:val="21"/>
+        </w:rPr>
+        <w:t xml:space="preserve">, </w:t>
+      </w:r>
+      <w:r>
+        <w:rPr>
+          <w:rFonts w:ascii="Consolas" w:hAnsi="Consolas" w:eastAsia="맑은 고딕"/>
+          <w:sz w:val="21"/>
+        </w:rPr>
+        <w:t xml:space="preserve">VALID_TYPE</w:t>
+      </w:r>
+      <w:r>
+        <w:rPr>
+          <w:rFonts w:ascii="맑은 고딕" w:hAnsi="맑은 고딕" w:eastAsia="맑은 고딕"/>
+          <w:sz w:val="21"/>
+        </w:rPr>
+        <w:t xml:space="preserve">이 </w:t>
+      </w:r>
+      <w:r>
+        <w:rPr>
+          <w:rFonts w:ascii="Consolas" w:hAnsi="Consolas" w:eastAsia="맑은 고딕"/>
+          <w:sz w:val="21"/>
+        </w:rPr>
+        <w:t xml:space="preserve">ONLINE_LOGFILE</w:t>
+      </w:r>
+      <w:r>
+        <w:rPr>
+          <w:rFonts w:ascii="맑은 고딕" w:hAnsi="맑은 고딕" w:eastAsia="맑은 고딕"/>
+          <w:sz w:val="21"/>
+        </w:rPr>
+        <w:t xml:space="preserve">로 나타났다.</w:t>
       </w:r>
     </w:p>
     <w:p>
@@ -379,45 +1155,171 @@
       <w:r>
         <w:rPr>
           <w:rFonts w:ascii="맑은 고딕" w:hAnsi="맑은 고딕" w:eastAsia="맑은 고딕"/>
-          <w:sz w:val="21"/>
-        </w:rPr>
-        <w:t>**주체** — Far Sync는 데이터 파일이 없는 전용 인스턴스다. Cascading Standby는 데이터를 가진 진짜 Standby가 전달까지 겸한다.</w:t>
+          <w:b/>
+          <w:sz w:val="21"/>
+        </w:rPr>
+        <w:t xml:space="preserve">주체</w:t>
+      </w:r>
+      <w:r>
+        <w:rPr>
+          <w:rFonts w:ascii="맑은 고딕" w:hAnsi="맑은 고딕" w:eastAsia="맑은 고딕"/>
+          <w:sz w:val="21"/>
+        </w:rPr>
+        <w:t xml:space="preserve"> — Far Sync는 데이터 파일이 없는 전용 인스턴스다. Cascading Standby는 데이터를 가진 진짜 Standby가 전달까지 겸한다.</w:t>
       </w:r>
     </w:p>
     <w:p>
       <w:r>
         <w:rPr>
           <w:rFonts w:ascii="맑은 고딕" w:hAnsi="맑은 고딕" w:eastAsia="맑은 고딕"/>
-          <w:sz w:val="21"/>
-        </w:rPr>
-        <w:t>**목적** — Far Sync는 **원거리 무손실**이다. Cascading은 **계층적 배포**다. 지역마다 읽기 전용 사본을 두고 싶은데 Primary가 모든 곳에 직접 보내면 부담이 크므로 계층을 만든다.</w:t>
+          <w:b/>
+          <w:sz w:val="21"/>
+        </w:rPr>
+        <w:t xml:space="preserve">목적</w:t>
+      </w:r>
+      <w:r>
+        <w:rPr>
+          <w:rFonts w:ascii="맑은 고딕" w:hAnsi="맑은 고딕" w:eastAsia="맑은 고딕"/>
+          <w:sz w:val="21"/>
+        </w:rPr>
+        <w:t xml:space="preserve"> — Far Sync는 </w:t>
+      </w:r>
+      <w:r>
+        <w:rPr>
+          <w:rFonts w:ascii="맑은 고딕" w:hAnsi="맑은 고딕" w:eastAsia="맑은 고딕"/>
+          <w:b/>
+          <w:sz w:val="21"/>
+        </w:rPr>
+        <w:t xml:space="preserve">원거리 무손실</w:t>
+      </w:r>
+      <w:r>
+        <w:rPr>
+          <w:rFonts w:ascii="맑은 고딕" w:hAnsi="맑은 고딕" w:eastAsia="맑은 고딕"/>
+          <w:sz w:val="21"/>
+        </w:rPr>
+        <w:t xml:space="preserve">이다. Cascading은 </w:t>
+      </w:r>
+      <w:r>
+        <w:rPr>
+          <w:rFonts w:ascii="맑은 고딕" w:hAnsi="맑은 고딕" w:eastAsia="맑은 고딕"/>
+          <w:b/>
+          <w:sz w:val="21"/>
+        </w:rPr>
+        <w:t xml:space="preserve">계층적 배포</w:t>
+      </w:r>
+      <w:r>
+        <w:rPr>
+          <w:rFonts w:ascii="맑은 고딕" w:hAnsi="맑은 고딕" w:eastAsia="맑은 고딕"/>
+          <w:sz w:val="21"/>
+        </w:rPr>
+        <w:t xml:space="preserve">다. 지역마다 읽기 전용 사본을 두고 싶은데 Primary가 모든 곳에 직접 보내면 부담이 크므로 계층을 만든다.</w:t>
       </w:r>
     </w:p>
     <w:p>
       <w:r>
         <w:rPr>
           <w:rFonts w:ascii="맑은 고딕" w:hAnsi="맑은 고딕" w:eastAsia="맑은 고딕"/>
-          <w:sz w:val="21"/>
-        </w:rPr>
-        <w:t>**능력** — Far Sync는 적용하지 못하고(ORA-01665) 열지 못한다(ORA-16476). Cascading Standby는 받은 리두를 적용하면서 동시에 다음 노드로 전달한다. ADG라면 조회 서비스도 제공한다.</w:t>
+          <w:b/>
+          <w:sz w:val="21"/>
+        </w:rPr>
+        <w:t xml:space="preserve">능력</w:t>
+      </w:r>
+      <w:r>
+        <w:rPr>
+          <w:rFonts w:ascii="맑은 고딕" w:hAnsi="맑은 고딕" w:eastAsia="맑은 고딕"/>
+          <w:sz w:val="21"/>
+        </w:rPr>
+        <w:t xml:space="preserve"> — Far Sync는 적용하지 못하고(ORA-01665) 열지 못한다(ORA-16476). Cascading Standby는 받은 리두를 적용하면서 동시에 다음 노드로 전달한다. ADG라면 조회 서비스도 제공한다.</w:t>
       </w:r>
     </w:p>
     <w:p>
       <w:r>
         <w:rPr>
           <w:rFonts w:ascii="맑은 고딕" w:hAnsi="맑은 고딕" w:eastAsia="맑은 고딕"/>
-          <w:sz w:val="21"/>
-        </w:rPr>
-        <w:t>**전송** — 둘 다 Primary와는 `SYNC`가 가능하지만, 전달 구간은 `ASYNC`가 맞다. 실측에서 계단식 목적지에 `SYNC AFFIRM`을 줘도 파라미터 수준에서는 거부되지 않았으나, 의도를 분명히 하기 위해 `ASYNC`를 명시하는 것이 옳다.</w:t>
+          <w:b/>
+          <w:sz w:val="21"/>
+        </w:rPr>
+        <w:t xml:space="preserve">전송</w:t>
+      </w:r>
+      <w:r>
+        <w:rPr>
+          <w:rFonts w:ascii="맑은 고딕" w:hAnsi="맑은 고딕" w:eastAsia="맑은 고딕"/>
+          <w:sz w:val="21"/>
+        </w:rPr>
+        <w:t xml:space="preserve"> — 둘 다 Primary와는 </w:t>
+      </w:r>
+      <w:r>
+        <w:rPr>
+          <w:rFonts w:ascii="Consolas" w:hAnsi="Consolas" w:eastAsia="맑은 고딕"/>
+          <w:sz w:val="21"/>
+        </w:rPr>
+        <w:t xml:space="preserve">SYNC</w:t>
+      </w:r>
+      <w:r>
+        <w:rPr>
+          <w:rFonts w:ascii="맑은 고딕" w:hAnsi="맑은 고딕" w:eastAsia="맑은 고딕"/>
+          <w:sz w:val="21"/>
+        </w:rPr>
+        <w:t xml:space="preserve">가 가능하지만, 전달 구간은 </w:t>
+      </w:r>
+      <w:r>
+        <w:rPr>
+          <w:rFonts w:ascii="Consolas" w:hAnsi="Consolas" w:eastAsia="맑은 고딕"/>
+          <w:sz w:val="21"/>
+        </w:rPr>
+        <w:t xml:space="preserve">ASYNC</w:t>
+      </w:r>
+      <w:r>
+        <w:rPr>
+          <w:rFonts w:ascii="맑은 고딕" w:hAnsi="맑은 고딕" w:eastAsia="맑은 고딕"/>
+          <w:sz w:val="21"/>
+        </w:rPr>
+        <w:t xml:space="preserve">가 맞다. 실측에서 계단식 목적지에 </w:t>
+      </w:r>
+      <w:r>
+        <w:rPr>
+          <w:rFonts w:ascii="Consolas" w:hAnsi="Consolas" w:eastAsia="맑은 고딕"/>
+          <w:sz w:val="21"/>
+        </w:rPr>
+        <w:t xml:space="preserve">SYNC AFFIRM</w:t>
+      </w:r>
+      <w:r>
+        <w:rPr>
+          <w:rFonts w:ascii="맑은 고딕" w:hAnsi="맑은 고딕" w:eastAsia="맑은 고딕"/>
+          <w:sz w:val="21"/>
+        </w:rPr>
+        <w:t xml:space="preserve">을 줘도 파라미터 수준에서는 거부되지 않았으나, 의도를 분명히 하기 위해 </w:t>
+      </w:r>
+      <w:r>
+        <w:rPr>
+          <w:rFonts w:ascii="Consolas" w:hAnsi="Consolas" w:eastAsia="맑은 고딕"/>
+          <w:sz w:val="21"/>
+        </w:rPr>
+        <w:t xml:space="preserve">ASYNC</w:t>
+      </w:r>
+      <w:r>
+        <w:rPr>
+          <w:rFonts w:ascii="맑은 고딕" w:hAnsi="맑은 고딕" w:eastAsia="맑은 고딕"/>
+          <w:sz w:val="21"/>
+        </w:rPr>
+        <w:t xml:space="preserve">를 명시하는 것이 옳다.</w:t>
       </w:r>
     </w:p>
     <w:p>
       <w:r>
         <w:rPr>
           <w:rFonts w:ascii="맑은 고딕" w:hAnsi="맑은 고딕" w:eastAsia="맑은 고딕"/>
-          <w:sz w:val="21"/>
-        </w:rPr>
-        <w:t>**적합한 상황** — 무손실이 요건이고 재해 복구 센터가 멀면 Far Sync다. 사본을 여러 곳에 배포해야 하고 Primary의 전송 부담을 줄이고 싶으면 Cascading이다.</w:t>
+          <w:b/>
+          <w:sz w:val="21"/>
+        </w:rPr>
+        <w:t xml:space="preserve">적합한 상황</w:t>
+      </w:r>
+      <w:r>
+        <w:rPr>
+          <w:rFonts w:ascii="맑은 고딕" w:hAnsi="맑은 고딕" w:eastAsia="맑은 고딕"/>
+          <w:sz w:val="21"/>
+        </w:rPr>
+        <w:t xml:space="preserve"> — 무손실이 요건이고 재해 복구 센터가 멀면 Far Sync다. 사본을 여러 곳에 배포해야 하고 Primary의 전송 부담을 줄이고 싶으면 Cascading이다.</w:t>
       </w:r>
     </w:p>
     <w:p>
@@ -451,19 +1353,205 @@
     <w:p>
       <w:r>
         <w:rPr>
-          <w:rFonts w:ascii="맑은 고딕" w:hAnsi="맑은 고딕" w:eastAsia="맑은 고딕"/>
-          <w:sz w:val="21"/>
-        </w:rPr>
-        <w:t>**`V$ARCHIVE_DEST`는 목적지의 "설정"**을 담는다. `TRANSMIT_MODE`, `AFFIRM`, `BINDING`, `VALID_NOW`, `VALID_ROLE`, `VALID_TYPE`이 여기 있다. "이 목적지를 어떻게 쓰기로 했는가"에 답한다.</w:t>
+          <w:rFonts w:ascii="Consolas" w:hAnsi="Consolas" w:eastAsia="맑은 고딕"/>
+          <w:b/>
+          <w:sz w:val="21"/>
+        </w:rPr>
+        <w:t xml:space="preserve">V$ARCHIVE_DEST</w:t>
+      </w:r>
+      <w:r>
+        <w:rPr>
+          <w:rFonts w:ascii="맑은 고딕" w:hAnsi="맑은 고딕" w:eastAsia="맑은 고딕"/>
+          <w:b/>
+          <w:sz w:val="21"/>
+        </w:rPr>
+        <w:t xml:space="preserve">는 목적지의 "설정"</w:t>
+      </w:r>
+      <w:r>
+        <w:rPr>
+          <w:rFonts w:ascii="맑은 고딕" w:hAnsi="맑은 고딕" w:eastAsia="맑은 고딕"/>
+          <w:sz w:val="21"/>
+        </w:rPr>
+        <w:t xml:space="preserve">을 담는다. </w:t>
+      </w:r>
+      <w:r>
+        <w:rPr>
+          <w:rFonts w:ascii="Consolas" w:hAnsi="Consolas" w:eastAsia="맑은 고딕"/>
+          <w:sz w:val="21"/>
+        </w:rPr>
+        <w:t xml:space="preserve">TRANSMIT_MODE</w:t>
+      </w:r>
+      <w:r>
+        <w:rPr>
+          <w:rFonts w:ascii="맑은 고딕" w:hAnsi="맑은 고딕" w:eastAsia="맑은 고딕"/>
+          <w:sz w:val="21"/>
+        </w:rPr>
+        <w:t xml:space="preserve">, </w:t>
+      </w:r>
+      <w:r>
+        <w:rPr>
+          <w:rFonts w:ascii="Consolas" w:hAnsi="Consolas" w:eastAsia="맑은 고딕"/>
+          <w:sz w:val="21"/>
+        </w:rPr>
+        <w:t xml:space="preserve">AFFIRM</w:t>
+      </w:r>
+      <w:r>
+        <w:rPr>
+          <w:rFonts w:ascii="맑은 고딕" w:hAnsi="맑은 고딕" w:eastAsia="맑은 고딕"/>
+          <w:sz w:val="21"/>
+        </w:rPr>
+        <w:t xml:space="preserve">, </w:t>
+      </w:r>
+      <w:r>
+        <w:rPr>
+          <w:rFonts w:ascii="Consolas" w:hAnsi="Consolas" w:eastAsia="맑은 고딕"/>
+          <w:sz w:val="21"/>
+        </w:rPr>
+        <w:t xml:space="preserve">BINDING</w:t>
+      </w:r>
+      <w:r>
+        <w:rPr>
+          <w:rFonts w:ascii="맑은 고딕" w:hAnsi="맑은 고딕" w:eastAsia="맑은 고딕"/>
+          <w:sz w:val="21"/>
+        </w:rPr>
+        <w:t xml:space="preserve">, </w:t>
+      </w:r>
+      <w:r>
+        <w:rPr>
+          <w:rFonts w:ascii="Consolas" w:hAnsi="Consolas" w:eastAsia="맑은 고딕"/>
+          <w:sz w:val="21"/>
+        </w:rPr>
+        <w:t xml:space="preserve">VALID_NOW</w:t>
+      </w:r>
+      <w:r>
+        <w:rPr>
+          <w:rFonts w:ascii="맑은 고딕" w:hAnsi="맑은 고딕" w:eastAsia="맑은 고딕"/>
+          <w:sz w:val="21"/>
+        </w:rPr>
+        <w:t xml:space="preserve">, </w:t>
+      </w:r>
+      <w:r>
+        <w:rPr>
+          <w:rFonts w:ascii="Consolas" w:hAnsi="Consolas" w:eastAsia="맑은 고딕"/>
+          <w:sz w:val="21"/>
+        </w:rPr>
+        <w:t xml:space="preserve">VALID_ROLE</w:t>
+      </w:r>
+      <w:r>
+        <w:rPr>
+          <w:rFonts w:ascii="맑은 고딕" w:hAnsi="맑은 고딕" w:eastAsia="맑은 고딕"/>
+          <w:sz w:val="21"/>
+        </w:rPr>
+        <w:t xml:space="preserve">, </w:t>
+      </w:r>
+      <w:r>
+        <w:rPr>
+          <w:rFonts w:ascii="Consolas" w:hAnsi="Consolas" w:eastAsia="맑은 고딕"/>
+          <w:sz w:val="21"/>
+        </w:rPr>
+        <w:t xml:space="preserve">VALID_TYPE</w:t>
+      </w:r>
+      <w:r>
+        <w:rPr>
+          <w:rFonts w:ascii="맑은 고딕" w:hAnsi="맑은 고딕" w:eastAsia="맑은 고딕"/>
+          <w:sz w:val="21"/>
+        </w:rPr>
+        <w:t xml:space="preserve">이 여기 있다. "이 목적지를 어떻게 쓰기로 했는가"에 답한다.</w:t>
       </w:r>
     </w:p>
     <w:p>
       <w:r>
         <w:rPr>
-          <w:rFonts w:ascii="맑은 고딕" w:hAnsi="맑은 고딕" w:eastAsia="맑은 고딕"/>
-          <w:sz w:val="21"/>
-        </w:rPr>
-        <w:t>**`V$ARCHIVE_DEST_STATUS`는 목적지의 "상태"**를 담는다. `STATUS`, `ERROR`, `RECOVERY_MODE`, `APPLIED_SEQ#`, `DESTINATION`이 여기 있다. "지금 어떻게 되고 있는가"에 답한다.</w:t>
+          <w:rFonts w:ascii="Consolas" w:hAnsi="Consolas" w:eastAsia="맑은 고딕"/>
+          <w:b/>
+          <w:sz w:val="21"/>
+        </w:rPr>
+        <w:t xml:space="preserve">V$ARCHIVE_DEST_STATUS</w:t>
+      </w:r>
+      <w:r>
+        <w:rPr>
+          <w:rFonts w:ascii="맑은 고딕" w:hAnsi="맑은 고딕" w:eastAsia="맑은 고딕"/>
+          <w:b/>
+          <w:sz w:val="21"/>
+        </w:rPr>
+        <w:t xml:space="preserve">는 목적지의 "상태"</w:t>
+      </w:r>
+      <w:r>
+        <w:rPr>
+          <w:rFonts w:ascii="맑은 고딕" w:hAnsi="맑은 고딕" w:eastAsia="맑은 고딕"/>
+          <w:sz w:val="21"/>
+        </w:rPr>
+        <w:t xml:space="preserve">를 담는다. </w:t>
+      </w:r>
+      <w:r>
+        <w:rPr>
+          <w:rFonts w:ascii="Consolas" w:hAnsi="Consolas" w:eastAsia="맑은 고딕"/>
+          <w:sz w:val="21"/>
+        </w:rPr>
+        <w:t xml:space="preserve">STATUS</w:t>
+      </w:r>
+      <w:r>
+        <w:rPr>
+          <w:rFonts w:ascii="맑은 고딕" w:hAnsi="맑은 고딕" w:eastAsia="맑은 고딕"/>
+          <w:sz w:val="21"/>
+        </w:rPr>
+        <w:t xml:space="preserve">, </w:t>
+      </w:r>
+      <w:r>
+        <w:rPr>
+          <w:rFonts w:ascii="Consolas" w:hAnsi="Consolas" w:eastAsia="맑은 고딕"/>
+          <w:sz w:val="21"/>
+        </w:rPr>
+        <w:t xml:space="preserve">ERROR</w:t>
+      </w:r>
+      <w:r>
+        <w:rPr>
+          <w:rFonts w:ascii="맑은 고딕" w:hAnsi="맑은 고딕" w:eastAsia="맑은 고딕"/>
+          <w:sz w:val="21"/>
+        </w:rPr>
+        <w:t xml:space="preserve">, </w:t>
+      </w:r>
+      <w:r>
+        <w:rPr>
+          <w:rFonts w:ascii="Consolas" w:hAnsi="Consolas" w:eastAsia="맑은 고딕"/>
+          <w:sz w:val="21"/>
+        </w:rPr>
+        <w:t xml:space="preserve">RECOVERY_MODE</w:t>
+      </w:r>
+      <w:r>
+        <w:rPr>
+          <w:rFonts w:ascii="맑은 고딕" w:hAnsi="맑은 고딕" w:eastAsia="맑은 고딕"/>
+          <w:sz w:val="21"/>
+        </w:rPr>
+        <w:t xml:space="preserve">, </w:t>
+      </w:r>
+      <w:r>
+        <w:rPr>
+          <w:rFonts w:ascii="Consolas" w:hAnsi="Consolas" w:eastAsia="맑은 고딕"/>
+          <w:sz w:val="21"/>
+        </w:rPr>
+        <w:t xml:space="preserve">APPLIED_SEQ#</w:t>
+      </w:r>
+      <w:r>
+        <w:rPr>
+          <w:rFonts w:ascii="맑은 고딕" w:hAnsi="맑은 고딕" w:eastAsia="맑은 고딕"/>
+          <w:sz w:val="21"/>
+        </w:rPr>
+        <w:t xml:space="preserve">, </w:t>
+      </w:r>
+      <w:r>
+        <w:rPr>
+          <w:rFonts w:ascii="Consolas" w:hAnsi="Consolas" w:eastAsia="맑은 고딕"/>
+          <w:sz w:val="21"/>
+        </w:rPr>
+        <w:t xml:space="preserve">DESTINATION</w:t>
+      </w:r>
+      <w:r>
+        <w:rPr>
+          <w:rFonts w:ascii="맑은 고딕" w:hAnsi="맑은 고딕" w:eastAsia="맑은 고딕"/>
+          <w:sz w:val="21"/>
+        </w:rPr>
+        <w:t xml:space="preserve">이 여기 있다. "지금 어떻게 되고 있는가"에 답한다.</w:t>
       </w:r>
     </w:p>
     <w:p>
@@ -472,7 +1560,92 @@
           <w:rFonts w:ascii="맑은 고딕" w:hAnsi="맑은 고딕" w:eastAsia="맑은 고딕"/>
           <w:sz w:val="21"/>
         </w:rPr>
-        <w:t>실측에서 `V$ARCHIVE_DEST_STATUS`에 `TRANSMIT_MODE`를 조회하자 **ORA-00904**(`"TRANSMIT_MODE": invalid identifier`)가 났다. 8장에서 `V$LOG`에 `TYPE`이 없어 만난 것과 같은 종류의 혼동이다.</w:t>
+        <w:t xml:space="preserve">실측에서 </w:t>
+      </w:r>
+      <w:r>
+        <w:rPr>
+          <w:rFonts w:ascii="Consolas" w:hAnsi="Consolas" w:eastAsia="맑은 고딕"/>
+          <w:sz w:val="21"/>
+        </w:rPr>
+        <w:t xml:space="preserve">V$ARCHIVE_DEST_STATUS</w:t>
+      </w:r>
+      <w:r>
+        <w:rPr>
+          <w:rFonts w:ascii="맑은 고딕" w:hAnsi="맑은 고딕" w:eastAsia="맑은 고딕"/>
+          <w:sz w:val="21"/>
+        </w:rPr>
+        <w:t xml:space="preserve">에 </w:t>
+      </w:r>
+      <w:r>
+        <w:rPr>
+          <w:rFonts w:ascii="Consolas" w:hAnsi="Consolas" w:eastAsia="맑은 고딕"/>
+          <w:sz w:val="21"/>
+        </w:rPr>
+        <w:t xml:space="preserve">TRANSMIT_MODE</w:t>
+      </w:r>
+      <w:r>
+        <w:rPr>
+          <w:rFonts w:ascii="맑은 고딕" w:hAnsi="맑은 고딕" w:eastAsia="맑은 고딕"/>
+          <w:sz w:val="21"/>
+        </w:rPr>
+        <w:t xml:space="preserve">를 조회하자 </w:t>
+      </w:r>
+      <w:r>
+        <w:rPr>
+          <w:rFonts w:ascii="맑은 고딕" w:hAnsi="맑은 고딕" w:eastAsia="맑은 고딕"/>
+          <w:b/>
+          <w:sz w:val="21"/>
+        </w:rPr>
+        <w:t xml:space="preserve">ORA-00904</w:t>
+      </w:r>
+      <w:r>
+        <w:rPr>
+          <w:rFonts w:ascii="맑은 고딕" w:hAnsi="맑은 고딕" w:eastAsia="맑은 고딕"/>
+          <w:sz w:val="21"/>
+        </w:rPr>
+        <w:t xml:space="preserve">(</w:t>
+      </w:r>
+      <w:r>
+        <w:rPr>
+          <w:rFonts w:ascii="Consolas" w:hAnsi="Consolas" w:eastAsia="맑은 고딕"/>
+          <w:sz w:val="21"/>
+        </w:rPr>
+        <w:t xml:space="preserve">"TRANSMIT_MODE": invalid identifier</w:t>
+      </w:r>
+      <w:r>
+        <w:rPr>
+          <w:rFonts w:ascii="맑은 고딕" w:hAnsi="맑은 고딕" w:eastAsia="맑은 고딕"/>
+          <w:sz w:val="21"/>
+        </w:rPr>
+        <w:t xml:space="preserve">)가 났다. 8장에서 </w:t>
+      </w:r>
+      <w:r>
+        <w:rPr>
+          <w:rFonts w:ascii="Consolas" w:hAnsi="Consolas" w:eastAsia="맑은 고딕"/>
+          <w:sz w:val="21"/>
+        </w:rPr>
+        <w:t xml:space="preserve">V$LOG</w:t>
+      </w:r>
+      <w:r>
+        <w:rPr>
+          <w:rFonts w:ascii="맑은 고딕" w:hAnsi="맑은 고딕" w:eastAsia="맑은 고딕"/>
+          <w:sz w:val="21"/>
+        </w:rPr>
+        <w:t xml:space="preserve">에 </w:t>
+      </w:r>
+      <w:r>
+        <w:rPr>
+          <w:rFonts w:ascii="Consolas" w:hAnsi="Consolas" w:eastAsia="맑은 고딕"/>
+          <w:sz w:val="21"/>
+        </w:rPr>
+        <w:t xml:space="preserve">TYPE</w:t>
+      </w:r>
+      <w:r>
+        <w:rPr>
+          <w:rFonts w:ascii="맑은 고딕" w:hAnsi="맑은 고딕" w:eastAsia="맑은 고딕"/>
+          <w:sz w:val="21"/>
+        </w:rPr>
+        <w:t xml:space="preserve">이 없어 만난 것과 같은 종류의 혼동이다.</w:t>
       </w:r>
     </w:p>
     <w:p>
@@ -481,7 +1654,21 @@
           <w:rFonts w:ascii="맑은 고딕" w:hAnsi="맑은 고딕" w:eastAsia="맑은 고딕"/>
           <w:sz w:val="21"/>
         </w:rPr>
-        <w:t>실무에서는 두 뷰를 함께 조회하는 습관이 좋다. 설정이 맞는데 상태가 나쁜 경우와, 상태는 조용한데 설정이 어긋난 경우를 구별해야 하기 때문이다. 후자가 `WRONG VALID_TYPE`이다.</w:t>
+        <w:t xml:space="preserve">실무에서는 두 뷰를 함께 조회하는 습관이 좋다. 설정이 맞는데 상태가 나쁜 경우와, 상태는 조용한데 설정이 어긋난 경우를 구별해야 하기 때문이다. 후자가 </w:t>
+      </w:r>
+      <w:r>
+        <w:rPr>
+          <w:rFonts w:ascii="Consolas" w:hAnsi="Consolas" w:eastAsia="맑은 고딕"/>
+          <w:sz w:val="21"/>
+        </w:rPr>
+        <w:t xml:space="preserve">WRONG VALID_TYPE</w:t>
+      </w:r>
+      <w:r>
+        <w:rPr>
+          <w:rFonts w:ascii="맑은 고딕" w:hAnsi="맑은 고딕" w:eastAsia="맑은 고딕"/>
+          <w:sz w:val="21"/>
+        </w:rPr>
+        <w:t xml:space="preserve">이다.</w:t>
       </w:r>
     </w:p>
     <w:p>
@@ -525,27 +1712,79 @@
       <w:r>
         <w:rPr>
           <w:rFonts w:ascii="맑은 고딕" w:hAnsi="맑은 고딕" w:eastAsia="맑은 고딕"/>
-          <w:sz w:val="21"/>
-        </w:rPr>
-        <w:t>**① 무손실이 요건이다.** 커밋된 거래를 하나도 잃을 수 없다는 요구가 있어야 한다. 그렇지 않다면 비동기 직결이 단순하고 싸다.</w:t>
+          <w:b/>
+          <w:sz w:val="21"/>
+        </w:rPr>
+        <w:t xml:space="preserve">① 무손실이 요건이다.</w:t>
+      </w:r>
+      <w:r>
+        <w:rPr>
+          <w:rFonts w:ascii="맑은 고딕" w:hAnsi="맑은 고딕" w:eastAsia="맑은 고딕"/>
+          <w:sz w:val="21"/>
+        </w:rPr>
+        <w:t xml:space="preserve"> 커밋된 거래를 하나도 잃을 수 없다는 요구가 있어야 한다. 그렇지 않다면 비동기 직결이 단순하고 싸다.</w:t>
       </w:r>
     </w:p>
     <w:p>
       <w:r>
         <w:rPr>
           <w:rFonts w:ascii="맑은 고딕" w:hAnsi="맑은 고딕" w:eastAsia="맑은 고딕"/>
-          <w:sz w:val="21"/>
-        </w:rPr>
-        <w:t>**② 재해 복구 센터가 멀다.** 가까우면 Far Sync 없이 직접 동기 전송하면 된다. 거리 때문에 커밋 지연이 문제가 될 때 비로소 답이 된다.</w:t>
+          <w:b/>
+          <w:sz w:val="21"/>
+        </w:rPr>
+        <w:t xml:space="preserve">② 재해 복구 센터가 멀다.</w:t>
+      </w:r>
+      <w:r>
+        <w:rPr>
+          <w:rFonts w:ascii="맑은 고딕" w:hAnsi="맑은 고딕" w:eastAsia="맑은 고딕"/>
+          <w:sz w:val="21"/>
+        </w:rPr>
+        <w:t xml:space="preserve"> 가까우면 Far Sync 없이 직접 동기 전송하면 된다. 거리 때문에 커밋 지연이 문제가 될 때 비로소 답이 된다.</w:t>
       </w:r>
     </w:p>
     <w:p>
       <w:r>
         <w:rPr>
           <w:rFonts w:ascii="맑은 고딕" w:hAnsi="맑은 고딕" w:eastAsia="맑은 고딕"/>
-          <w:sz w:val="21"/>
-        </w:rPr>
-        <w:t>**③ 추가 노드를 감당할 수 있다.** 이 장의 실습에서 실제로 치른 비용은 다음과 같다. 서버 한 대(2GB/2CPU/약 1GB 디스크)가 늘었고, `LOG_ARCHIVE_CONFIG`를 세 곳에서 맞춰야 했고, SRL 파일을 `CLEAR LOGFILE`로 따로 만들어야 했고, 리스너 정적 등록이 필요했으며, 구성 변경 순서를 어겨 ORA-16057을 만났다. 장애 지점과 점검 항목이 그만큼 늘어난다.</w:t>
+          <w:b/>
+          <w:sz w:val="21"/>
+        </w:rPr>
+        <w:t xml:space="preserve">③ 추가 노드를 감당할 수 있다.</w:t>
+      </w:r>
+      <w:r>
+        <w:rPr>
+          <w:rFonts w:ascii="맑은 고딕" w:hAnsi="맑은 고딕" w:eastAsia="맑은 고딕"/>
+          <w:sz w:val="21"/>
+        </w:rPr>
+        <w:t xml:space="preserve"> 이 장의 실습에서 실제로 치른 비용은 다음과 같다. 서버 한 대(2GB/2CPU/약 1GB 디스크)가 늘었고, </w:t>
+      </w:r>
+      <w:r>
+        <w:rPr>
+          <w:rFonts w:ascii="Consolas" w:hAnsi="Consolas" w:eastAsia="맑은 고딕"/>
+          <w:sz w:val="21"/>
+        </w:rPr>
+        <w:t xml:space="preserve">LOG_ARCHIVE_CONFIG</w:t>
+      </w:r>
+      <w:r>
+        <w:rPr>
+          <w:rFonts w:ascii="맑은 고딕" w:hAnsi="맑은 고딕" w:eastAsia="맑은 고딕"/>
+          <w:sz w:val="21"/>
+        </w:rPr>
+        <w:t xml:space="preserve">를 세 곳에서 맞춰야 했고, SRL 파일을 </w:t>
+      </w:r>
+      <w:r>
+        <w:rPr>
+          <w:rFonts w:ascii="Consolas" w:hAnsi="Consolas" w:eastAsia="맑은 고딕"/>
+          <w:sz w:val="21"/>
+        </w:rPr>
+        <w:t xml:space="preserve">CLEAR LOGFILE</w:t>
+      </w:r>
+      <w:r>
+        <w:rPr>
+          <w:rFonts w:ascii="맑은 고딕" w:hAnsi="맑은 고딕" w:eastAsia="맑은 고딕"/>
+          <w:sz w:val="21"/>
+        </w:rPr>
+        <w:t xml:space="preserve">로 따로 만들어야 했고, 리스너 정적 등록이 필요했으며, 구성 변경 순서를 어겨 ORA-16057을 만났다. 장애 지점과 점검 항목이 그만큼 늘어난다.</w:t>
       </w:r>
     </w:p>
     <w:p>
@@ -554,7 +1793,22 @@
           <w:rFonts w:ascii="맑은 고딕" w:hAnsi="맑은 고딕" w:eastAsia="맑은 고딕"/>
           <w:sz w:val="21"/>
         </w:rPr>
-        <w:t>요컨대 **얻는 것이 분명할 때만 치를 만한 비용**이다.</w:t>
+        <w:t xml:space="preserve">요컨대 </w:t>
+      </w:r>
+      <w:r>
+        <w:rPr>
+          <w:rFonts w:ascii="맑은 고딕" w:hAnsi="맑은 고딕" w:eastAsia="맑은 고딕"/>
+          <w:b/>
+          <w:sz w:val="21"/>
+        </w:rPr>
+        <w:t xml:space="preserve">얻는 것이 분명할 때만 치를 만한 비용</w:t>
+      </w:r>
+      <w:r>
+        <w:rPr>
+          <w:rFonts w:ascii="맑은 고딕" w:hAnsi="맑은 고딕" w:eastAsia="맑은 고딕"/>
+          <w:sz w:val="21"/>
+        </w:rPr>
+        <w:t xml:space="preserve">이다.</w:t>
       </w:r>
     </w:p>
     <w:p>
@@ -597,45 +1851,278 @@
       <w:r>
         <w:rPr>
           <w:rFonts w:ascii="맑은 고딕" w:hAnsi="맑은 고딕" w:eastAsia="맑은 고딕"/>
-          <w:sz w:val="21"/>
-        </w:rPr>
-        <w:t>**진단** — `V$LOGFILE`을 조회하면 그룹 4~7이 `STANDBY` 유형으로 이미 존재한다. 컨트롤 파일이 Primary의 로그 그룹 정의를 그대로 담아 왔기 때문이다. 경로는 `LOG_FILE_NAME_CONVERT`가 `/u03/app/oracle/oradata/Chicago/` → `/u01/app/oracle/oradata/FARSYNC/`로 바꿔 주었다. 그런데 `ls`로 보면 `control01.ctl` 하나뿐이다. **정의는 있고 실체가 없다.**</w:t>
+          <w:b/>
+          <w:sz w:val="21"/>
+        </w:rPr>
+        <w:t xml:space="preserve">진단</w:t>
+      </w:r>
+      <w:r>
+        <w:rPr>
+          <w:rFonts w:ascii="맑은 고딕" w:hAnsi="맑은 고딕" w:eastAsia="맑은 고딕"/>
+          <w:sz w:val="21"/>
+        </w:rPr>
+        <w:t xml:space="preserve"> — </w:t>
+      </w:r>
+      <w:r>
+        <w:rPr>
+          <w:rFonts w:ascii="Consolas" w:hAnsi="Consolas" w:eastAsia="맑은 고딕"/>
+          <w:sz w:val="21"/>
+        </w:rPr>
+        <w:t xml:space="preserve">V$LOGFILE</w:t>
+      </w:r>
+      <w:r>
+        <w:rPr>
+          <w:rFonts w:ascii="맑은 고딕" w:hAnsi="맑은 고딕" w:eastAsia="맑은 고딕"/>
+          <w:sz w:val="21"/>
+        </w:rPr>
+        <w:t xml:space="preserve">을 조회하면 그룹 4~7이 </w:t>
+      </w:r>
+      <w:r>
+        <w:rPr>
+          <w:rFonts w:ascii="Consolas" w:hAnsi="Consolas" w:eastAsia="맑은 고딕"/>
+          <w:sz w:val="21"/>
+        </w:rPr>
+        <w:t xml:space="preserve">STANDBY</w:t>
+      </w:r>
+      <w:r>
+        <w:rPr>
+          <w:rFonts w:ascii="맑은 고딕" w:hAnsi="맑은 고딕" w:eastAsia="맑은 고딕"/>
+          <w:sz w:val="21"/>
+        </w:rPr>
+        <w:t xml:space="preserve"> 유형으로 이미 존재한다. 컨트롤 파일이 Primary의 로그 그룹 정의를 그대로 담아 왔기 때문이다. 경로는 </w:t>
+      </w:r>
+      <w:r>
+        <w:rPr>
+          <w:rFonts w:ascii="Consolas" w:hAnsi="Consolas" w:eastAsia="맑은 고딕"/>
+          <w:sz w:val="21"/>
+        </w:rPr>
+        <w:t xml:space="preserve">LOG_FILE_NAME_CONVERT</w:t>
+      </w:r>
+      <w:r>
+        <w:rPr>
+          <w:rFonts w:ascii="맑은 고딕" w:hAnsi="맑은 고딕" w:eastAsia="맑은 고딕"/>
+          <w:sz w:val="21"/>
+        </w:rPr>
+        <w:t xml:space="preserve">가 </w:t>
+      </w:r>
+      <w:r>
+        <w:rPr>
+          <w:rFonts w:ascii="Consolas" w:hAnsi="Consolas" w:eastAsia="맑은 고딕"/>
+          <w:sz w:val="21"/>
+        </w:rPr>
+        <w:t xml:space="preserve">/u03/app/oracle/oradata/Chicago/</w:t>
+      </w:r>
+      <w:r>
+        <w:rPr>
+          <w:rFonts w:ascii="맑은 고딕" w:hAnsi="맑은 고딕" w:eastAsia="맑은 고딕"/>
+          <w:sz w:val="21"/>
+        </w:rPr>
+        <w:t xml:space="preserve"> → </w:t>
+      </w:r>
+      <w:r>
+        <w:rPr>
+          <w:rFonts w:ascii="Consolas" w:hAnsi="Consolas" w:eastAsia="맑은 고딕"/>
+          <w:sz w:val="21"/>
+        </w:rPr>
+        <w:t xml:space="preserve">/u01/app/oracle/oradata/FARSYNC/</w:t>
+      </w:r>
+      <w:r>
+        <w:rPr>
+          <w:rFonts w:ascii="맑은 고딕" w:hAnsi="맑은 고딕" w:eastAsia="맑은 고딕"/>
+          <w:sz w:val="21"/>
+        </w:rPr>
+        <w:t xml:space="preserve">로 바꿔 주었다. 그런데 </w:t>
+      </w:r>
+      <w:r>
+        <w:rPr>
+          <w:rFonts w:ascii="Consolas" w:hAnsi="Consolas" w:eastAsia="맑은 고딕"/>
+          <w:sz w:val="21"/>
+        </w:rPr>
+        <w:t xml:space="preserve">ls</w:t>
+      </w:r>
+      <w:r>
+        <w:rPr>
+          <w:rFonts w:ascii="맑은 고딕" w:hAnsi="맑은 고딕" w:eastAsia="맑은 고딕"/>
+          <w:sz w:val="21"/>
+        </w:rPr>
+        <w:t xml:space="preserve">로 보면 </w:t>
+      </w:r>
+      <w:r>
+        <w:rPr>
+          <w:rFonts w:ascii="Consolas" w:hAnsi="Consolas" w:eastAsia="맑은 고딕"/>
+          <w:sz w:val="21"/>
+        </w:rPr>
+        <w:t xml:space="preserve">control01.ctl</w:t>
+      </w:r>
+      <w:r>
+        <w:rPr>
+          <w:rFonts w:ascii="맑은 고딕" w:hAnsi="맑은 고딕" w:eastAsia="맑은 고딕"/>
+          <w:sz w:val="21"/>
+        </w:rPr>
+        <w:t xml:space="preserve"> 하나뿐이다. </w:t>
+      </w:r>
+      <w:r>
+        <w:rPr>
+          <w:rFonts w:ascii="맑은 고딕" w:hAnsi="맑은 고딕" w:eastAsia="맑은 고딕"/>
+          <w:b/>
+          <w:sz w:val="21"/>
+        </w:rPr>
+        <w:t xml:space="preserve">정의는 있고 실체가 없다.</w:t>
       </w:r>
     </w:p>
     <w:p>
       <w:r>
         <w:rPr>
-          <w:rFonts w:ascii="맑은 고딕" w:hAnsi="맑은 고딕" w:eastAsia="맑은 고딕"/>
-          <w:sz w:val="21"/>
-        </w:rPr>
-        <w:t>**`ADD`** — 중복이므로 ORA-01184가 반복된다. 쓸 수 없다.</w:t>
+          <w:rFonts w:ascii="Consolas" w:hAnsi="Consolas" w:eastAsia="맑은 고딕"/>
+          <w:b/>
+          <w:sz w:val="21"/>
+        </w:rPr>
+        <w:t xml:space="preserve">ADD</w:t>
+      </w:r>
+      <w:r>
+        <w:rPr>
+          <w:rFonts w:ascii="맑은 고딕" w:hAnsi="맑은 고딕" w:eastAsia="맑은 고딕"/>
+          <w:sz w:val="21"/>
+        </w:rPr>
+        <w:t xml:space="preserve"> — 중복이므로 ORA-01184가 반복된다. 쓸 수 없다.</w:t>
       </w:r>
     </w:p>
     <w:p>
       <w:r>
         <w:rPr>
-          <w:rFonts w:ascii="맑은 고딕" w:hAnsi="맑은 고딕" w:eastAsia="맑은 고딕"/>
-          <w:sz w:val="21"/>
-        </w:rPr>
-        <w:t>**`DROP` 후 `ADD`** — 가능하지만 두 단계이고, 그 사이에 상속된 경로와 크기 정보를 잃는다. 크기를 직접 지정해야 하며 Primary와 어긋날 위험이 생긴다.</w:t>
+          <w:rFonts w:ascii="Consolas" w:hAnsi="Consolas" w:eastAsia="맑은 고딕"/>
+          <w:b/>
+          <w:sz w:val="21"/>
+        </w:rPr>
+        <w:t xml:space="preserve">DROP</w:t>
+      </w:r>
+      <w:r>
+        <w:rPr>
+          <w:rFonts w:ascii="맑은 고딕" w:hAnsi="맑은 고딕" w:eastAsia="맑은 고딕"/>
+          <w:b/>
+          <w:sz w:val="21"/>
+        </w:rPr>
+        <w:t xml:space="preserve"> 후 </w:t>
+      </w:r>
+      <w:r>
+        <w:rPr>
+          <w:rFonts w:ascii="Consolas" w:hAnsi="Consolas" w:eastAsia="맑은 고딕"/>
+          <w:b/>
+          <w:sz w:val="21"/>
+        </w:rPr>
+        <w:t xml:space="preserve">ADD</w:t>
+      </w:r>
+      <w:r>
+        <w:rPr>
+          <w:rFonts w:ascii="맑은 고딕" w:hAnsi="맑은 고딕" w:eastAsia="맑은 고딕"/>
+          <w:sz w:val="21"/>
+        </w:rPr>
+        <w:t xml:space="preserve"> — 가능하지만 두 단계이고, 그 사이에 상속된 경로와 크기 정보를 잃는다. 크기를 직접 지정해야 하며 Primary와 어긋날 위험이 생긴다.</w:t>
       </w:r>
     </w:p>
     <w:p>
       <w:r>
         <w:rPr>
-          <w:rFonts w:ascii="맑은 고딕" w:hAnsi="맑은 고딕" w:eastAsia="맑은 고딕"/>
-          <w:sz w:val="21"/>
-        </w:rPr>
-        <w:t>**`CLEAR`** — 최선이다. 한 단계로 끝나고 컨트롤 파일의 정의를 그대로 쓴다. 실측에서 네 그룹 모두 `Database altered.`가 나왔고 각 209,715,712바이트(200MB) 파일이 생겼다. 크기를 지정하지 않았는데도 맞는 것은 정의에 크기가 들어 있기 때문이다.</w:t>
+          <w:rFonts w:ascii="Consolas" w:hAnsi="Consolas" w:eastAsia="맑은 고딕"/>
+          <w:b/>
+          <w:sz w:val="21"/>
+        </w:rPr>
+        <w:t xml:space="preserve">CLEAR</w:t>
+      </w:r>
+      <w:r>
+        <w:rPr>
+          <w:rFonts w:ascii="맑은 고딕" w:hAnsi="맑은 고딕" w:eastAsia="맑은 고딕"/>
+          <w:sz w:val="21"/>
+        </w:rPr>
+        <w:t xml:space="preserve"> — 최선이다. 한 단계로 끝나고 컨트롤 파일의 정의를 그대로 쓴다. 실측에서 네 그룹 모두 </w:t>
+      </w:r>
+      <w:r>
+        <w:rPr>
+          <w:rFonts w:ascii="Consolas" w:hAnsi="Consolas" w:eastAsia="맑은 고딕"/>
+          <w:sz w:val="21"/>
+        </w:rPr>
+        <w:t xml:space="preserve">Database altered.</w:t>
+      </w:r>
+      <w:r>
+        <w:rPr>
+          <w:rFonts w:ascii="맑은 고딕" w:hAnsi="맑은 고딕" w:eastAsia="맑은 고딕"/>
+          <w:sz w:val="21"/>
+        </w:rPr>
+        <w:t xml:space="preserve">가 나왔고 각 209,715,712바이트(200MB) 파일이 생겼다. 크기를 지정하지 않았는데도 맞는 것은 정의에 크기가 들어 있기 때문이다.</w:t>
       </w:r>
     </w:p>
     <w:p>
       <w:r>
         <w:rPr>
           <w:rFonts w:ascii="맑은 고딕" w:hAnsi="맑은 고딕" w:eastAsia="맑은 고딕"/>
-          <w:sz w:val="21"/>
-        </w:rPr>
-        <w:t>**근거** — 8장에서 `UNNAMED` 파일을 `CREATE DATAFILE ... AS NEW`로 채운 것과 같은 발상이다. **정의는 남기고 실체만 만든다.** 다만 `CLEAR`는 내용을 버리는 명령이므로 운영 중인 SRL에는 함부로 쓰지 않는다.</w:t>
+          <w:b/>
+          <w:sz w:val="21"/>
+        </w:rPr>
+        <w:t xml:space="preserve">근거</w:t>
+      </w:r>
+      <w:r>
+        <w:rPr>
+          <w:rFonts w:ascii="맑은 고딕" w:hAnsi="맑은 고딕" w:eastAsia="맑은 고딕"/>
+          <w:sz w:val="21"/>
+        </w:rPr>
+        <w:t xml:space="preserve"> — 8장에서 </w:t>
+      </w:r>
+      <w:r>
+        <w:rPr>
+          <w:rFonts w:ascii="Consolas" w:hAnsi="Consolas" w:eastAsia="맑은 고딕"/>
+          <w:sz w:val="21"/>
+        </w:rPr>
+        <w:t xml:space="preserve">UNNAMED</w:t>
+      </w:r>
+      <w:r>
+        <w:rPr>
+          <w:rFonts w:ascii="맑은 고딕" w:hAnsi="맑은 고딕" w:eastAsia="맑은 고딕"/>
+          <w:sz w:val="21"/>
+        </w:rPr>
+        <w:t xml:space="preserve"> 파일을 </w:t>
+      </w:r>
+      <w:r>
+        <w:rPr>
+          <w:rFonts w:ascii="Consolas" w:hAnsi="Consolas" w:eastAsia="맑은 고딕"/>
+          <w:sz w:val="21"/>
+        </w:rPr>
+        <w:t xml:space="preserve">CREATE DATAFILE ... AS NEW</w:t>
+      </w:r>
+      <w:r>
+        <w:rPr>
+          <w:rFonts w:ascii="맑은 고딕" w:hAnsi="맑은 고딕" w:eastAsia="맑은 고딕"/>
+          <w:sz w:val="21"/>
+        </w:rPr>
+        <w:t xml:space="preserve">로 채운 것과 같은 발상이다. </w:t>
+      </w:r>
+      <w:r>
+        <w:rPr>
+          <w:rFonts w:ascii="맑은 고딕" w:hAnsi="맑은 고딕" w:eastAsia="맑은 고딕"/>
+          <w:b/>
+          <w:sz w:val="21"/>
+        </w:rPr>
+        <w:t xml:space="preserve">정의는 남기고 실체만 만든다.</w:t>
+      </w:r>
+      <w:r>
+        <w:rPr>
+          <w:rFonts w:ascii="맑은 고딕" w:hAnsi="맑은 고딕" w:eastAsia="맑은 고딕"/>
+          <w:sz w:val="21"/>
+        </w:rPr>
+        <w:t xml:space="preserve"> 다만 </w:t>
+      </w:r>
+      <w:r>
+        <w:rPr>
+          <w:rFonts w:ascii="Consolas" w:hAnsi="Consolas" w:eastAsia="맑은 고딕"/>
+          <w:sz w:val="21"/>
+        </w:rPr>
+        <w:t xml:space="preserve">CLEAR</w:t>
+      </w:r>
+      <w:r>
+        <w:rPr>
+          <w:rFonts w:ascii="맑은 고딕" w:hAnsi="맑은 고딕" w:eastAsia="맑은 고딕"/>
+          <w:sz w:val="21"/>
+        </w:rPr>
+        <w:t xml:space="preserve">는 내용을 버리는 명령이므로 운영 중인 SRL에는 함부로 쓰지 않는다.</w:t>
       </w:r>
     </w:p>
     <w:p>
@@ -670,36 +2157,243 @@
       <w:r>
         <w:rPr>
           <w:rFonts w:ascii="맑은 고딕" w:hAnsi="맑은 고딕" w:eastAsia="맑은 고딕"/>
-          <w:sz w:val="21"/>
-        </w:rPr>
-        <w:t>**오류가 표시된 노드와 원인이 있는 노드가 다른 이유** — ORA-16057은 `server not in Data Guard configuration`이다. 메시지의 "server"는 **보내는 쪽인 자기 자신**을 가리킨다. 받는 쪽(boston)의 `LOG_ARCHIVE_CONFIG` 목록에 보내는 쪽(farsync) 이름이 없으면 boston이 연결을 거부하고, 그 거부가 farsync의 목적지에 오류로 기록된다. 그래서 farsync를 아무리 봐도 원인이 보이지 않는다.</w:t>
+          <w:b/>
+          <w:sz w:val="21"/>
+        </w:rPr>
+        <w:t xml:space="preserve">오류가 표시된 노드와 원인이 있는 노드가 다른 이유</w:t>
+      </w:r>
+      <w:r>
+        <w:rPr>
+          <w:rFonts w:ascii="맑은 고딕" w:hAnsi="맑은 고딕" w:eastAsia="맑은 고딕"/>
+          <w:sz w:val="21"/>
+        </w:rPr>
+        <w:t xml:space="preserve"> — ORA-16057은 </w:t>
+      </w:r>
+      <w:r>
+        <w:rPr>
+          <w:rFonts w:ascii="Consolas" w:hAnsi="Consolas" w:eastAsia="맑은 고딕"/>
+          <w:sz w:val="21"/>
+        </w:rPr>
+        <w:t xml:space="preserve">server not in Data Guard configuration</w:t>
+      </w:r>
+      <w:r>
+        <w:rPr>
+          <w:rFonts w:ascii="맑은 고딕" w:hAnsi="맑은 고딕" w:eastAsia="맑은 고딕"/>
+          <w:sz w:val="21"/>
+        </w:rPr>
+        <w:t xml:space="preserve">이다. 메시지의 "server"는 </w:t>
+      </w:r>
+      <w:r>
+        <w:rPr>
+          <w:rFonts w:ascii="맑은 고딕" w:hAnsi="맑은 고딕" w:eastAsia="맑은 고딕"/>
+          <w:b/>
+          <w:sz w:val="21"/>
+        </w:rPr>
+        <w:t xml:space="preserve">보내는 쪽인 자기 자신</w:t>
+      </w:r>
+      <w:r>
+        <w:rPr>
+          <w:rFonts w:ascii="맑은 고딕" w:hAnsi="맑은 고딕" w:eastAsia="맑은 고딕"/>
+          <w:sz w:val="21"/>
+        </w:rPr>
+        <w:t xml:space="preserve">을 가리킨다. 받는 쪽(boston)의 </w:t>
+      </w:r>
+      <w:r>
+        <w:rPr>
+          <w:rFonts w:ascii="Consolas" w:hAnsi="Consolas" w:eastAsia="맑은 고딕"/>
+          <w:sz w:val="21"/>
+        </w:rPr>
+        <w:t xml:space="preserve">LOG_ARCHIVE_CONFIG</w:t>
+      </w:r>
+      <w:r>
+        <w:rPr>
+          <w:rFonts w:ascii="맑은 고딕" w:hAnsi="맑은 고딕" w:eastAsia="맑은 고딕"/>
+          <w:sz w:val="21"/>
+        </w:rPr>
+        <w:t xml:space="preserve"> 목록에 보내는 쪽(farsync) 이름이 없으면 boston이 연결을 거부하고, 그 거부가 farsync의 목적지에 오류로 기록된다. 그래서 farsync를 아무리 봐도 원인이 보이지 않는다.</w:t>
       </w:r>
     </w:p>
     <w:p>
       <w:r>
         <w:rPr>
           <w:rFonts w:ascii="맑은 고딕" w:hAnsi="맑은 고딕" w:eastAsia="맑은 고딕"/>
-          <w:sz w:val="21"/>
-        </w:rPr>
-        <w:t>**진단** — boston에서 `SELECT value FROM v$parameter WHERE name='log_archive_config'`를 조회한다. 실측에서는 이미 `dg_config=(chicago,boston,farsync)`가 들어 있었다. 즉 설정 자체가 아니라 **시점**의 문제였다. 설정 명령과 farsync의 첫 접속 시도가 겹쳤던 것이다.</w:t>
+          <w:b/>
+          <w:sz w:val="21"/>
+        </w:rPr>
+        <w:t xml:space="preserve">진단</w:t>
+      </w:r>
+      <w:r>
+        <w:rPr>
+          <w:rFonts w:ascii="맑은 고딕" w:hAnsi="맑은 고딕" w:eastAsia="맑은 고딕"/>
+          <w:sz w:val="21"/>
+        </w:rPr>
+        <w:t xml:space="preserve"> — boston에서 </w:t>
+      </w:r>
+      <w:r>
+        <w:rPr>
+          <w:rFonts w:ascii="Consolas" w:hAnsi="Consolas" w:eastAsia="맑은 고딕"/>
+          <w:sz w:val="21"/>
+        </w:rPr>
+        <w:t xml:space="preserve">SELECT value FROM v$parameter WHERE name='log_archive_config'</w:t>
+      </w:r>
+      <w:r>
+        <w:rPr>
+          <w:rFonts w:ascii="맑은 고딕" w:hAnsi="맑은 고딕" w:eastAsia="맑은 고딕"/>
+          <w:sz w:val="21"/>
+        </w:rPr>
+        <w:t xml:space="preserve">를 조회한다. 실측에서는 이미 </w:t>
+      </w:r>
+      <w:r>
+        <w:rPr>
+          <w:rFonts w:ascii="Consolas" w:hAnsi="Consolas" w:eastAsia="맑은 고딕"/>
+          <w:sz w:val="21"/>
+        </w:rPr>
+        <w:t xml:space="preserve">dg_config=(chicago,boston,farsync)</w:t>
+      </w:r>
+      <w:r>
+        <w:rPr>
+          <w:rFonts w:ascii="맑은 고딕" w:hAnsi="맑은 고딕" w:eastAsia="맑은 고딕"/>
+          <w:sz w:val="21"/>
+        </w:rPr>
+        <w:t xml:space="preserve">가 들어 있었다. 즉 설정 자체가 아니라 </w:t>
+      </w:r>
+      <w:r>
+        <w:rPr>
+          <w:rFonts w:ascii="맑은 고딕" w:hAnsi="맑은 고딕" w:eastAsia="맑은 고딕"/>
+          <w:b/>
+          <w:sz w:val="21"/>
+        </w:rPr>
+        <w:t xml:space="preserve">시점</w:t>
+      </w:r>
+      <w:r>
+        <w:rPr>
+          <w:rFonts w:ascii="맑은 고딕" w:hAnsi="맑은 고딕" w:eastAsia="맑은 고딕"/>
+          <w:sz w:val="21"/>
+        </w:rPr>
+        <w:t xml:space="preserve">의 문제였다. 설정 명령과 farsync의 첫 접속 시도가 겹쳤던 것이다.</w:t>
       </w:r>
     </w:p>
     <w:p>
       <w:r>
         <w:rPr>
           <w:rFonts w:ascii="맑은 고딕" w:hAnsi="맑은 고딕" w:eastAsia="맑은 고딕"/>
-          <w:sz w:val="21"/>
-        </w:rPr>
-        <w:t>**조치** — 설정이 반영되었으므로 재시도만 하면 된다. `LOG_ARCHIVE_DEST_STATE_2`를 `DEFER` 후 `ENABLE`로 목적지 상태를 초기화한다. 7장에서 배운 대로 오류 상태는 원인이 해소돼도 남아 있을 수 있다.</w:t>
+          <w:b/>
+          <w:sz w:val="21"/>
+        </w:rPr>
+        <w:t xml:space="preserve">조치</w:t>
+      </w:r>
+      <w:r>
+        <w:rPr>
+          <w:rFonts w:ascii="맑은 고딕" w:hAnsi="맑은 고딕" w:eastAsia="맑은 고딕"/>
+          <w:sz w:val="21"/>
+        </w:rPr>
+        <w:t xml:space="preserve"> — 설정이 반영되었으므로 재시도만 하면 된다. </w:t>
+      </w:r>
+      <w:r>
+        <w:rPr>
+          <w:rFonts w:ascii="Consolas" w:hAnsi="Consolas" w:eastAsia="맑은 고딕"/>
+          <w:sz w:val="21"/>
+        </w:rPr>
+        <w:t xml:space="preserve">LOG_ARCHIVE_DEST_STATE_2</w:t>
+      </w:r>
+      <w:r>
+        <w:rPr>
+          <w:rFonts w:ascii="맑은 고딕" w:hAnsi="맑은 고딕" w:eastAsia="맑은 고딕"/>
+          <w:sz w:val="21"/>
+        </w:rPr>
+        <w:t xml:space="preserve">를 </w:t>
+      </w:r>
+      <w:r>
+        <w:rPr>
+          <w:rFonts w:ascii="Consolas" w:hAnsi="Consolas" w:eastAsia="맑은 고딕"/>
+          <w:sz w:val="21"/>
+        </w:rPr>
+        <w:t xml:space="preserve">DEFER</w:t>
+      </w:r>
+      <w:r>
+        <w:rPr>
+          <w:rFonts w:ascii="맑은 고딕" w:hAnsi="맑은 고딕" w:eastAsia="맑은 고딕"/>
+          <w:sz w:val="21"/>
+        </w:rPr>
+        <w:t xml:space="preserve"> 후 </w:t>
+      </w:r>
+      <w:r>
+        <w:rPr>
+          <w:rFonts w:ascii="Consolas" w:hAnsi="Consolas" w:eastAsia="맑은 고딕"/>
+          <w:sz w:val="21"/>
+        </w:rPr>
+        <w:t xml:space="preserve">ENABLE</w:t>
+      </w:r>
+      <w:r>
+        <w:rPr>
+          <w:rFonts w:ascii="맑은 고딕" w:hAnsi="맑은 고딕" w:eastAsia="맑은 고딕"/>
+          <w:sz w:val="21"/>
+        </w:rPr>
+        <w:t xml:space="preserve">로 목적지 상태를 초기화한다. 7장에서 배운 대로 오류 상태는 원인이 해소돼도 남아 있을 수 있다.</w:t>
       </w:r>
     </w:p>
     <w:p>
       <w:r>
         <w:rPr>
           <w:rFonts w:ascii="맑은 고딕" w:hAnsi="맑은 고딕" w:eastAsia="맑은 고딕"/>
-          <w:sz w:val="21"/>
-        </w:rPr>
-        <w:t>**재발 방지** — 순서를 지킨다. **① 받는 쪽의 `LOG_ARCHIVE_CONFIG`를 먼저 넓힌다. ② 그 다음 보내는 쪽의 `LOG_ARCHIVE_DEST_n`을 바꾼다.** 반대로 하면 보내는 쪽이 먼저 문을 두드리고 받는 쪽은 아직 명단을 갱신하지 않은 상태가 된다.</w:t>
+          <w:b/>
+          <w:sz w:val="21"/>
+        </w:rPr>
+        <w:t xml:space="preserve">재발 방지</w:t>
+      </w:r>
+      <w:r>
+        <w:rPr>
+          <w:rFonts w:ascii="맑은 고딕" w:hAnsi="맑은 고딕" w:eastAsia="맑은 고딕"/>
+          <w:sz w:val="21"/>
+        </w:rPr>
+        <w:t xml:space="preserve"> — 순서를 지킨다. </w:t>
+      </w:r>
+      <w:r>
+        <w:rPr>
+          <w:rFonts w:ascii="맑은 고딕" w:hAnsi="맑은 고딕" w:eastAsia="맑은 고딕"/>
+          <w:b/>
+          <w:sz w:val="21"/>
+        </w:rPr>
+        <w:t xml:space="preserve">① 받는 쪽의 </w:t>
+      </w:r>
+      <w:r>
+        <w:rPr>
+          <w:rFonts w:ascii="Consolas" w:hAnsi="Consolas" w:eastAsia="맑은 고딕"/>
+          <w:b/>
+          <w:sz w:val="21"/>
+        </w:rPr>
+        <w:t xml:space="preserve">LOG_ARCHIVE_CONFIG</w:t>
+      </w:r>
+      <w:r>
+        <w:rPr>
+          <w:rFonts w:ascii="맑은 고딕" w:hAnsi="맑은 고딕" w:eastAsia="맑은 고딕"/>
+          <w:b/>
+          <w:sz w:val="21"/>
+        </w:rPr>
+        <w:t xml:space="preserve">를 먼저 넓힌다. ② 그 다음 보내는 쪽의 </w:t>
+      </w:r>
+      <w:r>
+        <w:rPr>
+          <w:rFonts w:ascii="Consolas" w:hAnsi="Consolas" w:eastAsia="맑은 고딕"/>
+          <w:b/>
+          <w:sz w:val="21"/>
+        </w:rPr>
+        <w:t xml:space="preserve">LOG_ARCHIVE_DEST_n</w:t>
+      </w:r>
+      <w:r>
+        <w:rPr>
+          <w:rFonts w:ascii="맑은 고딕" w:hAnsi="맑은 고딕" w:eastAsia="맑은 고딕"/>
+          <w:b/>
+          <w:sz w:val="21"/>
+        </w:rPr>
+        <w:t xml:space="preserve">을 바꾼다.</w:t>
+      </w:r>
+      <w:r>
+        <w:rPr>
+          <w:rFonts w:ascii="맑은 고딕" w:hAnsi="맑은 고딕" w:eastAsia="맑은 고딕"/>
+          <w:sz w:val="21"/>
+        </w:rPr>
+        <w:t xml:space="preserve"> 반대로 하면 보내는 쪽이 먼저 문을 두드리고 받는 쪽은 아직 명단을 갱신하지 않은 상태가 된다.</w:t>
       </w:r>
     </w:p>
     <w:p>
@@ -734,18 +2428,132 @@
       <w:r>
         <w:rPr>
           <w:rFonts w:ascii="맑은 고딕" w:hAnsi="맑은 고딕" w:eastAsia="맑은 고딕"/>
-          <w:sz w:val="21"/>
-        </w:rPr>
-        <w:t>**의심할 것** — `VALID_FOR` 오설정이다. 계단식 구성이 동작하지 않을 때 가장 흔한 원인이다.</w:t>
+          <w:b/>
+          <w:sz w:val="21"/>
+        </w:rPr>
+        <w:t xml:space="preserve">의심할 것</w:t>
+      </w:r>
+      <w:r>
+        <w:rPr>
+          <w:rFonts w:ascii="맑은 고딕" w:hAnsi="맑은 고딕" w:eastAsia="맑은 고딕"/>
+          <w:sz w:val="21"/>
+        </w:rPr>
+        <w:t xml:space="preserve"> — </w:t>
+      </w:r>
+      <w:r>
+        <w:rPr>
+          <w:rFonts w:ascii="Consolas" w:hAnsi="Consolas" w:eastAsia="맑은 고딕"/>
+          <w:sz w:val="21"/>
+        </w:rPr>
+        <w:t xml:space="preserve">VALID_FOR</w:t>
+      </w:r>
+      <w:r>
+        <w:rPr>
+          <w:rFonts w:ascii="맑은 고딕" w:hAnsi="맑은 고딕" w:eastAsia="맑은 고딕"/>
+          <w:sz w:val="21"/>
+        </w:rPr>
+        <w:t xml:space="preserve"> 오설정이다. 계단식 구성이 동작하지 않을 때 가장 흔한 원인이다.</w:t>
       </w:r>
     </w:p>
     <w:p>
       <w:r>
         <w:rPr>
           <w:rFonts w:ascii="맑은 고딕" w:hAnsi="맑은 고딕" w:eastAsia="맑은 고딕"/>
-          <w:sz w:val="21"/>
-        </w:rPr>
-        <w:t>**확인할 열** — `V$ARCHIVE_DEST`의 `VALID_NOW`, `VALID_ROLE`, `VALID_TYPE`이다. `V$ARCHIVE_DEST_STATUS`의 `STATUS`가 아니다.</w:t>
+          <w:b/>
+          <w:sz w:val="21"/>
+        </w:rPr>
+        <w:t xml:space="preserve">확인할 열</w:t>
+      </w:r>
+      <w:r>
+        <w:rPr>
+          <w:rFonts w:ascii="맑은 고딕" w:hAnsi="맑은 고딕" w:eastAsia="맑은 고딕"/>
+          <w:sz w:val="21"/>
+        </w:rPr>
+        <w:t xml:space="preserve"> — </w:t>
+      </w:r>
+      <w:r>
+        <w:rPr>
+          <w:rFonts w:ascii="Consolas" w:hAnsi="Consolas" w:eastAsia="맑은 고딕"/>
+          <w:sz w:val="21"/>
+        </w:rPr>
+        <w:t xml:space="preserve">V$ARCHIVE_DEST</w:t>
+      </w:r>
+      <w:r>
+        <w:rPr>
+          <w:rFonts w:ascii="맑은 고딕" w:hAnsi="맑은 고딕" w:eastAsia="맑은 고딕"/>
+          <w:sz w:val="21"/>
+        </w:rPr>
+        <w:t xml:space="preserve">의 </w:t>
+      </w:r>
+      <w:r>
+        <w:rPr>
+          <w:rFonts w:ascii="Consolas" w:hAnsi="Consolas" w:eastAsia="맑은 고딕"/>
+          <w:sz w:val="21"/>
+        </w:rPr>
+        <w:t xml:space="preserve">VALID_NOW</w:t>
+      </w:r>
+      <w:r>
+        <w:rPr>
+          <w:rFonts w:ascii="맑은 고딕" w:hAnsi="맑은 고딕" w:eastAsia="맑은 고딕"/>
+          <w:sz w:val="21"/>
+        </w:rPr>
+        <w:t xml:space="preserve">, </w:t>
+      </w:r>
+      <w:r>
+        <w:rPr>
+          <w:rFonts w:ascii="Consolas" w:hAnsi="Consolas" w:eastAsia="맑은 고딕"/>
+          <w:sz w:val="21"/>
+        </w:rPr>
+        <w:t xml:space="preserve">VALID_ROLE</w:t>
+      </w:r>
+      <w:r>
+        <w:rPr>
+          <w:rFonts w:ascii="맑은 고딕" w:hAnsi="맑은 고딕" w:eastAsia="맑은 고딕"/>
+          <w:sz w:val="21"/>
+        </w:rPr>
+        <w:t xml:space="preserve">, </w:t>
+      </w:r>
+      <w:r>
+        <w:rPr>
+          <w:rFonts w:ascii="Consolas" w:hAnsi="Consolas" w:eastAsia="맑은 고딕"/>
+          <w:sz w:val="21"/>
+        </w:rPr>
+        <w:t xml:space="preserve">VALID_TYPE</w:t>
+      </w:r>
+      <w:r>
+        <w:rPr>
+          <w:rFonts w:ascii="맑은 고딕" w:hAnsi="맑은 고딕" w:eastAsia="맑은 고딕"/>
+          <w:sz w:val="21"/>
+        </w:rPr>
+        <w:t xml:space="preserve">이다. </w:t>
+      </w:r>
+      <w:r>
+        <w:rPr>
+          <w:rFonts w:ascii="Consolas" w:hAnsi="Consolas" w:eastAsia="맑은 고딕"/>
+          <w:sz w:val="21"/>
+        </w:rPr>
+        <w:t xml:space="preserve">V$ARCHIVE_DEST_STATUS</w:t>
+      </w:r>
+      <w:r>
+        <w:rPr>
+          <w:rFonts w:ascii="맑은 고딕" w:hAnsi="맑은 고딕" w:eastAsia="맑은 고딕"/>
+          <w:sz w:val="21"/>
+        </w:rPr>
+        <w:t xml:space="preserve">의 </w:t>
+      </w:r>
+      <w:r>
+        <w:rPr>
+          <w:rFonts w:ascii="Consolas" w:hAnsi="Consolas" w:eastAsia="맑은 고딕"/>
+          <w:sz w:val="21"/>
+        </w:rPr>
+        <w:t xml:space="preserve">STATUS</w:t>
+      </w:r>
+      <w:r>
+        <w:rPr>
+          <w:rFonts w:ascii="맑은 고딕" w:hAnsi="맑은 고딕" w:eastAsia="맑은 고딕"/>
+          <w:sz w:val="21"/>
+        </w:rPr>
+        <w:t xml:space="preserve">가 아니다.</w:t>
       </w:r>
     </w:p>
     <w:p>
@@ -754,25 +2562,322 @@
           <w:rFonts w:ascii="맑은 고딕" w:hAnsi="맑은 고딕" w:eastAsia="맑은 고딕"/>
           <w:sz w:val="21"/>
         </w:rPr>
-        <w:t>실측에서 Standby에 `(ONLINE_LOGFILES, PRIMARY_ROLE)`을 주자 `STATUS`는 `VALID`인데 `VALID_NOW`가 `WRONG VALID_TYPE`, `VALID_ROLE`이 `PRIMARY_ROLE`, `VALID_TYPE`이 `ONLINE_LOGFILE`로 나타났다. 두 가지가 함께 어긋난 것이다 — 역할도 틀리고 리두 출처도 틀렸다.</w:t>
+        <w:t xml:space="preserve">실측에서 Standby에 </w:t>
+      </w:r>
+      <w:r>
+        <w:rPr>
+          <w:rFonts w:ascii="Consolas" w:hAnsi="Consolas" w:eastAsia="맑은 고딕"/>
+          <w:sz w:val="21"/>
+        </w:rPr>
+        <w:t xml:space="preserve">(ONLINE_LOGFILES, PRIMARY_ROLE)</w:t>
+      </w:r>
+      <w:r>
+        <w:rPr>
+          <w:rFonts w:ascii="맑은 고딕" w:hAnsi="맑은 고딕" w:eastAsia="맑은 고딕"/>
+          <w:sz w:val="21"/>
+        </w:rPr>
+        <w:t xml:space="preserve">을 주자 </w:t>
+      </w:r>
+      <w:r>
+        <w:rPr>
+          <w:rFonts w:ascii="Consolas" w:hAnsi="Consolas" w:eastAsia="맑은 고딕"/>
+          <w:sz w:val="21"/>
+        </w:rPr>
+        <w:t xml:space="preserve">STATUS</w:t>
+      </w:r>
+      <w:r>
+        <w:rPr>
+          <w:rFonts w:ascii="맑은 고딕" w:hAnsi="맑은 고딕" w:eastAsia="맑은 고딕"/>
+          <w:sz w:val="21"/>
+        </w:rPr>
+        <w:t xml:space="preserve">는 </w:t>
+      </w:r>
+      <w:r>
+        <w:rPr>
+          <w:rFonts w:ascii="Consolas" w:hAnsi="Consolas" w:eastAsia="맑은 고딕"/>
+          <w:sz w:val="21"/>
+        </w:rPr>
+        <w:t xml:space="preserve">VALID</w:t>
+      </w:r>
+      <w:r>
+        <w:rPr>
+          <w:rFonts w:ascii="맑은 고딕" w:hAnsi="맑은 고딕" w:eastAsia="맑은 고딕"/>
+          <w:sz w:val="21"/>
+        </w:rPr>
+        <w:t xml:space="preserve">인데 </w:t>
+      </w:r>
+      <w:r>
+        <w:rPr>
+          <w:rFonts w:ascii="Consolas" w:hAnsi="Consolas" w:eastAsia="맑은 고딕"/>
+          <w:sz w:val="21"/>
+        </w:rPr>
+        <w:t xml:space="preserve">VALID_NOW</w:t>
+      </w:r>
+      <w:r>
+        <w:rPr>
+          <w:rFonts w:ascii="맑은 고딕" w:hAnsi="맑은 고딕" w:eastAsia="맑은 고딕"/>
+          <w:sz w:val="21"/>
+        </w:rPr>
+        <w:t xml:space="preserve">가 </w:t>
+      </w:r>
+      <w:r>
+        <w:rPr>
+          <w:rFonts w:ascii="Consolas" w:hAnsi="Consolas" w:eastAsia="맑은 고딕"/>
+          <w:sz w:val="21"/>
+        </w:rPr>
+        <w:t xml:space="preserve">WRONG VALID_TYPE</w:t>
+      </w:r>
+      <w:r>
+        <w:rPr>
+          <w:rFonts w:ascii="맑은 고딕" w:hAnsi="맑은 고딕" w:eastAsia="맑은 고딕"/>
+          <w:sz w:val="21"/>
+        </w:rPr>
+        <w:t xml:space="preserve">, </w:t>
+      </w:r>
+      <w:r>
+        <w:rPr>
+          <w:rFonts w:ascii="Consolas" w:hAnsi="Consolas" w:eastAsia="맑은 고딕"/>
+          <w:sz w:val="21"/>
+        </w:rPr>
+        <w:t xml:space="preserve">VALID_ROLE</w:t>
+      </w:r>
+      <w:r>
+        <w:rPr>
+          <w:rFonts w:ascii="맑은 고딕" w:hAnsi="맑은 고딕" w:eastAsia="맑은 고딕"/>
+          <w:sz w:val="21"/>
+        </w:rPr>
+        <w:t xml:space="preserve">이 </w:t>
+      </w:r>
+      <w:r>
+        <w:rPr>
+          <w:rFonts w:ascii="Consolas" w:hAnsi="Consolas" w:eastAsia="맑은 고딕"/>
+          <w:sz w:val="21"/>
+        </w:rPr>
+        <w:t xml:space="preserve">PRIMARY_ROLE</w:t>
+      </w:r>
+      <w:r>
+        <w:rPr>
+          <w:rFonts w:ascii="맑은 고딕" w:hAnsi="맑은 고딕" w:eastAsia="맑은 고딕"/>
+          <w:sz w:val="21"/>
+        </w:rPr>
+        <w:t xml:space="preserve">, </w:t>
+      </w:r>
+      <w:r>
+        <w:rPr>
+          <w:rFonts w:ascii="Consolas" w:hAnsi="Consolas" w:eastAsia="맑은 고딕"/>
+          <w:sz w:val="21"/>
+        </w:rPr>
+        <w:t xml:space="preserve">VALID_TYPE</w:t>
+      </w:r>
+      <w:r>
+        <w:rPr>
+          <w:rFonts w:ascii="맑은 고딕" w:hAnsi="맑은 고딕" w:eastAsia="맑은 고딕"/>
+          <w:sz w:val="21"/>
+        </w:rPr>
+        <w:t xml:space="preserve">이 </w:t>
+      </w:r>
+      <w:r>
+        <w:rPr>
+          <w:rFonts w:ascii="Consolas" w:hAnsi="Consolas" w:eastAsia="맑은 고딕"/>
+          <w:sz w:val="21"/>
+        </w:rPr>
+        <w:t xml:space="preserve">ONLINE_LOGFILE</w:t>
+      </w:r>
+      <w:r>
+        <w:rPr>
+          <w:rFonts w:ascii="맑은 고딕" w:hAnsi="맑은 고딕" w:eastAsia="맑은 고딕"/>
+          <w:sz w:val="21"/>
+        </w:rPr>
+        <w:t xml:space="preserve">로 나타났다. 두 가지가 함께 어긋난 것이다 — 역할도 틀리고 리두 출처도 틀렸다.</w:t>
       </w:r>
     </w:p>
     <w:p>
       <w:r>
         <w:rPr>
           <w:rFonts w:ascii="맑은 고딕" w:hAnsi="맑은 고딕" w:eastAsia="맑은 고딕"/>
-          <w:sz w:val="21"/>
-        </w:rPr>
-        <w:t>**발견이 어려운 이유** — `STATUS`가 `VALID`이기 때문이다. 오류 메시지도 없고 알림 로그에도 남지 않는다. **조용히 아무 일도 하지 않는다.** 7장에서 배운 대로 `STATUS`와 `VALID_NOW`는 다른 질문에 답한다. `STATUS`는 "설정이 해석 가능한가", `VALID_NOW`는 "지금 이 역할에서 쓰이는가"다.</w:t>
+          <w:b/>
+          <w:sz w:val="21"/>
+        </w:rPr>
+        <w:t xml:space="preserve">발견이 어려운 이유</w:t>
+      </w:r>
+      <w:r>
+        <w:rPr>
+          <w:rFonts w:ascii="맑은 고딕" w:hAnsi="맑은 고딕" w:eastAsia="맑은 고딕"/>
+          <w:sz w:val="21"/>
+        </w:rPr>
+        <w:t xml:space="preserve"> — </w:t>
+      </w:r>
+      <w:r>
+        <w:rPr>
+          <w:rFonts w:ascii="Consolas" w:hAnsi="Consolas" w:eastAsia="맑은 고딕"/>
+          <w:sz w:val="21"/>
+        </w:rPr>
+        <w:t xml:space="preserve">STATUS</w:t>
+      </w:r>
+      <w:r>
+        <w:rPr>
+          <w:rFonts w:ascii="맑은 고딕" w:hAnsi="맑은 고딕" w:eastAsia="맑은 고딕"/>
+          <w:sz w:val="21"/>
+        </w:rPr>
+        <w:t xml:space="preserve">가 </w:t>
+      </w:r>
+      <w:r>
+        <w:rPr>
+          <w:rFonts w:ascii="Consolas" w:hAnsi="Consolas" w:eastAsia="맑은 고딕"/>
+          <w:sz w:val="21"/>
+        </w:rPr>
+        <w:t xml:space="preserve">VALID</w:t>
+      </w:r>
+      <w:r>
+        <w:rPr>
+          <w:rFonts w:ascii="맑은 고딕" w:hAnsi="맑은 고딕" w:eastAsia="맑은 고딕"/>
+          <w:sz w:val="21"/>
+        </w:rPr>
+        <w:t xml:space="preserve">이기 때문이다. 오류 메시지도 없고 알림 로그에도 남지 않는다. </w:t>
+      </w:r>
+      <w:r>
+        <w:rPr>
+          <w:rFonts w:ascii="맑은 고딕" w:hAnsi="맑은 고딕" w:eastAsia="맑은 고딕"/>
+          <w:b/>
+          <w:sz w:val="21"/>
+        </w:rPr>
+        <w:t xml:space="preserve">조용히 아무 일도 하지 않는다.</w:t>
+      </w:r>
+      <w:r>
+        <w:rPr>
+          <w:rFonts w:ascii="맑은 고딕" w:hAnsi="맑은 고딕" w:eastAsia="맑은 고딕"/>
+          <w:sz w:val="21"/>
+        </w:rPr>
+        <w:t xml:space="preserve"> 7장에서 배운 대로 </w:t>
+      </w:r>
+      <w:r>
+        <w:rPr>
+          <w:rFonts w:ascii="Consolas" w:hAnsi="Consolas" w:eastAsia="맑은 고딕"/>
+          <w:sz w:val="21"/>
+        </w:rPr>
+        <w:t xml:space="preserve">STATUS</w:t>
+      </w:r>
+      <w:r>
+        <w:rPr>
+          <w:rFonts w:ascii="맑은 고딕" w:hAnsi="맑은 고딕" w:eastAsia="맑은 고딕"/>
+          <w:sz w:val="21"/>
+        </w:rPr>
+        <w:t xml:space="preserve">와 </w:t>
+      </w:r>
+      <w:r>
+        <w:rPr>
+          <w:rFonts w:ascii="Consolas" w:hAnsi="Consolas" w:eastAsia="맑은 고딕"/>
+          <w:sz w:val="21"/>
+        </w:rPr>
+        <w:t xml:space="preserve">VALID_NOW</w:t>
+      </w:r>
+      <w:r>
+        <w:rPr>
+          <w:rFonts w:ascii="맑은 고딕" w:hAnsi="맑은 고딕" w:eastAsia="맑은 고딕"/>
+          <w:sz w:val="21"/>
+        </w:rPr>
+        <w:t xml:space="preserve">는 다른 질문에 답한다. </w:t>
+      </w:r>
+      <w:r>
+        <w:rPr>
+          <w:rFonts w:ascii="Consolas" w:hAnsi="Consolas" w:eastAsia="맑은 고딕"/>
+          <w:sz w:val="21"/>
+        </w:rPr>
+        <w:t xml:space="preserve">STATUS</w:t>
+      </w:r>
+      <w:r>
+        <w:rPr>
+          <w:rFonts w:ascii="맑은 고딕" w:hAnsi="맑은 고딕" w:eastAsia="맑은 고딕"/>
+          <w:sz w:val="21"/>
+        </w:rPr>
+        <w:t xml:space="preserve">는 "설정이 해석 가능한가", </w:t>
+      </w:r>
+      <w:r>
+        <w:rPr>
+          <w:rFonts w:ascii="Consolas" w:hAnsi="Consolas" w:eastAsia="맑은 고딕"/>
+          <w:sz w:val="21"/>
+        </w:rPr>
+        <w:t xml:space="preserve">VALID_NOW</w:t>
+      </w:r>
+      <w:r>
+        <w:rPr>
+          <w:rFonts w:ascii="맑은 고딕" w:hAnsi="맑은 고딕" w:eastAsia="맑은 고딕"/>
+          <w:sz w:val="21"/>
+        </w:rPr>
+        <w:t xml:space="preserve">는 "지금 이 역할에서 쓰이는가"다.</w:t>
       </w:r>
     </w:p>
     <w:p>
       <w:r>
         <w:rPr>
           <w:rFonts w:ascii="맑은 고딕" w:hAnsi="맑은 고딕" w:eastAsia="맑은 고딕"/>
-          <w:sz w:val="21"/>
-        </w:rPr>
-        <w:t>**조치** — `(STANDBY_LOGFILES, STANDBY_ROLE)`로 고친다. 고친 직후에는 `VALID_NOW`가 `UNKNOWN`으로 나올 수 있는데, 아직 그 목적지를 쓰지 않아 판단할 근거가 없다는 뜻이며 리두가 한 번 오가면 `YES`가 된다.</w:t>
+          <w:b/>
+          <w:sz w:val="21"/>
+        </w:rPr>
+        <w:t xml:space="preserve">조치</w:t>
+      </w:r>
+      <w:r>
+        <w:rPr>
+          <w:rFonts w:ascii="맑은 고딕" w:hAnsi="맑은 고딕" w:eastAsia="맑은 고딕"/>
+          <w:sz w:val="21"/>
+        </w:rPr>
+        <w:t xml:space="preserve"> — </w:t>
+      </w:r>
+      <w:r>
+        <w:rPr>
+          <w:rFonts w:ascii="Consolas" w:hAnsi="Consolas" w:eastAsia="맑은 고딕"/>
+          <w:sz w:val="21"/>
+        </w:rPr>
+        <w:t xml:space="preserve">(STANDBY_LOGFILES, STANDBY_ROLE)</w:t>
+      </w:r>
+      <w:r>
+        <w:rPr>
+          <w:rFonts w:ascii="맑은 고딕" w:hAnsi="맑은 고딕" w:eastAsia="맑은 고딕"/>
+          <w:sz w:val="21"/>
+        </w:rPr>
+        <w:t xml:space="preserve">로 고친다. 고친 직후에는 </w:t>
+      </w:r>
+      <w:r>
+        <w:rPr>
+          <w:rFonts w:ascii="Consolas" w:hAnsi="Consolas" w:eastAsia="맑은 고딕"/>
+          <w:sz w:val="21"/>
+        </w:rPr>
+        <w:t xml:space="preserve">VALID_NOW</w:t>
+      </w:r>
+      <w:r>
+        <w:rPr>
+          <w:rFonts w:ascii="맑은 고딕" w:hAnsi="맑은 고딕" w:eastAsia="맑은 고딕"/>
+          <w:sz w:val="21"/>
+        </w:rPr>
+        <w:t xml:space="preserve">가 </w:t>
+      </w:r>
+      <w:r>
+        <w:rPr>
+          <w:rFonts w:ascii="Consolas" w:hAnsi="Consolas" w:eastAsia="맑은 고딕"/>
+          <w:sz w:val="21"/>
+        </w:rPr>
+        <w:t xml:space="preserve">UNKNOWN</w:t>
+      </w:r>
+      <w:r>
+        <w:rPr>
+          <w:rFonts w:ascii="맑은 고딕" w:hAnsi="맑은 고딕" w:eastAsia="맑은 고딕"/>
+          <w:sz w:val="21"/>
+        </w:rPr>
+        <w:t xml:space="preserve">으로 나올 수 있는데, 아직 그 목적지를 쓰지 않아 판단할 근거가 없다는 뜻이며 리두가 한 번 오가면 </w:t>
+      </w:r>
+      <w:r>
+        <w:rPr>
+          <w:rFonts w:ascii="Consolas" w:hAnsi="Consolas" w:eastAsia="맑은 고딕"/>
+          <w:sz w:val="21"/>
+        </w:rPr>
+        <w:t xml:space="preserve">YES</w:t>
+      </w:r>
+      <w:r>
+        <w:rPr>
+          <w:rFonts w:ascii="맑은 고딕" w:hAnsi="맑은 고딕" w:eastAsia="맑은 고딕"/>
+          <w:sz w:val="21"/>
+        </w:rPr>
+        <w:t xml:space="preserve">가 된다.</w:t>
       </w:r>
     </w:p>
     <w:p>
@@ -807,36 +2912,168 @@
       <w:r>
         <w:rPr>
           <w:rFonts w:ascii="맑은 고딕" w:hAnsi="맑은 고딕" w:eastAsia="맑은 고딕"/>
-          <w:sz w:val="21"/>
-        </w:rPr>
-        <w:t>**Primary** — `MAXIMUM AVAILABILITY`는 동기 대상이 사라지면 **성능 모드로 내려가서라도 Primary를 계속 돌린다.** 잠시 응답을 기다리다 시간 초과 후 그 목적지를 `ERROR`로 표시하고 `PROTECTION_LEVEL`이 `RESYNCHRONIZATION`으로 떨어진다. `MAXIMUM PROTECTION`이었다면 Primary가 멈춘다.</w:t>
+          <w:b/>
+          <w:sz w:val="21"/>
+        </w:rPr>
+        <w:t xml:space="preserve">Primary</w:t>
+      </w:r>
+      <w:r>
+        <w:rPr>
+          <w:rFonts w:ascii="맑은 고딕" w:hAnsi="맑은 고딕" w:eastAsia="맑은 고딕"/>
+          <w:sz w:val="21"/>
+        </w:rPr>
+        <w:t xml:space="preserve"> — </w:t>
+      </w:r>
+      <w:r>
+        <w:rPr>
+          <w:rFonts w:ascii="Consolas" w:hAnsi="Consolas" w:eastAsia="맑은 고딕"/>
+          <w:sz w:val="21"/>
+        </w:rPr>
+        <w:t xml:space="preserve">MAXIMUM AVAILABILITY</w:t>
+      </w:r>
+      <w:r>
+        <w:rPr>
+          <w:rFonts w:ascii="맑은 고딕" w:hAnsi="맑은 고딕" w:eastAsia="맑은 고딕"/>
+          <w:sz w:val="21"/>
+        </w:rPr>
+        <w:t xml:space="preserve">는 동기 대상이 사라지면 </w:t>
+      </w:r>
+      <w:r>
+        <w:rPr>
+          <w:rFonts w:ascii="맑은 고딕" w:hAnsi="맑은 고딕" w:eastAsia="맑은 고딕"/>
+          <w:b/>
+          <w:sz w:val="21"/>
+        </w:rPr>
+        <w:t xml:space="preserve">성능 모드로 내려가서라도 Primary를 계속 돌린다.</w:t>
+      </w:r>
+      <w:r>
+        <w:rPr>
+          <w:rFonts w:ascii="맑은 고딕" w:hAnsi="맑은 고딕" w:eastAsia="맑은 고딕"/>
+          <w:sz w:val="21"/>
+        </w:rPr>
+        <w:t xml:space="preserve"> 잠시 응답을 기다리다 시간 초과 후 그 목적지를 </w:t>
+      </w:r>
+      <w:r>
+        <w:rPr>
+          <w:rFonts w:ascii="Consolas" w:hAnsi="Consolas" w:eastAsia="맑은 고딕"/>
+          <w:sz w:val="21"/>
+        </w:rPr>
+        <w:t xml:space="preserve">ERROR</w:t>
+      </w:r>
+      <w:r>
+        <w:rPr>
+          <w:rFonts w:ascii="맑은 고딕" w:hAnsi="맑은 고딕" w:eastAsia="맑은 고딕"/>
+          <w:sz w:val="21"/>
+        </w:rPr>
+        <w:t xml:space="preserve">로 표시하고 </w:t>
+      </w:r>
+      <w:r>
+        <w:rPr>
+          <w:rFonts w:ascii="Consolas" w:hAnsi="Consolas" w:eastAsia="맑은 고딕"/>
+          <w:sz w:val="21"/>
+        </w:rPr>
+        <w:t xml:space="preserve">PROTECTION_LEVEL</w:t>
+      </w:r>
+      <w:r>
+        <w:rPr>
+          <w:rFonts w:ascii="맑은 고딕" w:hAnsi="맑은 고딕" w:eastAsia="맑은 고딕"/>
+          <w:sz w:val="21"/>
+        </w:rPr>
+        <w:t xml:space="preserve">이 </w:t>
+      </w:r>
+      <w:r>
+        <w:rPr>
+          <w:rFonts w:ascii="Consolas" w:hAnsi="Consolas" w:eastAsia="맑은 고딕"/>
+          <w:sz w:val="21"/>
+        </w:rPr>
+        <w:t xml:space="preserve">RESYNCHRONIZATION</w:t>
+      </w:r>
+      <w:r>
+        <w:rPr>
+          <w:rFonts w:ascii="맑은 고딕" w:hAnsi="맑은 고딕" w:eastAsia="맑은 고딕"/>
+          <w:sz w:val="21"/>
+        </w:rPr>
+        <w:t xml:space="preserve">으로 떨어진다. </w:t>
+      </w:r>
+      <w:r>
+        <w:rPr>
+          <w:rFonts w:ascii="Consolas" w:hAnsi="Consolas" w:eastAsia="맑은 고딕"/>
+          <w:sz w:val="21"/>
+        </w:rPr>
+        <w:t xml:space="preserve">MAXIMUM PROTECTION</w:t>
+      </w:r>
+      <w:r>
+        <w:rPr>
+          <w:rFonts w:ascii="맑은 고딕" w:hAnsi="맑은 고딕" w:eastAsia="맑은 고딕"/>
+          <w:sz w:val="21"/>
+        </w:rPr>
+        <w:t xml:space="preserve">이었다면 Primary가 멈춘다.</w:t>
       </w:r>
     </w:p>
     <w:p>
       <w:r>
         <w:rPr>
           <w:rFonts w:ascii="맑은 고딕" w:hAnsi="맑은 고딕" w:eastAsia="맑은 고딕"/>
-          <w:sz w:val="21"/>
-        </w:rPr>
-        <w:t>**Standby** — 리두를 받지 못한다. **중계소가 끊기면 뒤쪽 전체가 끊긴다.** 이것이 Far Sync 구성의 가장 큰 약점이다.</w:t>
+          <w:b/>
+          <w:sz w:val="21"/>
+        </w:rPr>
+        <w:t xml:space="preserve">Standby</w:t>
+      </w:r>
+      <w:r>
+        <w:rPr>
+          <w:rFonts w:ascii="맑은 고딕" w:hAnsi="맑은 고딕" w:eastAsia="맑은 고딕"/>
+          <w:sz w:val="21"/>
+        </w:rPr>
+        <w:t xml:space="preserve"> — 리두를 받지 못한다. </w:t>
+      </w:r>
+      <w:r>
+        <w:rPr>
+          <w:rFonts w:ascii="맑은 고딕" w:hAnsi="맑은 고딕" w:eastAsia="맑은 고딕"/>
+          <w:b/>
+          <w:sz w:val="21"/>
+        </w:rPr>
+        <w:t xml:space="preserve">중계소가 끊기면 뒤쪽 전체가 끊긴다.</w:t>
+      </w:r>
+      <w:r>
+        <w:rPr>
+          <w:rFonts w:ascii="맑은 고딕" w:hAnsi="맑은 고딕" w:eastAsia="맑은 고딕"/>
+          <w:sz w:val="21"/>
+        </w:rPr>
+        <w:t xml:space="preserve"> 이것이 Far Sync 구성의 가장 큰 약점이다.</w:t>
       </w:r>
     </w:p>
     <w:p>
       <w:r>
         <w:rPr>
           <w:rFonts w:ascii="맑은 고딕" w:hAnsi="맑은 고딕" w:eastAsia="맑은 고딕"/>
-          <w:sz w:val="21"/>
-        </w:rPr>
-        <w:t>**대비 ① 대체 목적지** — Primary에 목적지를 하나 더 두고, Far Sync가 살아 있으면 그쪽으로, 죽으면 boston으로 직접 보내도록 구성한다. 직결 경로는 비동기가 되므로 보호 수준은 낮아지지만 리두 흐름 자체는 끊기지 않는다.</w:t>
+          <w:b/>
+          <w:sz w:val="21"/>
+        </w:rPr>
+        <w:t xml:space="preserve">대비 ① 대체 목적지</w:t>
+      </w:r>
+      <w:r>
+        <w:rPr>
+          <w:rFonts w:ascii="맑은 고딕" w:hAnsi="맑은 고딕" w:eastAsia="맑은 고딕"/>
+          <w:sz w:val="21"/>
+        </w:rPr>
+        <w:t xml:space="preserve"> — Primary에 목적지를 하나 더 두고, Far Sync가 살아 있으면 그쪽으로, 죽으면 boston으로 직접 보내도록 구성한다. 직결 경로는 비동기가 되므로 보호 수준은 낮아지지만 리두 흐름 자체는 끊기지 않는다.</w:t>
       </w:r>
     </w:p>
     <w:p>
       <w:r>
         <w:rPr>
           <w:rFonts w:ascii="맑은 고딕" w:hAnsi="맑은 고딕" w:eastAsia="맑은 고딕"/>
-          <w:sz w:val="21"/>
-        </w:rPr>
-        <w:t>**대비 ② Far Sync 이중화** — Far Sync를 두 대 두고 하나가 죽으면 다른 하나가 받게 한다.</w:t>
+          <w:b/>
+          <w:sz w:val="21"/>
+        </w:rPr>
+        <w:t xml:space="preserve">대비 ② Far Sync 이중화</w:t>
+      </w:r>
+      <w:r>
+        <w:rPr>
+          <w:rFonts w:ascii="맑은 고딕" w:hAnsi="맑은 고딕" w:eastAsia="맑은 고딕"/>
+          <w:sz w:val="21"/>
+        </w:rPr>
+        <w:t xml:space="preserve"> — Far Sync를 두 대 두고 하나가 죽으면 다른 하나가 받게 한다.</w:t>
       </w:r>
     </w:p>
     <w:p>
@@ -845,7 +3082,22 @@
           <w:rFonts w:ascii="맑은 고딕" w:hAnsi="맑은 고딕" w:eastAsia="맑은 고딕"/>
           <w:sz w:val="21"/>
         </w:rPr>
-        <w:t>어느 쪽이든 요점은 같다. **중계소가 단일 장애점이 되지 않게 하는 것**이다.</w:t>
+        <w:t xml:space="preserve">어느 쪽이든 요점은 같다. </w:t>
+      </w:r>
+      <w:r>
+        <w:rPr>
+          <w:rFonts w:ascii="맑은 고딕" w:hAnsi="맑은 고딕" w:eastAsia="맑은 고딕"/>
+          <w:b/>
+          <w:sz w:val="21"/>
+        </w:rPr>
+        <w:t xml:space="preserve">중계소가 단일 장애점이 되지 않게 하는 것</w:t>
+      </w:r>
+      <w:r>
+        <w:rPr>
+          <w:rFonts w:ascii="맑은 고딕" w:hAnsi="맑은 고딕" w:eastAsia="맑은 고딕"/>
+          <w:sz w:val="21"/>
+        </w:rPr>
+        <w:t xml:space="preserve">이다.</w:t>
       </w:r>
     </w:p>
     <w:p>
@@ -880,27 +3132,114 @@
       <w:r>
         <w:rPr>
           <w:rFonts w:ascii="맑은 고딕" w:hAnsi="맑은 고딕" w:eastAsia="맑은 고딕"/>
-          <w:sz w:val="21"/>
-        </w:rPr>
-        <w:t>**원인** — 경로 규칙을 추측했기 때문이다. boston의 알림 로그는 `diag/rdbms/chicago/boston/`에 있으므로 `&lt;db_name&gt;/&lt;db_unique_name&gt;` 규칙을 예상하게 된다. 그러나 Far Sync의 실제 ADR Home은 **`/u01/app/oracle/diag/rdbms/farsync/farsync`**였다. 중간 디렉터리가 `chicago`가 아니라 `farsync`다.</w:t>
+          <w:b/>
+          <w:sz w:val="21"/>
+        </w:rPr>
+        <w:t xml:space="preserve">원인</w:t>
+      </w:r>
+      <w:r>
+        <w:rPr>
+          <w:rFonts w:ascii="맑은 고딕" w:hAnsi="맑은 고딕" w:eastAsia="맑은 고딕"/>
+          <w:sz w:val="21"/>
+        </w:rPr>
+        <w:t xml:space="preserve"> — 경로 규칙을 추측했기 때문이다. boston의 알림 로그는 </w:t>
+      </w:r>
+      <w:r>
+        <w:rPr>
+          <w:rFonts w:ascii="Consolas" w:hAnsi="Consolas" w:eastAsia="맑은 고딕"/>
+          <w:sz w:val="21"/>
+        </w:rPr>
+        <w:t xml:space="preserve">diag/rdbms/chicago/boston/</w:t>
+      </w:r>
+      <w:r>
+        <w:rPr>
+          <w:rFonts w:ascii="맑은 고딕" w:hAnsi="맑은 고딕" w:eastAsia="맑은 고딕"/>
+          <w:sz w:val="21"/>
+        </w:rPr>
+        <w:t xml:space="preserve">에 있으므로 </w:t>
+      </w:r>
+      <w:r>
+        <w:rPr>
+          <w:rFonts w:ascii="Consolas" w:hAnsi="Consolas" w:eastAsia="맑은 고딕"/>
+          <w:sz w:val="21"/>
+        </w:rPr>
+        <w:t xml:space="preserve">&lt;db_name&gt;/&lt;db_unique_name&gt;</w:t>
+      </w:r>
+      <w:r>
+        <w:rPr>
+          <w:rFonts w:ascii="맑은 고딕" w:hAnsi="맑은 고딕" w:eastAsia="맑은 고딕"/>
+          <w:sz w:val="21"/>
+        </w:rPr>
+        <w:t xml:space="preserve"> 규칙을 예상하게 된다. 그러나 Far Sync의 실제 ADR Home은 </w:t>
+      </w:r>
+      <w:r>
+        <w:rPr>
+          <w:rFonts w:ascii="Consolas" w:hAnsi="Consolas" w:eastAsia="맑은 고딕"/>
+          <w:b/>
+          <w:sz w:val="21"/>
+        </w:rPr>
+        <w:t xml:space="preserve">/u01/app/oracle/diag/rdbms/farsync/farsync</w:t>
+      </w:r>
+      <w:r>
+        <w:rPr>
+          <w:rFonts w:ascii="맑은 고딕" w:hAnsi="맑은 고딕" w:eastAsia="맑은 고딕"/>
+          <w:sz w:val="21"/>
+        </w:rPr>
+        <w:t xml:space="preserve">였다. 중간 디렉터리가 </w:t>
+      </w:r>
+      <w:r>
+        <w:rPr>
+          <w:rFonts w:ascii="Consolas" w:hAnsi="Consolas" w:eastAsia="맑은 고딕"/>
+          <w:sz w:val="21"/>
+        </w:rPr>
+        <w:t xml:space="preserve">chicago</w:t>
+      </w:r>
+      <w:r>
+        <w:rPr>
+          <w:rFonts w:ascii="맑은 고딕" w:hAnsi="맑은 고딕" w:eastAsia="맑은 고딕"/>
+          <w:sz w:val="21"/>
+        </w:rPr>
+        <w:t xml:space="preserve">가 아니라 </w:t>
+      </w:r>
+      <w:r>
+        <w:rPr>
+          <w:rFonts w:ascii="Consolas" w:hAnsi="Consolas" w:eastAsia="맑은 고딕"/>
+          <w:sz w:val="21"/>
+        </w:rPr>
+        <w:t xml:space="preserve">farsync</w:t>
+      </w:r>
+      <w:r>
+        <w:rPr>
+          <w:rFonts w:ascii="맑은 고딕" w:hAnsi="맑은 고딕" w:eastAsia="맑은 고딕"/>
+          <w:sz w:val="21"/>
+        </w:rPr>
+        <w:t xml:space="preserve">다.</w:t>
       </w:r>
     </w:p>
     <w:p>
       <w:r>
         <w:rPr>
           <w:rFonts w:ascii="맑은 고딕" w:hAnsi="맑은 고딕" w:eastAsia="맑은 고딕"/>
-          <w:sz w:val="21"/>
-        </w:rPr>
-        <w:t>**확실한 방법** — 인스턴스에게 직접 묻는다.</w:t>
+          <w:b/>
+          <w:sz w:val="21"/>
+        </w:rPr>
+        <w:t xml:space="preserve">확실한 방법</w:t>
+      </w:r>
+      <w:r>
+        <w:rPr>
+          <w:rFonts w:ascii="맑은 고딕" w:hAnsi="맑은 고딕" w:eastAsia="맑은 고딕"/>
+          <w:sz w:val="21"/>
+        </w:rPr>
+        <w:t xml:space="preserve"> — 인스턴스에게 직접 묻는다.</w:t>
       </w:r>
     </w:p>
     <w:p>
       <w:r>
         <w:rPr>
-          <w:rFonts w:ascii="맑은 고딕" w:hAnsi="맑은 고딕" w:eastAsia="맑은 고딕"/>
-          <w:sz w:val="21"/>
-        </w:rPr>
-        <w:t>`SELECT name, value FROM v$diag_info WHERE name IN ('ADR Home','Diag Trace');`</w:t>
+          <w:rFonts w:ascii="Consolas" w:hAnsi="Consolas" w:eastAsia="맑은 고딕"/>
+          <w:sz w:val="21"/>
+        </w:rPr>
+        <w:t xml:space="preserve">SELECT name, value FROM v$diag_info WHERE name IN ('ADR Home','Diag Trace');</w:t>
       </w:r>
     </w:p>
     <w:p>
@@ -909,16 +3248,94 @@
           <w:rFonts w:ascii="맑은 고딕" w:hAnsi="맑은 고딕" w:eastAsia="맑은 고딕"/>
           <w:sz w:val="21"/>
         </w:rPr>
-        <w:t>실측 결과는 `ADR Home = /u01/app/oracle/diag/rdbms/farsync/farsync`, `Diag Trace = .../trace`였다.</w:t>
+        <w:t xml:space="preserve">실측 결과는 </w:t>
+      </w:r>
+      <w:r>
+        <w:rPr>
+          <w:rFonts w:ascii="Consolas" w:hAnsi="Consolas" w:eastAsia="맑은 고딕"/>
+          <w:sz w:val="21"/>
+        </w:rPr>
+        <w:t xml:space="preserve">ADR Home = /u01/app/oracle/diag/rdbms/farsync/farsync</w:t>
+      </w:r>
+      <w:r>
+        <w:rPr>
+          <w:rFonts w:ascii="맑은 고딕" w:hAnsi="맑은 고딕" w:eastAsia="맑은 고딕"/>
+          <w:sz w:val="21"/>
+        </w:rPr>
+        <w:t xml:space="preserve">, </w:t>
+      </w:r>
+      <w:r>
+        <w:rPr>
+          <w:rFonts w:ascii="Consolas" w:hAnsi="Consolas" w:eastAsia="맑은 고딕"/>
+          <w:sz w:val="21"/>
+        </w:rPr>
+        <w:t xml:space="preserve">Diag Trace = .../trace</w:t>
+      </w:r>
+      <w:r>
+        <w:rPr>
+          <w:rFonts w:ascii="맑은 고딕" w:hAnsi="맑은 고딕" w:eastAsia="맑은 고딕"/>
+          <w:sz w:val="21"/>
+        </w:rPr>
+        <w:t xml:space="preserve">였다.</w:t>
       </w:r>
     </w:p>
     <w:p>
       <w:r>
         <w:rPr>
           <w:rFonts w:ascii="맑은 고딕" w:hAnsi="맑은 고딕" w:eastAsia="맑은 고딕"/>
-          <w:sz w:val="21"/>
-        </w:rPr>
-        <w:t>**일반 원칙** — 이 사례의 교훈은 경로 자체보다 방법에 있다. 규칙을 외워서 추측하면 이렇게 틀린다. 진단 정보의 위치는 데이터베이스가 알고 있으므로 데이터베이스에게 묻는다. `V$DIAG_INFO`, `V$PARAMETER`, `V$CONTROLFILE` 같은 뷰가 그 역할을 한다.</w:t>
+          <w:b/>
+          <w:sz w:val="21"/>
+        </w:rPr>
+        <w:t xml:space="preserve">일반 원칙</w:t>
+      </w:r>
+      <w:r>
+        <w:rPr>
+          <w:rFonts w:ascii="맑은 고딕" w:hAnsi="맑은 고딕" w:eastAsia="맑은 고딕"/>
+          <w:sz w:val="21"/>
+        </w:rPr>
+        <w:t xml:space="preserve"> — 이 사례의 교훈은 경로 자체보다 방법에 있다. 규칙을 외워서 추측하면 이렇게 틀린다. 진단 정보의 위치는 데이터베이스가 알고 있으므로 데이터베이스에게 묻는다. </w:t>
+      </w:r>
+      <w:r>
+        <w:rPr>
+          <w:rFonts w:ascii="Consolas" w:hAnsi="Consolas" w:eastAsia="맑은 고딕"/>
+          <w:sz w:val="21"/>
+        </w:rPr>
+        <w:t xml:space="preserve">V$DIAG_INFO</w:t>
+      </w:r>
+      <w:r>
+        <w:rPr>
+          <w:rFonts w:ascii="맑은 고딕" w:hAnsi="맑은 고딕" w:eastAsia="맑은 고딕"/>
+          <w:sz w:val="21"/>
+        </w:rPr>
+        <w:t xml:space="preserve">, </w:t>
+      </w:r>
+      <w:r>
+        <w:rPr>
+          <w:rFonts w:ascii="Consolas" w:hAnsi="Consolas" w:eastAsia="맑은 고딕"/>
+          <w:sz w:val="21"/>
+        </w:rPr>
+        <w:t xml:space="preserve">V$PARAMETER</w:t>
+      </w:r>
+      <w:r>
+        <w:rPr>
+          <w:rFonts w:ascii="맑은 고딕" w:hAnsi="맑은 고딕" w:eastAsia="맑은 고딕"/>
+          <w:sz w:val="21"/>
+        </w:rPr>
+        <w:t xml:space="preserve">, </w:t>
+      </w:r>
+      <w:r>
+        <w:rPr>
+          <w:rFonts w:ascii="Consolas" w:hAnsi="Consolas" w:eastAsia="맑은 고딕"/>
+          <w:sz w:val="21"/>
+        </w:rPr>
+        <w:t xml:space="preserve">V$CONTROLFILE</w:t>
+      </w:r>
+      <w:r>
+        <w:rPr>
+          <w:rFonts w:ascii="맑은 고딕" w:hAnsi="맑은 고딕" w:eastAsia="맑은 고딕"/>
+          <w:sz w:val="21"/>
+        </w:rPr>
+        <w:t xml:space="preserve"> 같은 뷰가 그 역할을 한다.</w:t>
       </w:r>
     </w:p>
     <w:p>
@@ -953,18 +3370,132 @@
       <w:r>
         <w:rPr>
           <w:rFonts w:ascii="맑은 고딕" w:hAnsi="맑은 고딕" w:eastAsia="맑은 고딕"/>
-          <w:sz w:val="21"/>
-        </w:rPr>
-        <w:t>**보호 모드를 먼저 내린다.** `ALTER DATABASE SET STANDBY DATABASE TO MAXIMIZE PERFORMANCE`를 실행한 뒤에 `LOG_ARCHIVE_DEST_2`를 boston 직결로 바꾼다.</w:t>
+          <w:b/>
+          <w:sz w:val="21"/>
+        </w:rPr>
+        <w:t xml:space="preserve">보호 모드를 먼저 내린다.</w:t>
+      </w:r>
+      <w:r>
+        <w:rPr>
+          <w:rFonts w:ascii="맑은 고딕" w:hAnsi="맑은 고딕" w:eastAsia="맑은 고딕"/>
+          <w:sz w:val="21"/>
+        </w:rPr>
+        <w:t xml:space="preserve"> </w:t>
+      </w:r>
+      <w:r>
+        <w:rPr>
+          <w:rFonts w:ascii="Consolas" w:hAnsi="Consolas" w:eastAsia="맑은 고딕"/>
+          <w:sz w:val="21"/>
+        </w:rPr>
+        <w:t xml:space="preserve">ALTER DATABASE SET STANDBY DATABASE TO MAXIMIZE PERFORMANCE</w:t>
+      </w:r>
+      <w:r>
+        <w:rPr>
+          <w:rFonts w:ascii="맑은 고딕" w:hAnsi="맑은 고딕" w:eastAsia="맑은 고딕"/>
+          <w:sz w:val="21"/>
+        </w:rPr>
+        <w:t xml:space="preserve">를 실행한 뒤에 </w:t>
+      </w:r>
+      <w:r>
+        <w:rPr>
+          <w:rFonts w:ascii="Consolas" w:hAnsi="Consolas" w:eastAsia="맑은 고딕"/>
+          <w:sz w:val="21"/>
+        </w:rPr>
+        <w:t xml:space="preserve">LOG_ARCHIVE_DEST_2</w:t>
+      </w:r>
+      <w:r>
+        <w:rPr>
+          <w:rFonts w:ascii="맑은 고딕" w:hAnsi="맑은 고딕" w:eastAsia="맑은 고딕"/>
+          <w:sz w:val="21"/>
+        </w:rPr>
+        <w:t xml:space="preserve">를 boston 직결로 바꾼다.</w:t>
       </w:r>
     </w:p>
     <w:p>
       <w:r>
         <w:rPr>
           <w:rFonts w:ascii="맑은 고딕" w:hAnsi="맑은 고딕" w:eastAsia="맑은 고딕"/>
-          <w:sz w:val="21"/>
-        </w:rPr>
-        <w:t>**반대로 하면** `MAXIMUM AVAILABILITY`인데 동기 목적지가 없는 상태가 된다. Primary는 동기 파트너를 찾지 못한 채로 남고, `PROTECTION_LEVEL`이 `RESYNCHRONIZATION`으로 떨어진 상태가 지속된다. 새 목적지가 `ASYNC`이므로 아무리 기다려도 `MAXIMUM AVAILABILITY`에 도달하지 못한다.</w:t>
+          <w:b/>
+          <w:sz w:val="21"/>
+        </w:rPr>
+        <w:t xml:space="preserve">반대로 하면</w:t>
+      </w:r>
+      <w:r>
+        <w:rPr>
+          <w:rFonts w:ascii="맑은 고딕" w:hAnsi="맑은 고딕" w:eastAsia="맑은 고딕"/>
+          <w:sz w:val="21"/>
+        </w:rPr>
+        <w:t xml:space="preserve"> </w:t>
+      </w:r>
+      <w:r>
+        <w:rPr>
+          <w:rFonts w:ascii="Consolas" w:hAnsi="Consolas" w:eastAsia="맑은 고딕"/>
+          <w:sz w:val="21"/>
+        </w:rPr>
+        <w:t xml:space="preserve">MAXIMUM AVAILABILITY</w:t>
+      </w:r>
+      <w:r>
+        <w:rPr>
+          <w:rFonts w:ascii="맑은 고딕" w:hAnsi="맑은 고딕" w:eastAsia="맑은 고딕"/>
+          <w:sz w:val="21"/>
+        </w:rPr>
+        <w:t xml:space="preserve">인데 동기 목적지가 없는 상태가 된다. Primary는 동기 파트너를 찾지 못한 채로 남고, </w:t>
+      </w:r>
+      <w:r>
+        <w:rPr>
+          <w:rFonts w:ascii="Consolas" w:hAnsi="Consolas" w:eastAsia="맑은 고딕"/>
+          <w:sz w:val="21"/>
+        </w:rPr>
+        <w:t xml:space="preserve">PROTECTION_LEVEL</w:t>
+      </w:r>
+      <w:r>
+        <w:rPr>
+          <w:rFonts w:ascii="맑은 고딕" w:hAnsi="맑은 고딕" w:eastAsia="맑은 고딕"/>
+          <w:sz w:val="21"/>
+        </w:rPr>
+        <w:t xml:space="preserve">이 </w:t>
+      </w:r>
+      <w:r>
+        <w:rPr>
+          <w:rFonts w:ascii="Consolas" w:hAnsi="Consolas" w:eastAsia="맑은 고딕"/>
+          <w:sz w:val="21"/>
+        </w:rPr>
+        <w:t xml:space="preserve">RESYNCHRONIZATION</w:t>
+      </w:r>
+      <w:r>
+        <w:rPr>
+          <w:rFonts w:ascii="맑은 고딕" w:hAnsi="맑은 고딕" w:eastAsia="맑은 고딕"/>
+          <w:sz w:val="21"/>
+        </w:rPr>
+        <w:t xml:space="preserve">으로 떨어진 상태가 지속된다. 새 목적지가 </w:t>
+      </w:r>
+      <w:r>
+        <w:rPr>
+          <w:rFonts w:ascii="Consolas" w:hAnsi="Consolas" w:eastAsia="맑은 고딕"/>
+          <w:sz w:val="21"/>
+        </w:rPr>
+        <w:t xml:space="preserve">ASYNC</w:t>
+      </w:r>
+      <w:r>
+        <w:rPr>
+          <w:rFonts w:ascii="맑은 고딕" w:hAnsi="맑은 고딕" w:eastAsia="맑은 고딕"/>
+          <w:sz w:val="21"/>
+        </w:rPr>
+        <w:t xml:space="preserve">이므로 아무리 기다려도 </w:t>
+      </w:r>
+      <w:r>
+        <w:rPr>
+          <w:rFonts w:ascii="Consolas" w:hAnsi="Consolas" w:eastAsia="맑은 고딕"/>
+          <w:sz w:val="21"/>
+        </w:rPr>
+        <w:t xml:space="preserve">MAXIMUM AVAILABILITY</w:t>
+      </w:r>
+      <w:r>
+        <w:rPr>
+          <w:rFonts w:ascii="맑은 고딕" w:hAnsi="맑은 고딕" w:eastAsia="맑은 고딕"/>
+          <w:sz w:val="21"/>
+        </w:rPr>
+        <w:t xml:space="preserve">에 도달하지 못한다.</w:t>
       </w:r>
     </w:p>
     <w:p>
@@ -973,7 +3504,15 @@
           <w:rFonts w:ascii="맑은 고딕" w:hAnsi="맑은 고딕" w:eastAsia="맑은 고딕"/>
           <w:sz w:val="21"/>
         </w:rPr>
-        <w:t>2장에서 다룬 규칙 그대로다. **보호 모드와 전송 방식은 짝을 이루어야 하며, 낮추는 방향으로 갈 때는 모드가 먼저다.**</w:t>
+        <w:t xml:space="preserve">2장에서 다룬 규칙 그대로다. </w:t>
+      </w:r>
+      <w:r>
+        <w:rPr>
+          <w:rFonts w:ascii="맑은 고딕" w:hAnsi="맑은 고딕" w:eastAsia="맑은 고딕"/>
+          <w:b/>
+          <w:sz w:val="21"/>
+        </w:rPr>
+        <w:t xml:space="preserve">보호 모드와 전송 방식은 짝을 이루어야 하며, 낮추는 방향으로 갈 때는 모드가 먼저다.</w:t>
       </w:r>
     </w:p>
     <w:p>
@@ -982,7 +3521,49 @@
           <w:rFonts w:ascii="맑은 고딕" w:hAnsi="맑은 고딕" w:eastAsia="맑은 고딕"/>
           <w:sz w:val="21"/>
         </w:rPr>
-        <w:t>실측 원복 결과는 chicago·boston 모두 `MAXIMUM PERFORMANCE / MAXIMUM PERFORMANCE`, 목적지 1·2번 `VALID`, MRP0 `APPLYING_LOG`였다.</w:t>
+        <w:t xml:space="preserve">실측 원복 결과는 chicago·boston 모두 </w:t>
+      </w:r>
+      <w:r>
+        <w:rPr>
+          <w:rFonts w:ascii="Consolas" w:hAnsi="Consolas" w:eastAsia="맑은 고딕"/>
+          <w:sz w:val="21"/>
+        </w:rPr>
+        <w:t xml:space="preserve">MAXIMUM PERFORMANCE / MAXIMUM PERFORMANCE</w:t>
+      </w:r>
+      <w:r>
+        <w:rPr>
+          <w:rFonts w:ascii="맑은 고딕" w:hAnsi="맑은 고딕" w:eastAsia="맑은 고딕"/>
+          <w:sz w:val="21"/>
+        </w:rPr>
+        <w:t xml:space="preserve">, 목적지 1·2번 </w:t>
+      </w:r>
+      <w:r>
+        <w:rPr>
+          <w:rFonts w:ascii="Consolas" w:hAnsi="Consolas" w:eastAsia="맑은 고딕"/>
+          <w:sz w:val="21"/>
+        </w:rPr>
+        <w:t xml:space="preserve">VALID</w:t>
+      </w:r>
+      <w:r>
+        <w:rPr>
+          <w:rFonts w:ascii="맑은 고딕" w:hAnsi="맑은 고딕" w:eastAsia="맑은 고딕"/>
+          <w:sz w:val="21"/>
+        </w:rPr>
+        <w:t xml:space="preserve">, MRP0 </w:t>
+      </w:r>
+      <w:r>
+        <w:rPr>
+          <w:rFonts w:ascii="Consolas" w:hAnsi="Consolas" w:eastAsia="맑은 고딕"/>
+          <w:sz w:val="21"/>
+        </w:rPr>
+        <w:t xml:space="preserve">APPLYING_LOG</w:t>
+      </w:r>
+      <w:r>
+        <w:rPr>
+          <w:rFonts w:ascii="맑은 고딕" w:hAnsi="맑은 고딕" w:eastAsia="맑은 고딕"/>
+          <w:sz w:val="21"/>
+        </w:rPr>
+        <w:t xml:space="preserve">였다.</w:t>
       </w:r>
     </w:p>
     <w:p>
@@ -1025,45 +3606,323 @@
       <w:r>
         <w:rPr>
           <w:rFonts w:ascii="맑은 고딕" w:hAnsi="맑은 고딕" w:eastAsia="맑은 고딕"/>
-          <w:sz w:val="21"/>
-        </w:rPr>
-        <w:t>**① RFS 프로세스** — `SELECT process, status, thread#, sequence# FROM v$managed_standby WHERE process='RFS';` → 시퀀스가 붙은 RFS 행이 있어야 한다. 실측 `RFS IDLE 1 36`.</w:t>
+          <w:b/>
+          <w:sz w:val="21"/>
+        </w:rPr>
+        <w:t xml:space="preserve">① RFS 프로세스</w:t>
+      </w:r>
+      <w:r>
+        <w:rPr>
+          <w:rFonts w:ascii="맑은 고딕" w:hAnsi="맑은 고딕" w:eastAsia="맑은 고딕"/>
+          <w:sz w:val="21"/>
+        </w:rPr>
+        <w:t xml:space="preserve"> — </w:t>
+      </w:r>
+      <w:r>
+        <w:rPr>
+          <w:rFonts w:ascii="Consolas" w:hAnsi="Consolas" w:eastAsia="맑은 고딕"/>
+          <w:sz w:val="21"/>
+        </w:rPr>
+        <w:t xml:space="preserve">SELECT process, status, thread#, sequence# FROM v$managed_standby WHERE process='RFS';</w:t>
+      </w:r>
+      <w:r>
+        <w:rPr>
+          <w:rFonts w:ascii="맑은 고딕" w:hAnsi="맑은 고딕" w:eastAsia="맑은 고딕"/>
+          <w:sz w:val="21"/>
+        </w:rPr>
+        <w:t xml:space="preserve"> → 시퀀스가 붙은 RFS 행이 있어야 한다. 실측 </w:t>
+      </w:r>
+      <w:r>
+        <w:rPr>
+          <w:rFonts w:ascii="Consolas" w:hAnsi="Consolas" w:eastAsia="맑은 고딕"/>
+          <w:sz w:val="21"/>
+        </w:rPr>
+        <w:t xml:space="preserve">RFS IDLE 1 36</w:t>
+      </w:r>
+      <w:r>
+        <w:rPr>
+          <w:rFonts w:ascii="맑은 고딕" w:hAnsi="맑은 고딕" w:eastAsia="맑은 고딕"/>
+          <w:sz w:val="21"/>
+        </w:rPr>
+        <w:t xml:space="preserve">.</w:t>
       </w:r>
     </w:p>
     <w:p>
       <w:r>
         <w:rPr>
           <w:rFonts w:ascii="맑은 고딕" w:hAnsi="맑은 고딕" w:eastAsia="맑은 고딕"/>
-          <w:sz w:val="21"/>
-        </w:rPr>
-        <w:t>**② SRL 상태** — `SELECT group#, sequence#, status FROM v$standby_log;` → 한 그룹이 `ACTIVE`이고 현재 시퀀스를 담고 있어야 한다. 실측 `5 / 36 / ACTIVE`, 나머지는 `UNASSIGNED`.</w:t>
+          <w:b/>
+          <w:sz w:val="21"/>
+        </w:rPr>
+        <w:t xml:space="preserve">② SRL 상태</w:t>
+      </w:r>
+      <w:r>
+        <w:rPr>
+          <w:rFonts w:ascii="맑은 고딕" w:hAnsi="맑은 고딕" w:eastAsia="맑은 고딕"/>
+          <w:sz w:val="21"/>
+        </w:rPr>
+        <w:t xml:space="preserve"> — </w:t>
+      </w:r>
+      <w:r>
+        <w:rPr>
+          <w:rFonts w:ascii="Consolas" w:hAnsi="Consolas" w:eastAsia="맑은 고딕"/>
+          <w:sz w:val="21"/>
+        </w:rPr>
+        <w:t xml:space="preserve">SELECT group#, sequence#, status FROM v$standby_log;</w:t>
+      </w:r>
+      <w:r>
+        <w:rPr>
+          <w:rFonts w:ascii="맑은 고딕" w:hAnsi="맑은 고딕" w:eastAsia="맑은 고딕"/>
+          <w:sz w:val="21"/>
+        </w:rPr>
+        <w:t xml:space="preserve"> → 한 그룹이 </w:t>
+      </w:r>
+      <w:r>
+        <w:rPr>
+          <w:rFonts w:ascii="Consolas" w:hAnsi="Consolas" w:eastAsia="맑은 고딕"/>
+          <w:sz w:val="21"/>
+        </w:rPr>
+        <w:t xml:space="preserve">ACTIVE</w:t>
+      </w:r>
+      <w:r>
+        <w:rPr>
+          <w:rFonts w:ascii="맑은 고딕" w:hAnsi="맑은 고딕" w:eastAsia="맑은 고딕"/>
+          <w:sz w:val="21"/>
+        </w:rPr>
+        <w:t xml:space="preserve">이고 현재 시퀀스를 담고 있어야 한다. 실측 </w:t>
+      </w:r>
+      <w:r>
+        <w:rPr>
+          <w:rFonts w:ascii="Consolas" w:hAnsi="Consolas" w:eastAsia="맑은 고딕"/>
+          <w:sz w:val="21"/>
+        </w:rPr>
+        <w:t xml:space="preserve">5 / 36 / ACTIVE</w:t>
+      </w:r>
+      <w:r>
+        <w:rPr>
+          <w:rFonts w:ascii="맑은 고딕" w:hAnsi="맑은 고딕" w:eastAsia="맑은 고딕"/>
+          <w:sz w:val="21"/>
+        </w:rPr>
+        <w:t xml:space="preserve">, 나머지는 </w:t>
+      </w:r>
+      <w:r>
+        <w:rPr>
+          <w:rFonts w:ascii="Consolas" w:hAnsi="Consolas" w:eastAsia="맑은 고딕"/>
+          <w:sz w:val="21"/>
+        </w:rPr>
+        <w:t xml:space="preserve">UNASSIGNED</w:t>
+      </w:r>
+      <w:r>
+        <w:rPr>
+          <w:rFonts w:ascii="맑은 고딕" w:hAnsi="맑은 고딕" w:eastAsia="맑은 고딕"/>
+          <w:sz w:val="21"/>
+        </w:rPr>
+        <w:t xml:space="preserve">.</w:t>
       </w:r>
     </w:p>
     <w:p>
       <w:r>
         <w:rPr>
           <w:rFonts w:ascii="맑은 고딕" w:hAnsi="맑은 고딕" w:eastAsia="맑은 고딕"/>
-          <w:sz w:val="21"/>
-        </w:rPr>
-        <w:t>**③ 로컬 아카이브** — `SELECT max(sequence#) FROM v$archived_log;`와 파일 목록을 함께 본다. 실측에서 `1_30_1242322892.dbf` ~ `1_35_...`가 쌓이고 있었다.</w:t>
+          <w:b/>
+          <w:sz w:val="21"/>
+        </w:rPr>
+        <w:t xml:space="preserve">③ 로컬 아카이브</w:t>
+      </w:r>
+      <w:r>
+        <w:rPr>
+          <w:rFonts w:ascii="맑은 고딕" w:hAnsi="맑은 고딕" w:eastAsia="맑은 고딕"/>
+          <w:sz w:val="21"/>
+        </w:rPr>
+        <w:t xml:space="preserve"> — </w:t>
+      </w:r>
+      <w:r>
+        <w:rPr>
+          <w:rFonts w:ascii="Consolas" w:hAnsi="Consolas" w:eastAsia="맑은 고딕"/>
+          <w:sz w:val="21"/>
+        </w:rPr>
+        <w:t xml:space="preserve">SELECT max(sequence#) FROM v$archived_log;</w:t>
+      </w:r>
+      <w:r>
+        <w:rPr>
+          <w:rFonts w:ascii="맑은 고딕" w:hAnsi="맑은 고딕" w:eastAsia="맑은 고딕"/>
+          <w:sz w:val="21"/>
+        </w:rPr>
+        <w:t xml:space="preserve">와 파일 목록을 함께 본다. 실측에서 </w:t>
+      </w:r>
+      <w:r>
+        <w:rPr>
+          <w:rFonts w:ascii="Consolas" w:hAnsi="Consolas" w:eastAsia="맑은 고딕"/>
+          <w:sz w:val="21"/>
+        </w:rPr>
+        <w:t xml:space="preserve">1_30_1242322892.dbf</w:t>
+      </w:r>
+      <w:r>
+        <w:rPr>
+          <w:rFonts w:ascii="맑은 고딕" w:hAnsi="맑은 고딕" w:eastAsia="맑은 고딕"/>
+          <w:sz w:val="21"/>
+        </w:rPr>
+        <w:t xml:space="preserve"> ~ </w:t>
+      </w:r>
+      <w:r>
+        <w:rPr>
+          <w:rFonts w:ascii="Consolas" w:hAnsi="Consolas" w:eastAsia="맑은 고딕"/>
+          <w:sz w:val="21"/>
+        </w:rPr>
+        <w:t xml:space="preserve">1_35_...</w:t>
+      </w:r>
+      <w:r>
+        <w:rPr>
+          <w:rFonts w:ascii="맑은 고딕" w:hAnsi="맑은 고딕" w:eastAsia="맑은 고딕"/>
+          <w:sz w:val="21"/>
+        </w:rPr>
+        <w:t xml:space="preserve">가 쌓이고 있었다.</w:t>
       </w:r>
     </w:p>
     <w:p>
       <w:r>
         <w:rPr>
           <w:rFonts w:ascii="맑은 고딕" w:hAnsi="맑은 고딕" w:eastAsia="맑은 고딕"/>
-          <w:sz w:val="21"/>
-        </w:rPr>
-        <w:t>**④ 목적지 상태** — `SELECT dest_id, status, error FROM v$archive_dest_status WHERE dest_id=1;` → `VALID`, 오류 없음.</w:t>
+          <w:b/>
+          <w:sz w:val="21"/>
+        </w:rPr>
+        <w:t xml:space="preserve">④ 목적지 상태</w:t>
+      </w:r>
+      <w:r>
+        <w:rPr>
+          <w:rFonts w:ascii="맑은 고딕" w:hAnsi="맑은 고딕" w:eastAsia="맑은 고딕"/>
+          <w:sz w:val="21"/>
+        </w:rPr>
+        <w:t xml:space="preserve"> — </w:t>
+      </w:r>
+      <w:r>
+        <w:rPr>
+          <w:rFonts w:ascii="Consolas" w:hAnsi="Consolas" w:eastAsia="맑은 고딕"/>
+          <w:sz w:val="21"/>
+        </w:rPr>
+        <w:t xml:space="preserve">SELECT dest_id, status, error FROM v$archive_dest_status WHERE dest_id=1;</w:t>
+      </w:r>
+      <w:r>
+        <w:rPr>
+          <w:rFonts w:ascii="맑은 고딕" w:hAnsi="맑은 고딕" w:eastAsia="맑은 고딕"/>
+          <w:sz w:val="21"/>
+        </w:rPr>
+        <w:t xml:space="preserve"> → </w:t>
+      </w:r>
+      <w:r>
+        <w:rPr>
+          <w:rFonts w:ascii="Consolas" w:hAnsi="Consolas" w:eastAsia="맑은 고딕"/>
+          <w:sz w:val="21"/>
+        </w:rPr>
+        <w:t xml:space="preserve">VALID</w:t>
+      </w:r>
+      <w:r>
+        <w:rPr>
+          <w:rFonts w:ascii="맑은 고딕" w:hAnsi="맑은 고딕" w:eastAsia="맑은 고딕"/>
+          <w:sz w:val="21"/>
+        </w:rPr>
+        <w:t xml:space="preserve">, 오류 없음.</w:t>
       </w:r>
     </w:p>
     <w:p>
       <w:r>
         <w:rPr>
           <w:rFonts w:ascii="맑은 고딕" w:hAnsi="맑은 고딕" w:eastAsia="맑은 고딕"/>
-          <w:sz w:val="21"/>
-        </w:rPr>
-        <w:t>**⑤ Primary 쪽 확인** — chicago에서 2번 목적지가 `VALID`이고 `V$ARCHIVE_DEST`의 `TRANSMIT_MODE`가 `PARALLELSYNC`, `AFFIRM`이 `YES`인지 본다.</w:t>
+          <w:b/>
+          <w:sz w:val="21"/>
+        </w:rPr>
+        <w:t xml:space="preserve">⑤ Primary 쪽 확인</w:t>
+      </w:r>
+      <w:r>
+        <w:rPr>
+          <w:rFonts w:ascii="맑은 고딕" w:hAnsi="맑은 고딕" w:eastAsia="맑은 고딕"/>
+          <w:sz w:val="21"/>
+        </w:rPr>
+        <w:t xml:space="preserve"> — chicago에서 2번 목적지가 </w:t>
+      </w:r>
+      <w:r>
+        <w:rPr>
+          <w:rFonts w:ascii="Consolas" w:hAnsi="Consolas" w:eastAsia="맑은 고딕"/>
+          <w:sz w:val="21"/>
+        </w:rPr>
+        <w:t xml:space="preserve">VALID</w:t>
+      </w:r>
+      <w:r>
+        <w:rPr>
+          <w:rFonts w:ascii="맑은 고딕" w:hAnsi="맑은 고딕" w:eastAsia="맑은 고딕"/>
+          <w:sz w:val="21"/>
+        </w:rPr>
+        <w:t xml:space="preserve">이고 </w:t>
+      </w:r>
+      <w:r>
+        <w:rPr>
+          <w:rFonts w:ascii="Consolas" w:hAnsi="Consolas" w:eastAsia="맑은 고딕"/>
+          <w:sz w:val="21"/>
+        </w:rPr>
+        <w:t xml:space="preserve">V$ARCHIVE_DEST</w:t>
+      </w:r>
+      <w:r>
+        <w:rPr>
+          <w:rFonts w:ascii="맑은 고딕" w:hAnsi="맑은 고딕" w:eastAsia="맑은 고딕"/>
+          <w:sz w:val="21"/>
+        </w:rPr>
+        <w:t xml:space="preserve">의 </w:t>
+      </w:r>
+      <w:r>
+        <w:rPr>
+          <w:rFonts w:ascii="Consolas" w:hAnsi="Consolas" w:eastAsia="맑은 고딕"/>
+          <w:sz w:val="21"/>
+        </w:rPr>
+        <w:t xml:space="preserve">TRANSMIT_MODE</w:t>
+      </w:r>
+      <w:r>
+        <w:rPr>
+          <w:rFonts w:ascii="맑은 고딕" w:hAnsi="맑은 고딕" w:eastAsia="맑은 고딕"/>
+          <w:sz w:val="21"/>
+        </w:rPr>
+        <w:t xml:space="preserve">가 </w:t>
+      </w:r>
+      <w:r>
+        <w:rPr>
+          <w:rFonts w:ascii="Consolas" w:hAnsi="Consolas" w:eastAsia="맑은 고딕"/>
+          <w:sz w:val="21"/>
+        </w:rPr>
+        <w:t xml:space="preserve">PARALLELSYNC</w:t>
+      </w:r>
+      <w:r>
+        <w:rPr>
+          <w:rFonts w:ascii="맑은 고딕" w:hAnsi="맑은 고딕" w:eastAsia="맑은 고딕"/>
+          <w:sz w:val="21"/>
+        </w:rPr>
+        <w:t xml:space="preserve">, </w:t>
+      </w:r>
+      <w:r>
+        <w:rPr>
+          <w:rFonts w:ascii="Consolas" w:hAnsi="Consolas" w:eastAsia="맑은 고딕"/>
+          <w:sz w:val="21"/>
+        </w:rPr>
+        <w:t xml:space="preserve">AFFIRM</w:t>
+      </w:r>
+      <w:r>
+        <w:rPr>
+          <w:rFonts w:ascii="맑은 고딕" w:hAnsi="맑은 고딕" w:eastAsia="맑은 고딕"/>
+          <w:sz w:val="21"/>
+        </w:rPr>
+        <w:t xml:space="preserve">이 </w:t>
+      </w:r>
+      <w:r>
+        <w:rPr>
+          <w:rFonts w:ascii="Consolas" w:hAnsi="Consolas" w:eastAsia="맑은 고딕"/>
+          <w:sz w:val="21"/>
+        </w:rPr>
+        <w:t xml:space="preserve">YES</w:t>
+      </w:r>
+      <w:r>
+        <w:rPr>
+          <w:rFonts w:ascii="맑은 고딕" w:hAnsi="맑은 고딕" w:eastAsia="맑은 고딕"/>
+          <w:sz w:val="21"/>
+        </w:rPr>
+        <w:t xml:space="preserve">인지 본다.</w:t>
       </w:r>
     </w:p>
     <w:p>
@@ -1107,45 +3966,289 @@
       <w:r>
         <w:rPr>
           <w:rFonts w:ascii="맑은 고딕" w:hAnsi="맑은 고딕" w:eastAsia="맑은 고딕"/>
-          <w:sz w:val="21"/>
-        </w:rPr>
-        <w:t>**① farsync의 2번 목적지** — `SELECT dest_id, destination, status, error FROM v$archive_dest_status WHERE dest_id=2;` → `boston / VALID`, 오류 없음. `ORA-16057`이면 boston의 `LOG_ARCHIVE_CONFIG`를 확인한다.</w:t>
+          <w:b/>
+          <w:sz w:val="21"/>
+        </w:rPr>
+        <w:t xml:space="preserve">① farsync의 2번 목적지</w:t>
+      </w:r>
+      <w:r>
+        <w:rPr>
+          <w:rFonts w:ascii="맑은 고딕" w:hAnsi="맑은 고딕" w:eastAsia="맑은 고딕"/>
+          <w:sz w:val="21"/>
+        </w:rPr>
+        <w:t xml:space="preserve"> — </w:t>
+      </w:r>
+      <w:r>
+        <w:rPr>
+          <w:rFonts w:ascii="Consolas" w:hAnsi="Consolas" w:eastAsia="맑은 고딕"/>
+          <w:sz w:val="21"/>
+        </w:rPr>
+        <w:t xml:space="preserve">SELECT dest_id, destination, status, error FROM v$archive_dest_status WHERE dest_id=2;</w:t>
+      </w:r>
+      <w:r>
+        <w:rPr>
+          <w:rFonts w:ascii="맑은 고딕" w:hAnsi="맑은 고딕" w:eastAsia="맑은 고딕"/>
+          <w:sz w:val="21"/>
+        </w:rPr>
+        <w:t xml:space="preserve"> → </w:t>
+      </w:r>
+      <w:r>
+        <w:rPr>
+          <w:rFonts w:ascii="Consolas" w:hAnsi="Consolas" w:eastAsia="맑은 고딕"/>
+          <w:sz w:val="21"/>
+        </w:rPr>
+        <w:t xml:space="preserve">boston / VALID</w:t>
+      </w:r>
+      <w:r>
+        <w:rPr>
+          <w:rFonts w:ascii="맑은 고딕" w:hAnsi="맑은 고딕" w:eastAsia="맑은 고딕"/>
+          <w:sz w:val="21"/>
+        </w:rPr>
+        <w:t xml:space="preserve">, 오류 없음. </w:t>
+      </w:r>
+      <w:r>
+        <w:rPr>
+          <w:rFonts w:ascii="Consolas" w:hAnsi="Consolas" w:eastAsia="맑은 고딕"/>
+          <w:sz w:val="21"/>
+        </w:rPr>
+        <w:t xml:space="preserve">ORA-16057</w:t>
+      </w:r>
+      <w:r>
+        <w:rPr>
+          <w:rFonts w:ascii="맑은 고딕" w:hAnsi="맑은 고딕" w:eastAsia="맑은 고딕"/>
+          <w:sz w:val="21"/>
+        </w:rPr>
+        <w:t xml:space="preserve">이면 boston의 </w:t>
+      </w:r>
+      <w:r>
+        <w:rPr>
+          <w:rFonts w:ascii="Consolas" w:hAnsi="Consolas" w:eastAsia="맑은 고딕"/>
+          <w:sz w:val="21"/>
+        </w:rPr>
+        <w:t xml:space="preserve">LOG_ARCHIVE_CONFIG</w:t>
+      </w:r>
+      <w:r>
+        <w:rPr>
+          <w:rFonts w:ascii="맑은 고딕" w:hAnsi="맑은 고딕" w:eastAsia="맑은 고딕"/>
+          <w:sz w:val="21"/>
+        </w:rPr>
+        <w:t xml:space="preserve">를 확인한다.</w:t>
       </w:r>
     </w:p>
     <w:p>
       <w:r>
         <w:rPr>
           <w:rFonts w:ascii="맑은 고딕" w:hAnsi="맑은 고딕" w:eastAsia="맑은 고딕"/>
-          <w:sz w:val="21"/>
-        </w:rPr>
-        <w:t>**② farsync의 VALID_FOR** — `SELECT valid_now, valid_role, valid_type FROM v$archive_dest WHERE dest_id=2;` → `YES / STANDBY_ROLE / STANDBY_LOGFILE`. `WRONG VALID_TYPE`이면 설정이 어긋난 것이다.</w:t>
+          <w:b/>
+          <w:sz w:val="21"/>
+        </w:rPr>
+        <w:t xml:space="preserve">② farsync의 VALID_FOR</w:t>
+      </w:r>
+      <w:r>
+        <w:rPr>
+          <w:rFonts w:ascii="맑은 고딕" w:hAnsi="맑은 고딕" w:eastAsia="맑은 고딕"/>
+          <w:sz w:val="21"/>
+        </w:rPr>
+        <w:t xml:space="preserve"> — </w:t>
+      </w:r>
+      <w:r>
+        <w:rPr>
+          <w:rFonts w:ascii="Consolas" w:hAnsi="Consolas" w:eastAsia="맑은 고딕"/>
+          <w:sz w:val="21"/>
+        </w:rPr>
+        <w:t xml:space="preserve">SELECT valid_now, valid_role, valid_type FROM v$archive_dest WHERE dest_id=2;</w:t>
+      </w:r>
+      <w:r>
+        <w:rPr>
+          <w:rFonts w:ascii="맑은 고딕" w:hAnsi="맑은 고딕" w:eastAsia="맑은 고딕"/>
+          <w:sz w:val="21"/>
+        </w:rPr>
+        <w:t xml:space="preserve"> → </w:t>
+      </w:r>
+      <w:r>
+        <w:rPr>
+          <w:rFonts w:ascii="Consolas" w:hAnsi="Consolas" w:eastAsia="맑은 고딕"/>
+          <w:sz w:val="21"/>
+        </w:rPr>
+        <w:t xml:space="preserve">YES / STANDBY_ROLE / STANDBY_LOGFILE</w:t>
+      </w:r>
+      <w:r>
+        <w:rPr>
+          <w:rFonts w:ascii="맑은 고딕" w:hAnsi="맑은 고딕" w:eastAsia="맑은 고딕"/>
+          <w:sz w:val="21"/>
+        </w:rPr>
+        <w:t xml:space="preserve">. </w:t>
+      </w:r>
+      <w:r>
+        <w:rPr>
+          <w:rFonts w:ascii="Consolas" w:hAnsi="Consolas" w:eastAsia="맑은 고딕"/>
+          <w:sz w:val="21"/>
+        </w:rPr>
+        <w:t xml:space="preserve">WRONG VALID_TYPE</w:t>
+      </w:r>
+      <w:r>
+        <w:rPr>
+          <w:rFonts w:ascii="맑은 고딕" w:hAnsi="맑은 고딕" w:eastAsia="맑은 고딕"/>
+          <w:sz w:val="21"/>
+        </w:rPr>
+        <w:t xml:space="preserve">이면 설정이 어긋난 것이다.</w:t>
       </w:r>
     </w:p>
     <w:p>
       <w:r>
         <w:rPr>
           <w:rFonts w:ascii="맑은 고딕" w:hAnsi="맑은 고딕" w:eastAsia="맑은 고딕"/>
-          <w:sz w:val="21"/>
-        </w:rPr>
-        <w:t>**③ boston의 수신** — `SELECT name, value FROM v$dataguard_stats WHERE name LIKE '%lag';` → transport lag과 apply lag이 0에 가까워야 한다. 실측 둘 다 `+00 00:00:00`.</w:t>
+          <w:b/>
+          <w:sz w:val="21"/>
+        </w:rPr>
+        <w:t xml:space="preserve">③ boston의 수신</w:t>
+      </w:r>
+      <w:r>
+        <w:rPr>
+          <w:rFonts w:ascii="맑은 고딕" w:hAnsi="맑은 고딕" w:eastAsia="맑은 고딕"/>
+          <w:sz w:val="21"/>
+        </w:rPr>
+        <w:t xml:space="preserve"> — </w:t>
+      </w:r>
+      <w:r>
+        <w:rPr>
+          <w:rFonts w:ascii="Consolas" w:hAnsi="Consolas" w:eastAsia="맑은 고딕"/>
+          <w:sz w:val="21"/>
+        </w:rPr>
+        <w:t xml:space="preserve">SELECT name, value FROM v$dataguard_stats WHERE name LIKE '%lag';</w:t>
+      </w:r>
+      <w:r>
+        <w:rPr>
+          <w:rFonts w:ascii="맑은 고딕" w:hAnsi="맑은 고딕" w:eastAsia="맑은 고딕"/>
+          <w:sz w:val="21"/>
+        </w:rPr>
+        <w:t xml:space="preserve"> → transport lag과 apply lag이 0에 가까워야 한다. 실측 둘 다 </w:t>
+      </w:r>
+      <w:r>
+        <w:rPr>
+          <w:rFonts w:ascii="Consolas" w:hAnsi="Consolas" w:eastAsia="맑은 고딕"/>
+          <w:sz w:val="21"/>
+        </w:rPr>
+        <w:t xml:space="preserve">+00 00:00:00</w:t>
+      </w:r>
+      <w:r>
+        <w:rPr>
+          <w:rFonts w:ascii="맑은 고딕" w:hAnsi="맑은 고딕" w:eastAsia="맑은 고딕"/>
+          <w:sz w:val="21"/>
+        </w:rPr>
+        <w:t xml:space="preserve">.</w:t>
       </w:r>
     </w:p>
     <w:p>
       <w:r>
         <w:rPr>
           <w:rFonts w:ascii="맑은 고딕" w:hAnsi="맑은 고딕" w:eastAsia="맑은 고딕"/>
-          <w:sz w:val="21"/>
-        </w:rPr>
-        <w:t>**④ boston의 적용** — `SELECT process, status, sequence# FROM v$managed_standby WHERE process='MRP0';` → `APPLYING_LOG` 또는 `WAIT_FOR_LOG`. 실측 `APPLYING_LOG 36`.</w:t>
+          <w:b/>
+          <w:sz w:val="21"/>
+        </w:rPr>
+        <w:t xml:space="preserve">④ boston의 적용</w:t>
+      </w:r>
+      <w:r>
+        <w:rPr>
+          <w:rFonts w:ascii="맑은 고딕" w:hAnsi="맑은 고딕" w:eastAsia="맑은 고딕"/>
+          <w:sz w:val="21"/>
+        </w:rPr>
+        <w:t xml:space="preserve"> — </w:t>
+      </w:r>
+      <w:r>
+        <w:rPr>
+          <w:rFonts w:ascii="Consolas" w:hAnsi="Consolas" w:eastAsia="맑은 고딕"/>
+          <w:sz w:val="21"/>
+        </w:rPr>
+        <w:t xml:space="preserve">SELECT process, status, sequence# FROM v$managed_standby WHERE process='MRP0';</w:t>
+      </w:r>
+      <w:r>
+        <w:rPr>
+          <w:rFonts w:ascii="맑은 고딕" w:hAnsi="맑은 고딕" w:eastAsia="맑은 고딕"/>
+          <w:sz w:val="21"/>
+        </w:rPr>
+        <w:t xml:space="preserve"> → </w:t>
+      </w:r>
+      <w:r>
+        <w:rPr>
+          <w:rFonts w:ascii="Consolas" w:hAnsi="Consolas" w:eastAsia="맑은 고딕"/>
+          <w:sz w:val="21"/>
+        </w:rPr>
+        <w:t xml:space="preserve">APPLYING_LOG</w:t>
+      </w:r>
+      <w:r>
+        <w:rPr>
+          <w:rFonts w:ascii="맑은 고딕" w:hAnsi="맑은 고딕" w:eastAsia="맑은 고딕"/>
+          <w:sz w:val="21"/>
+        </w:rPr>
+        <w:t xml:space="preserve"> 또는 </w:t>
+      </w:r>
+      <w:r>
+        <w:rPr>
+          <w:rFonts w:ascii="Consolas" w:hAnsi="Consolas" w:eastAsia="맑은 고딕"/>
+          <w:sz w:val="21"/>
+        </w:rPr>
+        <w:t xml:space="preserve">WAIT_FOR_LOG</w:t>
+      </w:r>
+      <w:r>
+        <w:rPr>
+          <w:rFonts w:ascii="맑은 고딕" w:hAnsi="맑은 고딕" w:eastAsia="맑은 고딕"/>
+          <w:sz w:val="21"/>
+        </w:rPr>
+        <w:t xml:space="preserve">. 실측 </w:t>
+      </w:r>
+      <w:r>
+        <w:rPr>
+          <w:rFonts w:ascii="Consolas" w:hAnsi="Consolas" w:eastAsia="맑은 고딕"/>
+          <w:sz w:val="21"/>
+        </w:rPr>
+        <w:t xml:space="preserve">APPLYING_LOG 36</w:t>
+      </w:r>
+      <w:r>
+        <w:rPr>
+          <w:rFonts w:ascii="맑은 고딕" w:hAnsi="맑은 고딕" w:eastAsia="맑은 고딕"/>
+          <w:sz w:val="21"/>
+        </w:rPr>
+        <w:t xml:space="preserve">.</w:t>
       </w:r>
     </w:p>
     <w:p>
       <w:r>
         <w:rPr>
           <w:rFonts w:ascii="맑은 고딕" w:hAnsi="맑은 고딕" w:eastAsia="맑은 고딕"/>
-          <w:sz w:val="21"/>
-        </w:rPr>
-        <w:t>**⑤ 데이터로 확인** — Primary에 테이블을 만들고 커밋한 뒤 Standby에서 조회한다. 실측에서 `via-farsync` 행이 30초 안에 보였다. **이것이 가장 확실한 종단 검증이다.**</w:t>
+          <w:b/>
+          <w:sz w:val="21"/>
+        </w:rPr>
+        <w:t xml:space="preserve">⑤ 데이터로 확인</w:t>
+      </w:r>
+      <w:r>
+        <w:rPr>
+          <w:rFonts w:ascii="맑은 고딕" w:hAnsi="맑은 고딕" w:eastAsia="맑은 고딕"/>
+          <w:sz w:val="21"/>
+        </w:rPr>
+        <w:t xml:space="preserve"> — Primary에 테이블을 만들고 커밋한 뒤 Standby에서 조회한다. 실측에서 </w:t>
+      </w:r>
+      <w:r>
+        <w:rPr>
+          <w:rFonts w:ascii="Consolas" w:hAnsi="Consolas" w:eastAsia="맑은 고딕"/>
+          <w:sz w:val="21"/>
+        </w:rPr>
+        <w:t xml:space="preserve">via-farsync</w:t>
+      </w:r>
+      <w:r>
+        <w:rPr>
+          <w:rFonts w:ascii="맑은 고딕" w:hAnsi="맑은 고딕" w:eastAsia="맑은 고딕"/>
+          <w:sz w:val="21"/>
+        </w:rPr>
+        <w:t xml:space="preserve"> 행이 30초 안에 보였다. </w:t>
+      </w:r>
+      <w:r>
+        <w:rPr>
+          <w:rFonts w:ascii="맑은 고딕" w:hAnsi="맑은 고딕" w:eastAsia="맑은 고딕"/>
+          <w:b/>
+          <w:sz w:val="21"/>
+        </w:rPr>
+        <w:t xml:space="preserve">이것이 가장 확실한 종단 검증이다.</w:t>
       </w:r>
     </w:p>
     <w:p>
@@ -1180,54 +4283,398 @@
       <w:r>
         <w:rPr>
           <w:rFonts w:ascii="맑은 고딕" w:hAnsi="맑은 고딕" w:eastAsia="맑은 고딕"/>
-          <w:sz w:val="21"/>
-        </w:rPr>
-        <w:t>**① 이름 해석** — `tnsping farsync`. 실패하면 **TNS-03505**(`Failed to resolve name`)다. `tnsnames.ora`에 별칭이 없거나 이름을 잘못 썼다. `sqlplus`에서는 같은 상황이 ORA-12154로 나타난다.</w:t>
+          <w:b/>
+          <w:sz w:val="21"/>
+        </w:rPr>
+        <w:t xml:space="preserve">① 이름 해석</w:t>
+      </w:r>
+      <w:r>
+        <w:rPr>
+          <w:rFonts w:ascii="맑은 고딕" w:hAnsi="맑은 고딕" w:eastAsia="맑은 고딕"/>
+          <w:sz w:val="21"/>
+        </w:rPr>
+        <w:t xml:space="preserve"> — </w:t>
+      </w:r>
+      <w:r>
+        <w:rPr>
+          <w:rFonts w:ascii="Consolas" w:hAnsi="Consolas" w:eastAsia="맑은 고딕"/>
+          <w:sz w:val="21"/>
+        </w:rPr>
+        <w:t xml:space="preserve">tnsping farsync</w:t>
+      </w:r>
+      <w:r>
+        <w:rPr>
+          <w:rFonts w:ascii="맑은 고딕" w:hAnsi="맑은 고딕" w:eastAsia="맑은 고딕"/>
+          <w:sz w:val="21"/>
+        </w:rPr>
+        <w:t xml:space="preserve">. 실패하면 </w:t>
+      </w:r>
+      <w:r>
+        <w:rPr>
+          <w:rFonts w:ascii="맑은 고딕" w:hAnsi="맑은 고딕" w:eastAsia="맑은 고딕"/>
+          <w:b/>
+          <w:sz w:val="21"/>
+        </w:rPr>
+        <w:t xml:space="preserve">TNS-03505</w:t>
+      </w:r>
+      <w:r>
+        <w:rPr>
+          <w:rFonts w:ascii="맑은 고딕" w:hAnsi="맑은 고딕" w:eastAsia="맑은 고딕"/>
+          <w:sz w:val="21"/>
+        </w:rPr>
+        <w:t xml:space="preserve">(</w:t>
+      </w:r>
+      <w:r>
+        <w:rPr>
+          <w:rFonts w:ascii="Consolas" w:hAnsi="Consolas" w:eastAsia="맑은 고딕"/>
+          <w:sz w:val="21"/>
+        </w:rPr>
+        <w:t xml:space="preserve">Failed to resolve name</w:t>
+      </w:r>
+      <w:r>
+        <w:rPr>
+          <w:rFonts w:ascii="맑은 고딕" w:hAnsi="맑은 고딕" w:eastAsia="맑은 고딕"/>
+          <w:sz w:val="21"/>
+        </w:rPr>
+        <w:t xml:space="preserve">)다. </w:t>
+      </w:r>
+      <w:r>
+        <w:rPr>
+          <w:rFonts w:ascii="Consolas" w:hAnsi="Consolas" w:eastAsia="맑은 고딕"/>
+          <w:sz w:val="21"/>
+        </w:rPr>
+        <w:t xml:space="preserve">tnsnames.ora</w:t>
+      </w:r>
+      <w:r>
+        <w:rPr>
+          <w:rFonts w:ascii="맑은 고딕" w:hAnsi="맑은 고딕" w:eastAsia="맑은 고딕"/>
+          <w:sz w:val="21"/>
+        </w:rPr>
+        <w:t xml:space="preserve">에 별칭이 없거나 이름을 잘못 썼다. </w:t>
+      </w:r>
+      <w:r>
+        <w:rPr>
+          <w:rFonts w:ascii="Consolas" w:hAnsi="Consolas" w:eastAsia="맑은 고딕"/>
+          <w:sz w:val="21"/>
+        </w:rPr>
+        <w:t xml:space="preserve">sqlplus</w:t>
+      </w:r>
+      <w:r>
+        <w:rPr>
+          <w:rFonts w:ascii="맑은 고딕" w:hAnsi="맑은 고딕" w:eastAsia="맑은 고딕"/>
+          <w:sz w:val="21"/>
+        </w:rPr>
+        <w:t xml:space="preserve">에서는 같은 상황이 ORA-12154로 나타난다.</w:t>
       </w:r>
     </w:p>
     <w:p>
       <w:r>
         <w:rPr>
           <w:rFonts w:ascii="맑은 고딕" w:hAnsi="맑은 고딕" w:eastAsia="맑은 고딕"/>
-          <w:sz w:val="21"/>
-        </w:rPr>
-        <w:t>**② 리스너 응답** — `tnsping`이 `OK`인데 접속이 안 되면 리스너는 살아 있으나 서비스가 없는 것이다. `lsnrctl status`로 `farsync` 서비스가 등록되어 있는지 본다. 정적 등록이면 `status UNKNOWN`, 동적 등록이면 `READY`다. 실측에서는 **둘 다** 나타났다.</w:t>
+          <w:b/>
+          <w:sz w:val="21"/>
+        </w:rPr>
+        <w:t xml:space="preserve">② 리스너 응답</w:t>
+      </w:r>
+      <w:r>
+        <w:rPr>
+          <w:rFonts w:ascii="맑은 고딕" w:hAnsi="맑은 고딕" w:eastAsia="맑은 고딕"/>
+          <w:sz w:val="21"/>
+        </w:rPr>
+        <w:t xml:space="preserve"> — </w:t>
+      </w:r>
+      <w:r>
+        <w:rPr>
+          <w:rFonts w:ascii="Consolas" w:hAnsi="Consolas" w:eastAsia="맑은 고딕"/>
+          <w:sz w:val="21"/>
+        </w:rPr>
+        <w:t xml:space="preserve">tnsping</w:t>
+      </w:r>
+      <w:r>
+        <w:rPr>
+          <w:rFonts w:ascii="맑은 고딕" w:hAnsi="맑은 고딕" w:eastAsia="맑은 고딕"/>
+          <w:sz w:val="21"/>
+        </w:rPr>
+        <w:t xml:space="preserve">이 </w:t>
+      </w:r>
+      <w:r>
+        <w:rPr>
+          <w:rFonts w:ascii="Consolas" w:hAnsi="Consolas" w:eastAsia="맑은 고딕"/>
+          <w:sz w:val="21"/>
+        </w:rPr>
+        <w:t xml:space="preserve">OK</w:t>
+      </w:r>
+      <w:r>
+        <w:rPr>
+          <w:rFonts w:ascii="맑은 고딕" w:hAnsi="맑은 고딕" w:eastAsia="맑은 고딕"/>
+          <w:sz w:val="21"/>
+        </w:rPr>
+        <w:t xml:space="preserve">인데 접속이 안 되면 리스너는 살아 있으나 서비스가 없는 것이다. </w:t>
+      </w:r>
+      <w:r>
+        <w:rPr>
+          <w:rFonts w:ascii="Consolas" w:hAnsi="Consolas" w:eastAsia="맑은 고딕"/>
+          <w:sz w:val="21"/>
+        </w:rPr>
+        <w:t xml:space="preserve">lsnrctl status</w:t>
+      </w:r>
+      <w:r>
+        <w:rPr>
+          <w:rFonts w:ascii="맑은 고딕" w:hAnsi="맑은 고딕" w:eastAsia="맑은 고딕"/>
+          <w:sz w:val="21"/>
+        </w:rPr>
+        <w:t xml:space="preserve">로 </w:t>
+      </w:r>
+      <w:r>
+        <w:rPr>
+          <w:rFonts w:ascii="Consolas" w:hAnsi="Consolas" w:eastAsia="맑은 고딕"/>
+          <w:sz w:val="21"/>
+        </w:rPr>
+        <w:t xml:space="preserve">farsync</w:t>
+      </w:r>
+      <w:r>
+        <w:rPr>
+          <w:rFonts w:ascii="맑은 고딕" w:hAnsi="맑은 고딕" w:eastAsia="맑은 고딕"/>
+          <w:sz w:val="21"/>
+        </w:rPr>
+        <w:t xml:space="preserve"> 서비스가 등록되어 있는지 본다. 정적 등록이면 </w:t>
+      </w:r>
+      <w:r>
+        <w:rPr>
+          <w:rFonts w:ascii="Consolas" w:hAnsi="Consolas" w:eastAsia="맑은 고딕"/>
+          <w:sz w:val="21"/>
+        </w:rPr>
+        <w:t xml:space="preserve">status UNKNOWN</w:t>
+      </w:r>
+      <w:r>
+        <w:rPr>
+          <w:rFonts w:ascii="맑은 고딕" w:hAnsi="맑은 고딕" w:eastAsia="맑은 고딕"/>
+          <w:sz w:val="21"/>
+        </w:rPr>
+        <w:t xml:space="preserve">, 동적 등록이면 </w:t>
+      </w:r>
+      <w:r>
+        <w:rPr>
+          <w:rFonts w:ascii="Consolas" w:hAnsi="Consolas" w:eastAsia="맑은 고딕"/>
+          <w:sz w:val="21"/>
+        </w:rPr>
+        <w:t xml:space="preserve">READY</w:t>
+      </w:r>
+      <w:r>
+        <w:rPr>
+          <w:rFonts w:ascii="맑은 고딕" w:hAnsi="맑은 고딕" w:eastAsia="맑은 고딕"/>
+          <w:sz w:val="21"/>
+        </w:rPr>
+        <w:t xml:space="preserve">다. 실측에서는 </w:t>
+      </w:r>
+      <w:r>
+        <w:rPr>
+          <w:rFonts w:ascii="맑은 고딕" w:hAnsi="맑은 고딕" w:eastAsia="맑은 고딕"/>
+          <w:b/>
+          <w:sz w:val="21"/>
+        </w:rPr>
+        <w:t xml:space="preserve">둘 다</w:t>
+      </w:r>
+      <w:r>
+        <w:rPr>
+          <w:rFonts w:ascii="맑은 고딕" w:hAnsi="맑은 고딕" w:eastAsia="맑은 고딕"/>
+          <w:sz w:val="21"/>
+        </w:rPr>
+        <w:t xml:space="preserve"> 나타났다.</w:t>
       </w:r>
     </w:p>
     <w:p>
       <w:r>
         <w:rPr>
           <w:rFonts w:ascii="맑은 고딕" w:hAnsi="맑은 고딕" w:eastAsia="맑은 고딕"/>
-          <w:sz w:val="21"/>
-        </w:rPr>
-        <w:t>**③ SERVICE_NAME 일치** — `tnsnames.ora`의 `SERVICE_NAME`과 `listener.ora`의 `GLOBAL_DBNAME`이 같아야 한다. 다르면 ORA-12514(`listener does not currently know of service`)다.</w:t>
+          <w:b/>
+          <w:sz w:val="21"/>
+        </w:rPr>
+        <w:t xml:space="preserve">③ SERVICE_NAME 일치</w:t>
+      </w:r>
+      <w:r>
+        <w:rPr>
+          <w:rFonts w:ascii="맑은 고딕" w:hAnsi="맑은 고딕" w:eastAsia="맑은 고딕"/>
+          <w:sz w:val="21"/>
+        </w:rPr>
+        <w:t xml:space="preserve"> — </w:t>
+      </w:r>
+      <w:r>
+        <w:rPr>
+          <w:rFonts w:ascii="Consolas" w:hAnsi="Consolas" w:eastAsia="맑은 고딕"/>
+          <w:sz w:val="21"/>
+        </w:rPr>
+        <w:t xml:space="preserve">tnsnames.ora</w:t>
+      </w:r>
+      <w:r>
+        <w:rPr>
+          <w:rFonts w:ascii="맑은 고딕" w:hAnsi="맑은 고딕" w:eastAsia="맑은 고딕"/>
+          <w:sz w:val="21"/>
+        </w:rPr>
+        <w:t xml:space="preserve">의 </w:t>
+      </w:r>
+      <w:r>
+        <w:rPr>
+          <w:rFonts w:ascii="Consolas" w:hAnsi="Consolas" w:eastAsia="맑은 고딕"/>
+          <w:sz w:val="21"/>
+        </w:rPr>
+        <w:t xml:space="preserve">SERVICE_NAME</w:t>
+      </w:r>
+      <w:r>
+        <w:rPr>
+          <w:rFonts w:ascii="맑은 고딕" w:hAnsi="맑은 고딕" w:eastAsia="맑은 고딕"/>
+          <w:sz w:val="21"/>
+        </w:rPr>
+        <w:t xml:space="preserve">과 </w:t>
+      </w:r>
+      <w:r>
+        <w:rPr>
+          <w:rFonts w:ascii="Consolas" w:hAnsi="Consolas" w:eastAsia="맑은 고딕"/>
+          <w:sz w:val="21"/>
+        </w:rPr>
+        <w:t xml:space="preserve">listener.ora</w:t>
+      </w:r>
+      <w:r>
+        <w:rPr>
+          <w:rFonts w:ascii="맑은 고딕" w:hAnsi="맑은 고딕" w:eastAsia="맑은 고딕"/>
+          <w:sz w:val="21"/>
+        </w:rPr>
+        <w:t xml:space="preserve">의 </w:t>
+      </w:r>
+      <w:r>
+        <w:rPr>
+          <w:rFonts w:ascii="Consolas" w:hAnsi="Consolas" w:eastAsia="맑은 고딕"/>
+          <w:sz w:val="21"/>
+        </w:rPr>
+        <w:t xml:space="preserve">GLOBAL_DBNAME</w:t>
+      </w:r>
+      <w:r>
+        <w:rPr>
+          <w:rFonts w:ascii="맑은 고딕" w:hAnsi="맑은 고딕" w:eastAsia="맑은 고딕"/>
+          <w:sz w:val="21"/>
+        </w:rPr>
+        <w:t xml:space="preserve">이 같아야 한다. 다르면 ORA-12514(</w:t>
+      </w:r>
+      <w:r>
+        <w:rPr>
+          <w:rFonts w:ascii="Consolas" w:hAnsi="Consolas" w:eastAsia="맑은 고딕"/>
+          <w:sz w:val="21"/>
+        </w:rPr>
+        <w:t xml:space="preserve">listener does not currently know of service</w:t>
+      </w:r>
+      <w:r>
+        <w:rPr>
+          <w:rFonts w:ascii="맑은 고딕" w:hAnsi="맑은 고딕" w:eastAsia="맑은 고딕"/>
+          <w:sz w:val="21"/>
+        </w:rPr>
+        <w:t xml:space="preserve">)다.</w:t>
       </w:r>
     </w:p>
     <w:p>
       <w:r>
         <w:rPr>
           <w:rFonts w:ascii="맑은 고딕" w:hAnsi="맑은 고딕" w:eastAsia="맑은 고딕"/>
-          <w:sz w:val="21"/>
-        </w:rPr>
-        <w:t>**④ 패스워드 파일** — `$ORACLE_HOME/dbs/orapwfarsync`가 있는지, 이름이 `orapw&lt;SID&gt;` 규칙에 맞는지 본다. 없으면 ORA-01017이다.</w:t>
+          <w:b/>
+          <w:sz w:val="21"/>
+        </w:rPr>
+        <w:t xml:space="preserve">④ 패스워드 파일</w:t>
+      </w:r>
+      <w:r>
+        <w:rPr>
+          <w:rFonts w:ascii="맑은 고딕" w:hAnsi="맑은 고딕" w:eastAsia="맑은 고딕"/>
+          <w:sz w:val="21"/>
+        </w:rPr>
+        <w:t xml:space="preserve"> — </w:t>
+      </w:r>
+      <w:r>
+        <w:rPr>
+          <w:rFonts w:ascii="Consolas" w:hAnsi="Consolas" w:eastAsia="맑은 고딕"/>
+          <w:sz w:val="21"/>
+        </w:rPr>
+        <w:t xml:space="preserve">$ORACLE_HOME/dbs/orapwfarsync</w:t>
+      </w:r>
+      <w:r>
+        <w:rPr>
+          <w:rFonts w:ascii="맑은 고딕" w:hAnsi="맑은 고딕" w:eastAsia="맑은 고딕"/>
+          <w:sz w:val="21"/>
+        </w:rPr>
+        <w:t xml:space="preserve">가 있는지, 이름이 </w:t>
+      </w:r>
+      <w:r>
+        <w:rPr>
+          <w:rFonts w:ascii="Consolas" w:hAnsi="Consolas" w:eastAsia="맑은 고딕"/>
+          <w:sz w:val="21"/>
+        </w:rPr>
+        <w:t xml:space="preserve">orapw&lt;SID&gt;</w:t>
+      </w:r>
+      <w:r>
+        <w:rPr>
+          <w:rFonts w:ascii="맑은 고딕" w:hAnsi="맑은 고딕" w:eastAsia="맑은 고딕"/>
+          <w:sz w:val="21"/>
+        </w:rPr>
+        <w:t xml:space="preserve"> 규칙에 맞는지 본다. 없으면 ORA-01017이다.</w:t>
       </w:r>
     </w:p>
     <w:p>
       <w:r>
         <w:rPr>
           <w:rFonts w:ascii="맑은 고딕" w:hAnsi="맑은 고딕" w:eastAsia="맑은 고딕"/>
-          <w:sz w:val="21"/>
-        </w:rPr>
-        <w:t>**⑤ 파라미터** — `remote_login_passwordfile=exclusive`인지 확인한다.</w:t>
+          <w:b/>
+          <w:sz w:val="21"/>
+        </w:rPr>
+        <w:t xml:space="preserve">⑤ 파라미터</w:t>
+      </w:r>
+      <w:r>
+        <w:rPr>
+          <w:rFonts w:ascii="맑은 고딕" w:hAnsi="맑은 고딕" w:eastAsia="맑은 고딕"/>
+          <w:sz w:val="21"/>
+        </w:rPr>
+        <w:t xml:space="preserve"> — </w:t>
+      </w:r>
+      <w:r>
+        <w:rPr>
+          <w:rFonts w:ascii="Consolas" w:hAnsi="Consolas" w:eastAsia="맑은 고딕"/>
+          <w:sz w:val="21"/>
+        </w:rPr>
+        <w:t xml:space="preserve">remote_login_passwordfile=exclusive</w:t>
+      </w:r>
+      <w:r>
+        <w:rPr>
+          <w:rFonts w:ascii="맑은 고딕" w:hAnsi="맑은 고딕" w:eastAsia="맑은 고딕"/>
+          <w:sz w:val="21"/>
+        </w:rPr>
+        <w:t xml:space="preserve">인지 확인한다.</w:t>
       </w:r>
     </w:p>
     <w:p>
       <w:r>
         <w:rPr>
           <w:rFonts w:ascii="맑은 고딕" w:hAnsi="맑은 고딕" w:eastAsia="맑은 고딕"/>
-          <w:sz w:val="21"/>
-        </w:rPr>
-        <w:t>**⑥ 인스턴스 상태** — 위가 모두 정상인데 안 되면 인스턴스가 내려가 있을 수 있다. 정적 등록이 되어 있으면 원격에서 `STARTUP`이 가능하다.</w:t>
+          <w:b/>
+          <w:sz w:val="21"/>
+        </w:rPr>
+        <w:t xml:space="preserve">⑥ 인스턴스 상태</w:t>
+      </w:r>
+      <w:r>
+        <w:rPr>
+          <w:rFonts w:ascii="맑은 고딕" w:hAnsi="맑은 고딕" w:eastAsia="맑은 고딕"/>
+          <w:sz w:val="21"/>
+        </w:rPr>
+        <w:t xml:space="preserve"> — 위가 모두 정상인데 안 되면 인스턴스가 내려가 있을 수 있다. 정적 등록이 되어 있으면 원격에서 </w:t>
+      </w:r>
+      <w:r>
+        <w:rPr>
+          <w:rFonts w:ascii="Consolas" w:hAnsi="Consolas" w:eastAsia="맑은 고딕"/>
+          <w:sz w:val="21"/>
+        </w:rPr>
+        <w:t xml:space="preserve">STARTUP</w:t>
+      </w:r>
+      <w:r>
+        <w:rPr>
+          <w:rFonts w:ascii="맑은 고딕" w:hAnsi="맑은 고딕" w:eastAsia="맑은 고딕"/>
+          <w:sz w:val="21"/>
+        </w:rPr>
+        <w:t xml:space="preserve">이 가능하다.</w:t>
       </w:r>
     </w:p>
     <w:p>
@@ -1262,54 +4709,299 @@
       <w:r>
         <w:rPr>
           <w:rFonts w:ascii="맑은 고딕" w:hAnsi="맑은 고딕" w:eastAsia="맑은 고딕"/>
-          <w:sz w:val="21"/>
-        </w:rPr>
-        <w:t>**정상적인 과도 상태와 실제 문제를 구별하는 것이 핵심이다.**</w:t>
+          <w:b/>
+          <w:sz w:val="21"/>
+        </w:rPr>
+        <w:t xml:space="preserve">정상적인 과도 상태와 실제 문제를 구별하는 것이 핵심이다.</w:t>
       </w:r>
     </w:p>
     <w:p>
       <w:r>
         <w:rPr>
           <w:rFonts w:ascii="맑은 고딕" w:hAnsi="맑은 고딕" w:eastAsia="맑은 고딕"/>
-          <w:sz w:val="21"/>
-        </w:rPr>
-        <w:t>**① 시간을 준다.** 보호 모드를 올린 직후에는 `RESYNCHRONIZATION`이 정상이다. `ALTER SYSTEM ARCHIVE LOG CURRENT`로 로그를 몇 번 전환하고 다시 본다. 실측에서 이 과정을 거쳐 `MAXIMUM AVAILABILITY`에 도달했다.</w:t>
+          <w:b/>
+          <w:sz w:val="21"/>
+        </w:rPr>
+        <w:t xml:space="preserve">① 시간을 준다.</w:t>
+      </w:r>
+      <w:r>
+        <w:rPr>
+          <w:rFonts w:ascii="맑은 고딕" w:hAnsi="맑은 고딕" w:eastAsia="맑은 고딕"/>
+          <w:sz w:val="21"/>
+        </w:rPr>
+        <w:t xml:space="preserve"> 보호 모드를 올린 직후에는 </w:t>
+      </w:r>
+      <w:r>
+        <w:rPr>
+          <w:rFonts w:ascii="Consolas" w:hAnsi="Consolas" w:eastAsia="맑은 고딕"/>
+          <w:sz w:val="21"/>
+        </w:rPr>
+        <w:t xml:space="preserve">RESYNCHRONIZATION</w:t>
+      </w:r>
+      <w:r>
+        <w:rPr>
+          <w:rFonts w:ascii="맑은 고딕" w:hAnsi="맑은 고딕" w:eastAsia="맑은 고딕"/>
+          <w:sz w:val="21"/>
+        </w:rPr>
+        <w:t xml:space="preserve">이 정상이다. </w:t>
+      </w:r>
+      <w:r>
+        <w:rPr>
+          <w:rFonts w:ascii="Consolas" w:hAnsi="Consolas" w:eastAsia="맑은 고딕"/>
+          <w:sz w:val="21"/>
+        </w:rPr>
+        <w:t xml:space="preserve">ALTER SYSTEM ARCHIVE LOG CURRENT</w:t>
+      </w:r>
+      <w:r>
+        <w:rPr>
+          <w:rFonts w:ascii="맑은 고딕" w:hAnsi="맑은 고딕" w:eastAsia="맑은 고딕"/>
+          <w:sz w:val="21"/>
+        </w:rPr>
+        <w:t xml:space="preserve">로 로그를 몇 번 전환하고 다시 본다. 실측에서 이 과정을 거쳐 </w:t>
+      </w:r>
+      <w:r>
+        <w:rPr>
+          <w:rFonts w:ascii="Consolas" w:hAnsi="Consolas" w:eastAsia="맑은 고딕"/>
+          <w:sz w:val="21"/>
+        </w:rPr>
+        <w:t xml:space="preserve">MAXIMUM AVAILABILITY</w:t>
+      </w:r>
+      <w:r>
+        <w:rPr>
+          <w:rFonts w:ascii="맑은 고딕" w:hAnsi="맑은 고딕" w:eastAsia="맑은 고딕"/>
+          <w:sz w:val="21"/>
+        </w:rPr>
+        <w:t xml:space="preserve">에 도달했다.</w:t>
       </w:r>
     </w:p>
     <w:p>
       <w:r>
         <w:rPr>
           <w:rFonts w:ascii="맑은 고딕" w:hAnsi="맑은 고딕" w:eastAsia="맑은 고딕"/>
-          <w:sz w:val="21"/>
-        </w:rPr>
-        <w:t>**② 동기 목적지가 있는가.** `SELECT dest_id, transmit_mode, affirm FROM v$archive_dest;` → `TRANSMIT_MODE`가 `PARALLELSYNC`이고 `AFFIRM`이 `YES`인 목적지가 하나 이상 있어야 한다. 모두 `ASYNCHRONOUS`이면 아무리 기다려도 도달하지 못한다.</w:t>
+          <w:b/>
+          <w:sz w:val="21"/>
+        </w:rPr>
+        <w:t xml:space="preserve">② 동기 목적지가 있는가.</w:t>
+      </w:r>
+      <w:r>
+        <w:rPr>
+          <w:rFonts w:ascii="맑은 고딕" w:hAnsi="맑은 고딕" w:eastAsia="맑은 고딕"/>
+          <w:sz w:val="21"/>
+        </w:rPr>
+        <w:t xml:space="preserve"> </w:t>
+      </w:r>
+      <w:r>
+        <w:rPr>
+          <w:rFonts w:ascii="Consolas" w:hAnsi="Consolas" w:eastAsia="맑은 고딕"/>
+          <w:sz w:val="21"/>
+        </w:rPr>
+        <w:t xml:space="preserve">SELECT dest_id, transmit_mode, affirm FROM v$archive_dest;</w:t>
+      </w:r>
+      <w:r>
+        <w:rPr>
+          <w:rFonts w:ascii="맑은 고딕" w:hAnsi="맑은 고딕" w:eastAsia="맑은 고딕"/>
+          <w:sz w:val="21"/>
+        </w:rPr>
+        <w:t xml:space="preserve"> → </w:t>
+      </w:r>
+      <w:r>
+        <w:rPr>
+          <w:rFonts w:ascii="Consolas" w:hAnsi="Consolas" w:eastAsia="맑은 고딕"/>
+          <w:sz w:val="21"/>
+        </w:rPr>
+        <w:t xml:space="preserve">TRANSMIT_MODE</w:t>
+      </w:r>
+      <w:r>
+        <w:rPr>
+          <w:rFonts w:ascii="맑은 고딕" w:hAnsi="맑은 고딕" w:eastAsia="맑은 고딕"/>
+          <w:sz w:val="21"/>
+        </w:rPr>
+        <w:t xml:space="preserve">가 </w:t>
+      </w:r>
+      <w:r>
+        <w:rPr>
+          <w:rFonts w:ascii="Consolas" w:hAnsi="Consolas" w:eastAsia="맑은 고딕"/>
+          <w:sz w:val="21"/>
+        </w:rPr>
+        <w:t xml:space="preserve">PARALLELSYNC</w:t>
+      </w:r>
+      <w:r>
+        <w:rPr>
+          <w:rFonts w:ascii="맑은 고딕" w:hAnsi="맑은 고딕" w:eastAsia="맑은 고딕"/>
+          <w:sz w:val="21"/>
+        </w:rPr>
+        <w:t xml:space="preserve">이고 </w:t>
+      </w:r>
+      <w:r>
+        <w:rPr>
+          <w:rFonts w:ascii="Consolas" w:hAnsi="Consolas" w:eastAsia="맑은 고딕"/>
+          <w:sz w:val="21"/>
+        </w:rPr>
+        <w:t xml:space="preserve">AFFIRM</w:t>
+      </w:r>
+      <w:r>
+        <w:rPr>
+          <w:rFonts w:ascii="맑은 고딕" w:hAnsi="맑은 고딕" w:eastAsia="맑은 고딕"/>
+          <w:sz w:val="21"/>
+        </w:rPr>
+        <w:t xml:space="preserve">이 </w:t>
+      </w:r>
+      <w:r>
+        <w:rPr>
+          <w:rFonts w:ascii="Consolas" w:hAnsi="Consolas" w:eastAsia="맑은 고딕"/>
+          <w:sz w:val="21"/>
+        </w:rPr>
+        <w:t xml:space="preserve">YES</w:t>
+      </w:r>
+      <w:r>
+        <w:rPr>
+          <w:rFonts w:ascii="맑은 고딕" w:hAnsi="맑은 고딕" w:eastAsia="맑은 고딕"/>
+          <w:sz w:val="21"/>
+        </w:rPr>
+        <w:t xml:space="preserve">인 목적지가 하나 이상 있어야 한다. 모두 </w:t>
+      </w:r>
+      <w:r>
+        <w:rPr>
+          <w:rFonts w:ascii="Consolas" w:hAnsi="Consolas" w:eastAsia="맑은 고딕"/>
+          <w:sz w:val="21"/>
+        </w:rPr>
+        <w:t xml:space="preserve">ASYNCHRONOUS</w:t>
+      </w:r>
+      <w:r>
+        <w:rPr>
+          <w:rFonts w:ascii="맑은 고딕" w:hAnsi="맑은 고딕" w:eastAsia="맑은 고딕"/>
+          <w:sz w:val="21"/>
+        </w:rPr>
+        <w:t xml:space="preserve">이면 아무리 기다려도 도달하지 못한다.</w:t>
       </w:r>
     </w:p>
     <w:p>
       <w:r>
         <w:rPr>
           <w:rFonts w:ascii="맑은 고딕" w:hAnsi="맑은 고딕" w:eastAsia="맑은 고딕"/>
-          <w:sz w:val="21"/>
-        </w:rPr>
-        <w:t>**③ 그 목적지가 살아 있는가.** `V$ARCHIVE_DEST_STATUS`의 `STATUS`와 `ERROR`를 본다. `ERROR`면 그 오류를 먼저 해결한다.</w:t>
+          <w:b/>
+          <w:sz w:val="21"/>
+        </w:rPr>
+        <w:t xml:space="preserve">③ 그 목적지가 살아 있는가.</w:t>
+      </w:r>
+      <w:r>
+        <w:rPr>
+          <w:rFonts w:ascii="맑은 고딕" w:hAnsi="맑은 고딕" w:eastAsia="맑은 고딕"/>
+          <w:sz w:val="21"/>
+        </w:rPr>
+        <w:t xml:space="preserve"> </w:t>
+      </w:r>
+      <w:r>
+        <w:rPr>
+          <w:rFonts w:ascii="Consolas" w:hAnsi="Consolas" w:eastAsia="맑은 고딕"/>
+          <w:sz w:val="21"/>
+        </w:rPr>
+        <w:t xml:space="preserve">V$ARCHIVE_DEST_STATUS</w:t>
+      </w:r>
+      <w:r>
+        <w:rPr>
+          <w:rFonts w:ascii="맑은 고딕" w:hAnsi="맑은 고딕" w:eastAsia="맑은 고딕"/>
+          <w:sz w:val="21"/>
+        </w:rPr>
+        <w:t xml:space="preserve">의 </w:t>
+      </w:r>
+      <w:r>
+        <w:rPr>
+          <w:rFonts w:ascii="Consolas" w:hAnsi="Consolas" w:eastAsia="맑은 고딕"/>
+          <w:sz w:val="21"/>
+        </w:rPr>
+        <w:t xml:space="preserve">STATUS</w:t>
+      </w:r>
+      <w:r>
+        <w:rPr>
+          <w:rFonts w:ascii="맑은 고딕" w:hAnsi="맑은 고딕" w:eastAsia="맑은 고딕"/>
+          <w:sz w:val="21"/>
+        </w:rPr>
+        <w:t xml:space="preserve">와 </w:t>
+      </w:r>
+      <w:r>
+        <w:rPr>
+          <w:rFonts w:ascii="Consolas" w:hAnsi="Consolas" w:eastAsia="맑은 고딕"/>
+          <w:sz w:val="21"/>
+        </w:rPr>
+        <w:t xml:space="preserve">ERROR</w:t>
+      </w:r>
+      <w:r>
+        <w:rPr>
+          <w:rFonts w:ascii="맑은 고딕" w:hAnsi="맑은 고딕" w:eastAsia="맑은 고딕"/>
+          <w:sz w:val="21"/>
+        </w:rPr>
+        <w:t xml:space="preserve">를 본다. </w:t>
+      </w:r>
+      <w:r>
+        <w:rPr>
+          <w:rFonts w:ascii="Consolas" w:hAnsi="Consolas" w:eastAsia="맑은 고딕"/>
+          <w:sz w:val="21"/>
+        </w:rPr>
+        <w:t xml:space="preserve">ERROR</w:t>
+      </w:r>
+      <w:r>
+        <w:rPr>
+          <w:rFonts w:ascii="맑은 고딕" w:hAnsi="맑은 고딕" w:eastAsia="맑은 고딕"/>
+          <w:sz w:val="21"/>
+        </w:rPr>
+        <w:t xml:space="preserve">면 그 오류를 먼저 해결한다.</w:t>
       </w:r>
     </w:p>
     <w:p>
       <w:r>
         <w:rPr>
           <w:rFonts w:ascii="맑은 고딕" w:hAnsi="맑은 고딕" w:eastAsia="맑은 고딕"/>
-          <w:sz w:val="21"/>
-        </w:rPr>
-        <w:t>**④ 어느 노드에서 보고 있는지 확인한다.** 실측에서 boston은 정상인데도 `RESYNCHRONIZATION`이었다. 비동기로 받는 노드는 동기 파트너가 아니므로 이것이 정상값이다. **Primary에서 본 값이 판단 기준이다.**</w:t>
+          <w:b/>
+          <w:sz w:val="21"/>
+        </w:rPr>
+        <w:t xml:space="preserve">④ 어느 노드에서 보고 있는지 확인한다.</w:t>
+      </w:r>
+      <w:r>
+        <w:rPr>
+          <w:rFonts w:ascii="맑은 고딕" w:hAnsi="맑은 고딕" w:eastAsia="맑은 고딕"/>
+          <w:sz w:val="21"/>
+        </w:rPr>
+        <w:t xml:space="preserve"> 실측에서 boston은 정상인데도 </w:t>
+      </w:r>
+      <w:r>
+        <w:rPr>
+          <w:rFonts w:ascii="Consolas" w:hAnsi="Consolas" w:eastAsia="맑은 고딕"/>
+          <w:sz w:val="21"/>
+        </w:rPr>
+        <w:t xml:space="preserve">RESYNCHRONIZATION</w:t>
+      </w:r>
+      <w:r>
+        <w:rPr>
+          <w:rFonts w:ascii="맑은 고딕" w:hAnsi="맑은 고딕" w:eastAsia="맑은 고딕"/>
+          <w:sz w:val="21"/>
+        </w:rPr>
+        <w:t xml:space="preserve">이었다. 비동기로 받는 노드는 동기 파트너가 아니므로 이것이 정상값이다. </w:t>
+      </w:r>
+      <w:r>
+        <w:rPr>
+          <w:rFonts w:ascii="맑은 고딕" w:hAnsi="맑은 고딕" w:eastAsia="맑은 고딕"/>
+          <w:b/>
+          <w:sz w:val="21"/>
+        </w:rPr>
+        <w:t xml:space="preserve">Primary에서 본 값이 판단 기준이다.</w:t>
       </w:r>
     </w:p>
     <w:p>
       <w:r>
         <w:rPr>
           <w:rFonts w:ascii="맑은 고딕" w:hAnsi="맑은 고딕" w:eastAsia="맑은 고딕"/>
-          <w:sz w:val="21"/>
-        </w:rPr>
-        <w:t>**⑤ 알림 로그** — 위가 모두 정상인데 지속되면 Primary의 알림 로그에서 전송 관련 메시지를 찾는다.</w:t>
+          <w:b/>
+          <w:sz w:val="21"/>
+        </w:rPr>
+        <w:t xml:space="preserve">⑤ 알림 로그</w:t>
+      </w:r>
+      <w:r>
+        <w:rPr>
+          <w:rFonts w:ascii="맑은 고딕" w:hAnsi="맑은 고딕" w:eastAsia="맑은 고딕"/>
+          <w:sz w:val="21"/>
+        </w:rPr>
+        <w:t xml:space="preserve"> — 위가 모두 정상인데 지속되면 Primary의 알림 로그에서 전송 관련 메시지를 찾는다.</w:t>
       </w:r>
     </w:p>
     <w:p>
@@ -1344,72 +5036,374 @@
       <w:r>
         <w:rPr>
           <w:rFonts w:ascii="맑은 고딕" w:hAnsi="맑은 고딕" w:eastAsia="맑은 고딕"/>
-          <w:sz w:val="21"/>
-        </w:rPr>
-        <w:t>**① 계획을 적는다.** 어느 노드의 어느 파라미터를 무엇으로 바꿀지 미리 정리한다. 세 노드 이상이면 순서가 결과를 바꾼다.</w:t>
+          <w:b/>
+          <w:sz w:val="21"/>
+        </w:rPr>
+        <w:t xml:space="preserve">① 계획을 적는다.</w:t>
+      </w:r>
+      <w:r>
+        <w:rPr>
+          <w:rFonts w:ascii="맑은 고딕" w:hAnsi="맑은 고딕" w:eastAsia="맑은 고딕"/>
+          <w:sz w:val="21"/>
+        </w:rPr>
+        <w:t xml:space="preserve"> 어느 노드의 어느 파라미터를 무엇으로 바꿀지 미리 정리한다. 세 노드 이상이면 순서가 결과를 바꾼다.</w:t>
       </w:r>
     </w:p>
     <w:p>
       <w:r>
         <w:rPr>
           <w:rFonts w:ascii="맑은 고딕" w:hAnsi="맑은 고딕" w:eastAsia="맑은 고딕"/>
-          <w:sz w:val="21"/>
-        </w:rPr>
-        <w:t>**② 받는 쪽부터 연다.** 모든 노드의 `LOG_ARCHIVE_CONFIG`에 새 이름을 먼저 넣는다. 확인값 — `SELECT value FROM v$parameter WHERE name='log_archive_config';`가 모든 노드에서 같은 목록을 보여야 한다.</w:t>
+          <w:b/>
+          <w:sz w:val="21"/>
+        </w:rPr>
+        <w:t xml:space="preserve">② 받는 쪽부터 연다.</w:t>
+      </w:r>
+      <w:r>
+        <w:rPr>
+          <w:rFonts w:ascii="맑은 고딕" w:hAnsi="맑은 고딕" w:eastAsia="맑은 고딕"/>
+          <w:sz w:val="21"/>
+        </w:rPr>
+        <w:t xml:space="preserve"> 모든 노드의 </w:t>
+      </w:r>
+      <w:r>
+        <w:rPr>
+          <w:rFonts w:ascii="Consolas" w:hAnsi="Consolas" w:eastAsia="맑은 고딕"/>
+          <w:sz w:val="21"/>
+        </w:rPr>
+        <w:t xml:space="preserve">LOG_ARCHIVE_CONFIG</w:t>
+      </w:r>
+      <w:r>
+        <w:rPr>
+          <w:rFonts w:ascii="맑은 고딕" w:hAnsi="맑은 고딕" w:eastAsia="맑은 고딕"/>
+          <w:sz w:val="21"/>
+        </w:rPr>
+        <w:t xml:space="preserve">에 새 이름을 먼저 넣는다. 확인값 — </w:t>
+      </w:r>
+      <w:r>
+        <w:rPr>
+          <w:rFonts w:ascii="Consolas" w:hAnsi="Consolas" w:eastAsia="맑은 고딕"/>
+          <w:sz w:val="21"/>
+        </w:rPr>
+        <w:t xml:space="preserve">SELECT value FROM v$parameter WHERE name='log_archive_config';</w:t>
+      </w:r>
+      <w:r>
+        <w:rPr>
+          <w:rFonts w:ascii="맑은 고딕" w:hAnsi="맑은 고딕" w:eastAsia="맑은 고딕"/>
+          <w:sz w:val="21"/>
+        </w:rPr>
+        <w:t xml:space="preserve">가 모든 노드에서 같은 목록을 보여야 한다.</w:t>
       </w:r>
     </w:p>
     <w:p>
       <w:r>
         <w:rPr>
           <w:rFonts w:ascii="맑은 고딕" w:hAnsi="맑은 고딕" w:eastAsia="맑은 고딕"/>
-          <w:sz w:val="21"/>
-        </w:rPr>
-        <w:t>**③ Oracle Net을 먼저 검증한다.** 새 노드로의 `tnsping`과 SYSDBA 접속이 되는지 확인한다. 확인값 — `tnsping`이 `OK`, `V$INSTANCE` 조회 성공.</w:t>
+          <w:b/>
+          <w:sz w:val="21"/>
+        </w:rPr>
+        <w:t xml:space="preserve">③ Oracle Net을 먼저 검증한다.</w:t>
+      </w:r>
+      <w:r>
+        <w:rPr>
+          <w:rFonts w:ascii="맑은 고딕" w:hAnsi="맑은 고딕" w:eastAsia="맑은 고딕"/>
+          <w:sz w:val="21"/>
+        </w:rPr>
+        <w:t xml:space="preserve"> 새 노드로의 </w:t>
+      </w:r>
+      <w:r>
+        <w:rPr>
+          <w:rFonts w:ascii="Consolas" w:hAnsi="Consolas" w:eastAsia="맑은 고딕"/>
+          <w:sz w:val="21"/>
+        </w:rPr>
+        <w:t xml:space="preserve">tnsping</w:t>
+      </w:r>
+      <w:r>
+        <w:rPr>
+          <w:rFonts w:ascii="맑은 고딕" w:hAnsi="맑은 고딕" w:eastAsia="맑은 고딕"/>
+          <w:sz w:val="21"/>
+        </w:rPr>
+        <w:t xml:space="preserve">과 SYSDBA 접속이 되는지 확인한다. 확인값 — </w:t>
+      </w:r>
+      <w:r>
+        <w:rPr>
+          <w:rFonts w:ascii="Consolas" w:hAnsi="Consolas" w:eastAsia="맑은 고딕"/>
+          <w:sz w:val="21"/>
+        </w:rPr>
+        <w:t xml:space="preserve">tnsping</w:t>
+      </w:r>
+      <w:r>
+        <w:rPr>
+          <w:rFonts w:ascii="맑은 고딕" w:hAnsi="맑은 고딕" w:eastAsia="맑은 고딕"/>
+          <w:sz w:val="21"/>
+        </w:rPr>
+        <w:t xml:space="preserve">이 </w:t>
+      </w:r>
+      <w:r>
+        <w:rPr>
+          <w:rFonts w:ascii="Consolas" w:hAnsi="Consolas" w:eastAsia="맑은 고딕"/>
+          <w:sz w:val="21"/>
+        </w:rPr>
+        <w:t xml:space="preserve">OK</w:t>
+      </w:r>
+      <w:r>
+        <w:rPr>
+          <w:rFonts w:ascii="맑은 고딕" w:hAnsi="맑은 고딕" w:eastAsia="맑은 고딕"/>
+          <w:sz w:val="21"/>
+        </w:rPr>
+        <w:t xml:space="preserve">, </w:t>
+      </w:r>
+      <w:r>
+        <w:rPr>
+          <w:rFonts w:ascii="Consolas" w:hAnsi="Consolas" w:eastAsia="맑은 고딕"/>
+          <w:sz w:val="21"/>
+        </w:rPr>
+        <w:t xml:space="preserve">V$INSTANCE</w:t>
+      </w:r>
+      <w:r>
+        <w:rPr>
+          <w:rFonts w:ascii="맑은 고딕" w:hAnsi="맑은 고딕" w:eastAsia="맑은 고딕"/>
+          <w:sz w:val="21"/>
+        </w:rPr>
+        <w:t xml:space="preserve"> 조회 성공.</w:t>
       </w:r>
     </w:p>
     <w:p>
       <w:r>
         <w:rPr>
           <w:rFonts w:ascii="맑은 고딕" w:hAnsi="맑은 고딕" w:eastAsia="맑은 고딕"/>
-          <w:sz w:val="21"/>
-        </w:rPr>
-        <w:t>**④ 보내는 쪽을 바꾼다.** `LOG_ARCHIVE_DEST_n`을 새 대상으로 설정한다. 확인값 — `V$ARCHIVE_DEST`의 `VALID_NOW`가 `YES` 또는 `UNKNOWN`(아직 미사용).</w:t>
+          <w:b/>
+          <w:sz w:val="21"/>
+        </w:rPr>
+        <w:t xml:space="preserve">④ 보내는 쪽을 바꾼다.</w:t>
+      </w:r>
+      <w:r>
+        <w:rPr>
+          <w:rFonts w:ascii="맑은 고딕" w:hAnsi="맑은 고딕" w:eastAsia="맑은 고딕"/>
+          <w:sz w:val="21"/>
+        </w:rPr>
+        <w:t xml:space="preserve"> </w:t>
+      </w:r>
+      <w:r>
+        <w:rPr>
+          <w:rFonts w:ascii="Consolas" w:hAnsi="Consolas" w:eastAsia="맑은 고딕"/>
+          <w:sz w:val="21"/>
+        </w:rPr>
+        <w:t xml:space="preserve">LOG_ARCHIVE_DEST_n</w:t>
+      </w:r>
+      <w:r>
+        <w:rPr>
+          <w:rFonts w:ascii="맑은 고딕" w:hAnsi="맑은 고딕" w:eastAsia="맑은 고딕"/>
+          <w:sz w:val="21"/>
+        </w:rPr>
+        <w:t xml:space="preserve">을 새 대상으로 설정한다. 확인값 — </w:t>
+      </w:r>
+      <w:r>
+        <w:rPr>
+          <w:rFonts w:ascii="Consolas" w:hAnsi="Consolas" w:eastAsia="맑은 고딕"/>
+          <w:sz w:val="21"/>
+        </w:rPr>
+        <w:t xml:space="preserve">V$ARCHIVE_DEST</w:t>
+      </w:r>
+      <w:r>
+        <w:rPr>
+          <w:rFonts w:ascii="맑은 고딕" w:hAnsi="맑은 고딕" w:eastAsia="맑은 고딕"/>
+          <w:sz w:val="21"/>
+        </w:rPr>
+        <w:t xml:space="preserve">의 </w:t>
+      </w:r>
+      <w:r>
+        <w:rPr>
+          <w:rFonts w:ascii="Consolas" w:hAnsi="Consolas" w:eastAsia="맑은 고딕"/>
+          <w:sz w:val="21"/>
+        </w:rPr>
+        <w:t xml:space="preserve">VALID_NOW</w:t>
+      </w:r>
+      <w:r>
+        <w:rPr>
+          <w:rFonts w:ascii="맑은 고딕" w:hAnsi="맑은 고딕" w:eastAsia="맑은 고딕"/>
+          <w:sz w:val="21"/>
+        </w:rPr>
+        <w:t xml:space="preserve">가 </w:t>
+      </w:r>
+      <w:r>
+        <w:rPr>
+          <w:rFonts w:ascii="Consolas" w:hAnsi="Consolas" w:eastAsia="맑은 고딕"/>
+          <w:sz w:val="21"/>
+        </w:rPr>
+        <w:t xml:space="preserve">YES</w:t>
+      </w:r>
+      <w:r>
+        <w:rPr>
+          <w:rFonts w:ascii="맑은 고딕" w:hAnsi="맑은 고딕" w:eastAsia="맑은 고딕"/>
+          <w:sz w:val="21"/>
+        </w:rPr>
+        <w:t xml:space="preserve"> 또는 </w:t>
+      </w:r>
+      <w:r>
+        <w:rPr>
+          <w:rFonts w:ascii="Consolas" w:hAnsi="Consolas" w:eastAsia="맑은 고딕"/>
+          <w:sz w:val="21"/>
+        </w:rPr>
+        <w:t xml:space="preserve">UNKNOWN</w:t>
+      </w:r>
+      <w:r>
+        <w:rPr>
+          <w:rFonts w:ascii="맑은 고딕" w:hAnsi="맑은 고딕" w:eastAsia="맑은 고딕"/>
+          <w:sz w:val="21"/>
+        </w:rPr>
+        <w:t xml:space="preserve">(아직 미사용).</w:t>
       </w:r>
     </w:p>
     <w:p>
       <w:r>
         <w:rPr>
           <w:rFonts w:ascii="맑은 고딕" w:hAnsi="맑은 고딕" w:eastAsia="맑은 고딕"/>
-          <w:sz w:val="21"/>
-        </w:rPr>
-        <w:t>**⑤ 리두를 흘려 본다.** `ALTER SYSTEM ARCHIVE LOG CURRENT` 후 각 노드에서 RFS·SRL·MRP를 확인한다. 확인값 — 목적지 `VALID`, 지연 0.</w:t>
+          <w:b/>
+          <w:sz w:val="21"/>
+        </w:rPr>
+        <w:t xml:space="preserve">⑤ 리두를 흘려 본다.</w:t>
+      </w:r>
+      <w:r>
+        <w:rPr>
+          <w:rFonts w:ascii="맑은 고딕" w:hAnsi="맑은 고딕" w:eastAsia="맑은 고딕"/>
+          <w:sz w:val="21"/>
+        </w:rPr>
+        <w:t xml:space="preserve"> </w:t>
+      </w:r>
+      <w:r>
+        <w:rPr>
+          <w:rFonts w:ascii="Consolas" w:hAnsi="Consolas" w:eastAsia="맑은 고딕"/>
+          <w:sz w:val="21"/>
+        </w:rPr>
+        <w:t xml:space="preserve">ALTER SYSTEM ARCHIVE LOG CURRENT</w:t>
+      </w:r>
+      <w:r>
+        <w:rPr>
+          <w:rFonts w:ascii="맑은 고딕" w:hAnsi="맑은 고딕" w:eastAsia="맑은 고딕"/>
+          <w:sz w:val="21"/>
+        </w:rPr>
+        <w:t xml:space="preserve"> 후 각 노드에서 RFS·SRL·MRP를 확인한다. 확인값 — 목적지 </w:t>
+      </w:r>
+      <w:r>
+        <w:rPr>
+          <w:rFonts w:ascii="Consolas" w:hAnsi="Consolas" w:eastAsia="맑은 고딕"/>
+          <w:sz w:val="21"/>
+        </w:rPr>
+        <w:t xml:space="preserve">VALID</w:t>
+      </w:r>
+      <w:r>
+        <w:rPr>
+          <w:rFonts w:ascii="맑은 고딕" w:hAnsi="맑은 고딕" w:eastAsia="맑은 고딕"/>
+          <w:sz w:val="21"/>
+        </w:rPr>
+        <w:t xml:space="preserve">, 지연 0.</w:t>
       </w:r>
     </w:p>
     <w:p>
       <w:r>
         <w:rPr>
           <w:rFonts w:ascii="맑은 고딕" w:hAnsi="맑은 고딕" w:eastAsia="맑은 고딕"/>
-          <w:sz w:val="21"/>
-        </w:rPr>
-        <w:t>**⑥ 보호 모드는 마지막에 올린다.** 전송이 확인된 뒤에 올린다. 확인값 — `PROTECTION_LEVEL`이 목표값에 도달.</w:t>
+          <w:b/>
+          <w:sz w:val="21"/>
+        </w:rPr>
+        <w:t xml:space="preserve">⑥ 보호 모드는 마지막에 올린다.</w:t>
+      </w:r>
+      <w:r>
+        <w:rPr>
+          <w:rFonts w:ascii="맑은 고딕" w:hAnsi="맑은 고딕" w:eastAsia="맑은 고딕"/>
+          <w:sz w:val="21"/>
+        </w:rPr>
+        <w:t xml:space="preserve"> 전송이 확인된 뒤에 올린다. 확인값 — </w:t>
+      </w:r>
+      <w:r>
+        <w:rPr>
+          <w:rFonts w:ascii="Consolas" w:hAnsi="Consolas" w:eastAsia="맑은 고딕"/>
+          <w:sz w:val="21"/>
+        </w:rPr>
+        <w:t xml:space="preserve">PROTECTION_LEVEL</w:t>
+      </w:r>
+      <w:r>
+        <w:rPr>
+          <w:rFonts w:ascii="맑은 고딕" w:hAnsi="맑은 고딕" w:eastAsia="맑은 고딕"/>
+          <w:sz w:val="21"/>
+        </w:rPr>
+        <w:t xml:space="preserve">이 목표값에 도달.</w:t>
       </w:r>
     </w:p>
     <w:p>
       <w:r>
         <w:rPr>
           <w:rFonts w:ascii="맑은 고딕" w:hAnsi="맑은 고딕" w:eastAsia="맑은 고딕"/>
-          <w:sz w:val="21"/>
-        </w:rPr>
-        <w:t>**⑦ 데이터로 종단 검증한다.** 테이블을 만들고 커밋해 마지막 노드에서 조회한다.</w:t>
+          <w:b/>
+          <w:sz w:val="21"/>
+        </w:rPr>
+        <w:t xml:space="preserve">⑦ 데이터로 종단 검증한다.</w:t>
+      </w:r>
+      <w:r>
+        <w:rPr>
+          <w:rFonts w:ascii="맑은 고딕" w:hAnsi="맑은 고딕" w:eastAsia="맑은 고딕"/>
+          <w:sz w:val="21"/>
+        </w:rPr>
+        <w:t xml:space="preserve"> 테이블을 만들고 커밋해 마지막 노드에서 조회한다.</w:t>
       </w:r>
     </w:p>
     <w:p>
       <w:r>
         <w:rPr>
           <w:rFonts w:ascii="맑은 고딕" w:hAnsi="맑은 고딕" w:eastAsia="맑은 고딕"/>
-          <w:sz w:val="21"/>
-        </w:rPr>
-        <w:t>**⑧ 오류가 남았으면 목적지를 초기화한다.** `LOG_ARCHIVE_DEST_STATE_n`을 `DEFER` 후 `ENABLE`.</w:t>
+          <w:b/>
+          <w:sz w:val="21"/>
+        </w:rPr>
+        <w:t xml:space="preserve">⑧ 오류가 남았으면 목적지를 초기화한다.</w:t>
+      </w:r>
+      <w:r>
+        <w:rPr>
+          <w:rFonts w:ascii="맑은 고딕" w:hAnsi="맑은 고딕" w:eastAsia="맑은 고딕"/>
+          <w:sz w:val="21"/>
+        </w:rPr>
+        <w:t xml:space="preserve"> </w:t>
+      </w:r>
+      <w:r>
+        <w:rPr>
+          <w:rFonts w:ascii="Consolas" w:hAnsi="Consolas" w:eastAsia="맑은 고딕"/>
+          <w:sz w:val="21"/>
+        </w:rPr>
+        <w:t xml:space="preserve">LOG_ARCHIVE_DEST_STATE_n</w:t>
+      </w:r>
+      <w:r>
+        <w:rPr>
+          <w:rFonts w:ascii="맑은 고딕" w:hAnsi="맑은 고딕" w:eastAsia="맑은 고딕"/>
+          <w:sz w:val="21"/>
+        </w:rPr>
+        <w:t xml:space="preserve">을 </w:t>
+      </w:r>
+      <w:r>
+        <w:rPr>
+          <w:rFonts w:ascii="Consolas" w:hAnsi="Consolas" w:eastAsia="맑은 고딕"/>
+          <w:sz w:val="21"/>
+        </w:rPr>
+        <w:t xml:space="preserve">DEFER</w:t>
+      </w:r>
+      <w:r>
+        <w:rPr>
+          <w:rFonts w:ascii="맑은 고딕" w:hAnsi="맑은 고딕" w:eastAsia="맑은 고딕"/>
+          <w:sz w:val="21"/>
+        </w:rPr>
+        <w:t xml:space="preserve"> 후 </w:t>
+      </w:r>
+      <w:r>
+        <w:rPr>
+          <w:rFonts w:ascii="Consolas" w:hAnsi="Consolas" w:eastAsia="맑은 고딕"/>
+          <w:sz w:val="21"/>
+        </w:rPr>
+        <w:t xml:space="preserve">ENABLE</w:t>
+      </w:r>
+      <w:r>
+        <w:rPr>
+          <w:rFonts w:ascii="맑은 고딕" w:hAnsi="맑은 고딕" w:eastAsia="맑은 고딕"/>
+          <w:sz w:val="21"/>
+        </w:rPr>
+        <w:t xml:space="preserve">.</w:t>
       </w:r>
     </w:p>
     <w:p>
@@ -1444,9 +5438,10 @@
       <w:r>
         <w:rPr>
           <w:rFonts w:ascii="맑은 고딕" w:hAnsi="맑은 고딕" w:eastAsia="맑은 고딕"/>
-          <w:sz w:val="21"/>
-        </w:rPr>
-        <w:t>**chicago (Primary)**</w:t>
+          <w:b/>
+          <w:sz w:val="21"/>
+        </w:rPr>
+        <w:t xml:space="preserve">chicago (Primary)</w:t>
       </w:r>
     </w:p>
     <w:p>
@@ -1455,7 +5450,28 @@
           <w:rFonts w:ascii="맑은 고딕" w:hAnsi="맑은 고딕" w:eastAsia="맑은 고딕"/>
           <w:sz w:val="21"/>
         </w:rPr>
-        <w:t>· `SELECT protection_mode, protection_level FROM v$database;` → `MAXIMUM PERFORMANCE / MAXIMUM PERFORMANCE`</w:t>
+        <w:t xml:space="preserve">· </w:t>
+      </w:r>
+      <w:r>
+        <w:rPr>
+          <w:rFonts w:ascii="Consolas" w:hAnsi="Consolas" w:eastAsia="맑은 고딕"/>
+          <w:sz w:val="21"/>
+        </w:rPr>
+        <w:t xml:space="preserve">SELECT protection_mode, protection_level FROM v$database;</w:t>
+      </w:r>
+      <w:r>
+        <w:rPr>
+          <w:rFonts w:ascii="맑은 고딕" w:hAnsi="맑은 고딕" w:eastAsia="맑은 고딕"/>
+          <w:sz w:val="21"/>
+        </w:rPr>
+        <w:t xml:space="preserve"> → </w:t>
+      </w:r>
+      <w:r>
+        <w:rPr>
+          <w:rFonts w:ascii="Consolas" w:hAnsi="Consolas" w:eastAsia="맑은 고딕"/>
+          <w:sz w:val="21"/>
+        </w:rPr>
+        <w:t xml:space="preserve">MAXIMUM PERFORMANCE / MAXIMUM PERFORMANCE</w:t>
       </w:r>
     </w:p>
     <w:p>
@@ -1464,7 +5480,49 @@
           <w:rFonts w:ascii="맑은 고딕" w:hAnsi="맑은 고딕" w:eastAsia="맑은 고딕"/>
           <w:sz w:val="21"/>
         </w:rPr>
-        <w:t>· `SELECT dest_id, destination, status, error FROM v$archive_dest_status WHERE dest_id&lt;=2;` → 1번 `VALID`(로컬), 2번 `boston / VALID`, 오류 없음</w:t>
+        <w:t xml:space="preserve">· </w:t>
+      </w:r>
+      <w:r>
+        <w:rPr>
+          <w:rFonts w:ascii="Consolas" w:hAnsi="Consolas" w:eastAsia="맑은 고딕"/>
+          <w:sz w:val="21"/>
+        </w:rPr>
+        <w:t xml:space="preserve">SELECT dest_id, destination, status, error FROM v$archive_dest_status WHERE dest_id&lt;=2;</w:t>
+      </w:r>
+      <w:r>
+        <w:rPr>
+          <w:rFonts w:ascii="맑은 고딕" w:hAnsi="맑은 고딕" w:eastAsia="맑은 고딕"/>
+          <w:sz w:val="21"/>
+        </w:rPr>
+        <w:t xml:space="preserve"> → 1번 </w:t>
+      </w:r>
+      <w:r>
+        <w:rPr>
+          <w:rFonts w:ascii="Consolas" w:hAnsi="Consolas" w:eastAsia="맑은 고딕"/>
+          <w:sz w:val="21"/>
+        </w:rPr>
+        <w:t xml:space="preserve">VALID</w:t>
+      </w:r>
+      <w:r>
+        <w:rPr>
+          <w:rFonts w:ascii="맑은 고딕" w:hAnsi="맑은 고딕" w:eastAsia="맑은 고딕"/>
+          <w:sz w:val="21"/>
+        </w:rPr>
+        <w:t xml:space="preserve">(로컬), 2번 </w:t>
+      </w:r>
+      <w:r>
+        <w:rPr>
+          <w:rFonts w:ascii="Consolas" w:hAnsi="Consolas" w:eastAsia="맑은 고딕"/>
+          <w:sz w:val="21"/>
+        </w:rPr>
+        <w:t xml:space="preserve">boston / VALID</w:t>
+      </w:r>
+      <w:r>
+        <w:rPr>
+          <w:rFonts w:ascii="맑은 고딕" w:hAnsi="맑은 고딕" w:eastAsia="맑은 고딕"/>
+          <w:sz w:val="21"/>
+        </w:rPr>
+        <w:t xml:space="preserve">, 오류 없음</w:t>
       </w:r>
     </w:p>
     <w:p>
@@ -1473,7 +5531,28 @@
           <w:rFonts w:ascii="맑은 고딕" w:hAnsi="맑은 고딕" w:eastAsia="맑은 고딕"/>
           <w:sz w:val="21"/>
         </w:rPr>
-        <w:t>· `SELECT value FROM v$parameter WHERE name='log_archive_dest_2';` → `service=boston async noaffirm valid_for=(online_logfiles,primary_role) db_unique_name=boston`</w:t>
+        <w:t xml:space="preserve">· </w:t>
+      </w:r>
+      <w:r>
+        <w:rPr>
+          <w:rFonts w:ascii="Consolas" w:hAnsi="Consolas" w:eastAsia="맑은 고딕"/>
+          <w:sz w:val="21"/>
+        </w:rPr>
+        <w:t xml:space="preserve">SELECT value FROM v$parameter WHERE name='log_archive_dest_2';</w:t>
+      </w:r>
+      <w:r>
+        <w:rPr>
+          <w:rFonts w:ascii="맑은 고딕" w:hAnsi="맑은 고딕" w:eastAsia="맑은 고딕"/>
+          <w:sz w:val="21"/>
+        </w:rPr>
+        <w:t xml:space="preserve"> → </w:t>
+      </w:r>
+      <w:r>
+        <w:rPr>
+          <w:rFonts w:ascii="Consolas" w:hAnsi="Consolas" w:eastAsia="맑은 고딕"/>
+          <w:sz w:val="21"/>
+        </w:rPr>
+        <w:t xml:space="preserve">service=boston async noaffirm valid_for=(online_logfiles,primary_role) db_unique_name=boston</w:t>
       </w:r>
     </w:p>
     <w:p>
@@ -1482,16 +5561,31 @@
           <w:rFonts w:ascii="맑은 고딕" w:hAnsi="맑은 고딕" w:eastAsia="맑은 고딕"/>
           <w:sz w:val="21"/>
         </w:rPr>
-        <w:t>· `SELECT count(*) FROM all_tables WHERE owner='SYSTEM' AND table_name='FS_T';` → 0 (실습 테이블 삭제 확인)</w:t>
+        <w:t xml:space="preserve">· </w:t>
+      </w:r>
+      <w:r>
+        <w:rPr>
+          <w:rFonts w:ascii="Consolas" w:hAnsi="Consolas" w:eastAsia="맑은 고딕"/>
+          <w:sz w:val="21"/>
+        </w:rPr>
+        <w:t xml:space="preserve">SELECT count(*) FROM all_tables WHERE owner='SYSTEM' AND table_name='FS_T';</w:t>
+      </w:r>
+      <w:r>
+        <w:rPr>
+          <w:rFonts w:ascii="맑은 고딕" w:hAnsi="맑은 고딕" w:eastAsia="맑은 고딕"/>
+          <w:sz w:val="21"/>
+        </w:rPr>
+        <w:t xml:space="preserve"> → 0 (실습 테이블 삭제 확인)</w:t>
       </w:r>
     </w:p>
     <w:p>
       <w:r>
         <w:rPr>
           <w:rFonts w:ascii="맑은 고딕" w:hAnsi="맑은 고딕" w:eastAsia="맑은 고딕"/>
-          <w:sz w:val="21"/>
-        </w:rPr>
-        <w:t>**boston (Standby)**</w:t>
+          <w:b/>
+          <w:sz w:val="21"/>
+        </w:rPr>
+        <w:t xml:space="preserve">boston (Standby)</w:t>
       </w:r>
     </w:p>
     <w:p>
@@ -1500,7 +5594,28 @@
           <w:rFonts w:ascii="맑은 고딕" w:hAnsi="맑은 고딕" w:eastAsia="맑은 고딕"/>
           <w:sz w:val="21"/>
         </w:rPr>
-        <w:t>· `SELECT database_role, open_mode FROM v$database;` → `PHYSICAL STANDBY / READ ONLY WITH APPLY`</w:t>
+        <w:t xml:space="preserve">· </w:t>
+      </w:r>
+      <w:r>
+        <w:rPr>
+          <w:rFonts w:ascii="Consolas" w:hAnsi="Consolas" w:eastAsia="맑은 고딕"/>
+          <w:sz w:val="21"/>
+        </w:rPr>
+        <w:t xml:space="preserve">SELECT database_role, open_mode FROM v$database;</w:t>
+      </w:r>
+      <w:r>
+        <w:rPr>
+          <w:rFonts w:ascii="맑은 고딕" w:hAnsi="맑은 고딕" w:eastAsia="맑은 고딕"/>
+          <w:sz w:val="21"/>
+        </w:rPr>
+        <w:t xml:space="preserve"> → </w:t>
+      </w:r>
+      <w:r>
+        <w:rPr>
+          <w:rFonts w:ascii="Consolas" w:hAnsi="Consolas" w:eastAsia="맑은 고딕"/>
+          <w:sz w:val="21"/>
+        </w:rPr>
+        <w:t xml:space="preserve">PHYSICAL STANDBY / READ ONLY WITH APPLY</w:t>
       </w:r>
     </w:p>
     <w:p>
@@ -1509,7 +5624,42 @@
           <w:rFonts w:ascii="맑은 고딕" w:hAnsi="맑은 고딕" w:eastAsia="맑은 고딕"/>
           <w:sz w:val="21"/>
         </w:rPr>
-        <w:t>· `SELECT dest_id, status, recovery_mode FROM v$archive_dest_status WHERE dest_id&lt;=2;` → 1번 `VALID / MANAGED REAL TIME APPLY`, 2번 `VALID / IDLE`</w:t>
+        <w:t xml:space="preserve">· </w:t>
+      </w:r>
+      <w:r>
+        <w:rPr>
+          <w:rFonts w:ascii="Consolas" w:hAnsi="Consolas" w:eastAsia="맑은 고딕"/>
+          <w:sz w:val="21"/>
+        </w:rPr>
+        <w:t xml:space="preserve">SELECT dest_id, status, recovery_mode FROM v$archive_dest_status WHERE dest_id&lt;=2;</w:t>
+      </w:r>
+      <w:r>
+        <w:rPr>
+          <w:rFonts w:ascii="맑은 고딕" w:hAnsi="맑은 고딕" w:eastAsia="맑은 고딕"/>
+          <w:sz w:val="21"/>
+        </w:rPr>
+        <w:t xml:space="preserve"> → 1번 </w:t>
+      </w:r>
+      <w:r>
+        <w:rPr>
+          <w:rFonts w:ascii="Consolas" w:hAnsi="Consolas" w:eastAsia="맑은 고딕"/>
+          <w:sz w:val="21"/>
+        </w:rPr>
+        <w:t xml:space="preserve">VALID / MANAGED REAL TIME APPLY</w:t>
+      </w:r>
+      <w:r>
+        <w:rPr>
+          <w:rFonts w:ascii="맑은 고딕" w:hAnsi="맑은 고딕" w:eastAsia="맑은 고딕"/>
+          <w:sz w:val="21"/>
+        </w:rPr>
+        <w:t xml:space="preserve">, 2번 </w:t>
+      </w:r>
+      <w:r>
+        <w:rPr>
+          <w:rFonts w:ascii="Consolas" w:hAnsi="Consolas" w:eastAsia="맑은 고딕"/>
+          <w:sz w:val="21"/>
+        </w:rPr>
+        <w:t xml:space="preserve">VALID / IDLE</w:t>
       </w:r>
     </w:p>
     <w:p>
@@ -1518,7 +5668,42 @@
           <w:rFonts w:ascii="맑은 고딕" w:hAnsi="맑은 고딕" w:eastAsia="맑은 고딕"/>
           <w:sz w:val="21"/>
         </w:rPr>
-        <w:t>· `SELECT process, status, sequence# FROM v$managed_standby WHERE process='MRP0';` → `APPLYING_LOG` 또는 `WAIT_FOR_LOG`</w:t>
+        <w:t xml:space="preserve">· </w:t>
+      </w:r>
+      <w:r>
+        <w:rPr>
+          <w:rFonts w:ascii="Consolas" w:hAnsi="Consolas" w:eastAsia="맑은 고딕"/>
+          <w:sz w:val="21"/>
+        </w:rPr>
+        <w:t xml:space="preserve">SELECT process, status, sequence# FROM v$managed_standby WHERE process='MRP0';</w:t>
+      </w:r>
+      <w:r>
+        <w:rPr>
+          <w:rFonts w:ascii="맑은 고딕" w:hAnsi="맑은 고딕" w:eastAsia="맑은 고딕"/>
+          <w:sz w:val="21"/>
+        </w:rPr>
+        <w:t xml:space="preserve"> → </w:t>
+      </w:r>
+      <w:r>
+        <w:rPr>
+          <w:rFonts w:ascii="Consolas" w:hAnsi="Consolas" w:eastAsia="맑은 고딕"/>
+          <w:sz w:val="21"/>
+        </w:rPr>
+        <w:t xml:space="preserve">APPLYING_LOG</w:t>
+      </w:r>
+      <w:r>
+        <w:rPr>
+          <w:rFonts w:ascii="맑은 고딕" w:hAnsi="맑은 고딕" w:eastAsia="맑은 고딕"/>
+          <w:sz w:val="21"/>
+        </w:rPr>
+        <w:t xml:space="preserve"> 또는 </w:t>
+      </w:r>
+      <w:r>
+        <w:rPr>
+          <w:rFonts w:ascii="Consolas" w:hAnsi="Consolas" w:eastAsia="맑은 고딕"/>
+          <w:sz w:val="21"/>
+        </w:rPr>
+        <w:t xml:space="preserve">WAIT_FOR_LOG</w:t>
       </w:r>
     </w:p>
     <w:p>
@@ -1527,7 +5712,35 @@
           <w:rFonts w:ascii="맑은 고딕" w:hAnsi="맑은 고딕" w:eastAsia="맑은 고딕"/>
           <w:sz w:val="21"/>
         </w:rPr>
-        <w:t>· `SELECT dest_id, status FROM v$archive_dest_status WHERE dest_id=3;` → `INACTIVE` (계단식 목적지 해제 확인)</w:t>
+        <w:t xml:space="preserve">· </w:t>
+      </w:r>
+      <w:r>
+        <w:rPr>
+          <w:rFonts w:ascii="Consolas" w:hAnsi="Consolas" w:eastAsia="맑은 고딕"/>
+          <w:sz w:val="21"/>
+        </w:rPr>
+        <w:t xml:space="preserve">SELECT dest_id, status FROM v$archive_dest_status WHERE dest_id=3;</w:t>
+      </w:r>
+      <w:r>
+        <w:rPr>
+          <w:rFonts w:ascii="맑은 고딕" w:hAnsi="맑은 고딕" w:eastAsia="맑은 고딕"/>
+          <w:sz w:val="21"/>
+        </w:rPr>
+        <w:t xml:space="preserve"> → </w:t>
+      </w:r>
+      <w:r>
+        <w:rPr>
+          <w:rFonts w:ascii="Consolas" w:hAnsi="Consolas" w:eastAsia="맑은 고딕"/>
+          <w:sz w:val="21"/>
+        </w:rPr>
+        <w:t xml:space="preserve">INACTIVE</w:t>
+      </w:r>
+      <w:r>
+        <w:rPr>
+          <w:rFonts w:ascii="맑은 고딕" w:hAnsi="맑은 고딕" w:eastAsia="맑은 고딕"/>
+          <w:sz w:val="21"/>
+        </w:rPr>
+        <w:t xml:space="preserve"> (계단식 목적지 해제 확인)</w:t>
       </w:r>
     </w:p>
     <w:p>
@@ -1536,16 +5749,31 @@
           <w:rFonts w:ascii="맑은 고딕" w:hAnsi="맑은 고딕" w:eastAsia="맑은 고딕"/>
           <w:sz w:val="21"/>
         </w:rPr>
-        <w:t>· `SELECT name, value FROM v$dataguard_stats WHERE name LIKE '%lag';` → 0에 수렴. 변경 직후 50초 정도가 나오는 것은 과도 상태이므로 로그를 한두 번 더 전환하고 재확인한다.</w:t>
+        <w:t xml:space="preserve">· </w:t>
+      </w:r>
+      <w:r>
+        <w:rPr>
+          <w:rFonts w:ascii="Consolas" w:hAnsi="Consolas" w:eastAsia="맑은 고딕"/>
+          <w:sz w:val="21"/>
+        </w:rPr>
+        <w:t xml:space="preserve">SELECT name, value FROM v$dataguard_stats WHERE name LIKE '%lag';</w:t>
+      </w:r>
+      <w:r>
+        <w:rPr>
+          <w:rFonts w:ascii="맑은 고딕" w:hAnsi="맑은 고딕" w:eastAsia="맑은 고딕"/>
+          <w:sz w:val="21"/>
+        </w:rPr>
+        <w:t xml:space="preserve"> → 0에 수렴. 변경 직후 50초 정도가 나오는 것은 과도 상태이므로 로그를 한두 번 더 전환하고 재확인한다.</w:t>
       </w:r>
     </w:p>
     <w:p>
       <w:r>
         <w:rPr>
           <w:rFonts w:ascii="맑은 고딕" w:hAnsi="맑은 고딕" w:eastAsia="맑은 고딕"/>
-          <w:sz w:val="21"/>
-        </w:rPr>
-        <w:t>**farsync (Far Sync)**</w:t>
+          <w:b/>
+          <w:sz w:val="21"/>
+        </w:rPr>
+        <w:t xml:space="preserve">farsync (Far Sync)</w:t>
       </w:r>
     </w:p>
     <w:p>
@@ -1554,7 +5782,63 @@
           <w:rFonts w:ascii="맑은 고딕" w:hAnsi="맑은 고딕" w:eastAsia="맑은 고딕"/>
           <w:sz w:val="21"/>
         </w:rPr>
-        <w:t>· 인스턴스는 내려도 된다. `SHUTDOWN IMMEDIATE` 시 `ORA-01109`가 나오지만 정상이며, `Database dismounted.` / `ORACLE instance shut down.`이 이어지면 정상 종료다.</w:t>
+        <w:t xml:space="preserve">· 인스턴스는 내려도 된다. </w:t>
+      </w:r>
+      <w:r>
+        <w:rPr>
+          <w:rFonts w:ascii="Consolas" w:hAnsi="Consolas" w:eastAsia="맑은 고딕"/>
+          <w:sz w:val="21"/>
+        </w:rPr>
+        <w:t xml:space="preserve">SHUTDOWN IMMEDIATE</w:t>
+      </w:r>
+      <w:r>
+        <w:rPr>
+          <w:rFonts w:ascii="맑은 고딕" w:hAnsi="맑은 고딕" w:eastAsia="맑은 고딕"/>
+          <w:sz w:val="21"/>
+        </w:rPr>
+        <w:t xml:space="preserve"> 시 </w:t>
+      </w:r>
+      <w:r>
+        <w:rPr>
+          <w:rFonts w:ascii="Consolas" w:hAnsi="Consolas" w:eastAsia="맑은 고딕"/>
+          <w:sz w:val="21"/>
+        </w:rPr>
+        <w:t xml:space="preserve">ORA-01109</w:t>
+      </w:r>
+      <w:r>
+        <w:rPr>
+          <w:rFonts w:ascii="맑은 고딕" w:hAnsi="맑은 고딕" w:eastAsia="맑은 고딕"/>
+          <w:sz w:val="21"/>
+        </w:rPr>
+        <w:t xml:space="preserve">가 나오지만 정상이며, </w:t>
+      </w:r>
+      <w:r>
+        <w:rPr>
+          <w:rFonts w:ascii="Consolas" w:hAnsi="Consolas" w:eastAsia="맑은 고딕"/>
+          <w:sz w:val="21"/>
+        </w:rPr>
+        <w:t xml:space="preserve">Database dismounted.</w:t>
+      </w:r>
+      <w:r>
+        <w:rPr>
+          <w:rFonts w:ascii="맑은 고딕" w:hAnsi="맑은 고딕" w:eastAsia="맑은 고딕"/>
+          <w:sz w:val="21"/>
+        </w:rPr>
+        <w:t xml:space="preserve"> / </w:t>
+      </w:r>
+      <w:r>
+        <w:rPr>
+          <w:rFonts w:ascii="Consolas" w:hAnsi="Consolas" w:eastAsia="맑은 고딕"/>
+          <w:sz w:val="21"/>
+        </w:rPr>
+        <w:t xml:space="preserve">ORACLE instance shut down.</w:t>
+      </w:r>
+      <w:r>
+        <w:rPr>
+          <w:rFonts w:ascii="맑은 고딕" w:hAnsi="맑은 고딕" w:eastAsia="맑은 고딕"/>
+          <w:sz w:val="21"/>
+        </w:rPr>
+        <w:t xml:space="preserve">이 이어지면 정상 종료다.</w:t>
       </w:r>
     </w:p>
     <w:p>
@@ -1563,7 +5847,77 @@
           <w:rFonts w:ascii="맑은 고딕" w:hAnsi="맑은 고딕" w:eastAsia="맑은 고딕"/>
           <w:sz w:val="21"/>
         </w:rPr>
-        <w:t>· `listener.ora`·`tnsnames.ora`의 `farsync` 항목과 `LOG_ARCHIVE_CONFIG`의 `farsync` 이름은 남겨 둔다. 다시 쓸 때 바로 연결할 수 있고 남아 있는 것 자체는 부담이 없다.</w:t>
+        <w:t xml:space="preserve">· </w:t>
+      </w:r>
+      <w:r>
+        <w:rPr>
+          <w:rFonts w:ascii="Consolas" w:hAnsi="Consolas" w:eastAsia="맑은 고딕"/>
+          <w:sz w:val="21"/>
+        </w:rPr>
+        <w:t xml:space="preserve">listener.ora</w:t>
+      </w:r>
+      <w:r>
+        <w:rPr>
+          <w:rFonts w:ascii="맑은 고딕" w:hAnsi="맑은 고딕" w:eastAsia="맑은 고딕"/>
+          <w:sz w:val="21"/>
+        </w:rPr>
+        <w:t xml:space="preserve">·</w:t>
+      </w:r>
+      <w:r>
+        <w:rPr>
+          <w:rFonts w:ascii="Consolas" w:hAnsi="Consolas" w:eastAsia="맑은 고딕"/>
+          <w:sz w:val="21"/>
+        </w:rPr>
+        <w:t xml:space="preserve">tnsnames.ora</w:t>
+      </w:r>
+      <w:r>
+        <w:rPr>
+          <w:rFonts w:ascii="맑은 고딕" w:hAnsi="맑은 고딕" w:eastAsia="맑은 고딕"/>
+          <w:sz w:val="21"/>
+        </w:rPr>
+        <w:t xml:space="preserve">의 </w:t>
+      </w:r>
+      <w:r>
+        <w:rPr>
+          <w:rFonts w:ascii="Consolas" w:hAnsi="Consolas" w:eastAsia="맑은 고딕"/>
+          <w:sz w:val="21"/>
+        </w:rPr>
+        <w:t xml:space="preserve">farsync</w:t>
+      </w:r>
+      <w:r>
+        <w:rPr>
+          <w:rFonts w:ascii="맑은 고딕" w:hAnsi="맑은 고딕" w:eastAsia="맑은 고딕"/>
+          <w:sz w:val="21"/>
+        </w:rPr>
+        <w:t xml:space="preserve"> 항목과 </w:t>
+      </w:r>
+      <w:r>
+        <w:rPr>
+          <w:rFonts w:ascii="Consolas" w:hAnsi="Consolas" w:eastAsia="맑은 고딕"/>
+          <w:sz w:val="21"/>
+        </w:rPr>
+        <w:t xml:space="preserve">LOG_ARCHIVE_CONFIG</w:t>
+      </w:r>
+      <w:r>
+        <w:rPr>
+          <w:rFonts w:ascii="맑은 고딕" w:hAnsi="맑은 고딕" w:eastAsia="맑은 고딕"/>
+          <w:sz w:val="21"/>
+        </w:rPr>
+        <w:t xml:space="preserve">의 </w:t>
+      </w:r>
+      <w:r>
+        <w:rPr>
+          <w:rFonts w:ascii="Consolas" w:hAnsi="Consolas" w:eastAsia="맑은 고딕"/>
+          <w:sz w:val="21"/>
+        </w:rPr>
+        <w:t xml:space="preserve">farsync</w:t>
+      </w:r>
+      <w:r>
+        <w:rPr>
+          <w:rFonts w:ascii="맑은 고딕" w:hAnsi="맑은 고딕" w:eastAsia="맑은 고딕"/>
+          <w:sz w:val="21"/>
+        </w:rPr>
+        <w:t xml:space="preserve"> 이름은 남겨 둔다. 다시 쓸 때 바로 연결할 수 있고 남아 있는 것 자체는 부담이 없다.</w:t>
       </w:r>
     </w:p>
     <w:p>
@@ -1576,6 +5930,8 @@
       </w:r>
     </w:p>
     <w:sectPr>
+      <w:headerReference w:type="default" r:id="rId9"/>
+      <w:footerReference w:type="default" r:id="rId10"/>
       <w:pgSz w:w="12240" w:h="15840"/>
       <w:pgMar w:top="1440" w:right="1800" w:bottom="1440" w:left="1800" w:header="720" w:footer="720" w:gutter="0"/>
       <w:cols w:space="720"/>
@@ -1583,6 +5939,26 @@
     </w:sectPr>
   </w:body>
 </w:document>
+</file>
+
+<file path=word/footer1.xml><?xml version="1.0" encoding="utf-8"?>
+<w:ftr xmlns:m="http://schemas.openxmlformats.org/officeDocument/2006/math" xmlns:mc="http://schemas.openxmlformats.org/markup-compatibility/2006" xmlns:mo="http://schemas.microsoft.com/office/mac/office/2008/main" xmlns:mv="urn:schemas-microsoft-com:mac:vml" xmlns:o="urn:schemas-microsoft-com:office:office" xmlns:r="http://schemas.openxmlformats.org/officeDocument/2006/relationships" xmlns:v="urn:schemas-microsoft-com:vml" xmlns:w10="urn:schemas-microsoft-com:office:word" xmlns:w14="http://schemas.microsoft.com/office/word/2010/wordml" xmlns:w="http://schemas.openxmlformats.org/wordprocessingml/2006/main" xmlns:wne="http://schemas.microsoft.com/office/word/2006/wordml" xmlns:wp14="http://schemas.microsoft.com/office/word/2010/wordprocessingDrawing" xmlns:wp="http://schemas.openxmlformats.org/drawingml/2006/wordprocessingDrawing" xmlns:wpc="http://schemas.microsoft.com/office/word/2010/wordprocessingCanvas" xmlns:wpg="http://schemas.microsoft.com/office/word/2010/wordprocessingGroup" xmlns:wpi="http://schemas.microsoft.com/office/word/2010/wordprocessingInk" xmlns:wps="http://schemas.microsoft.com/office/word/2010/wordprocessingShape" mc:Ignorable="w14 wp14">
+  <w:p>
+    <w:pPr>
+      <w:pStyle w:val="Footer"/>
+    </w:pPr>
+  </w:p>
+</w:ftr>
+</file>
+
+<file path=word/header1.xml><?xml version="1.0" encoding="utf-8"?>
+<w:hdr xmlns:m="http://schemas.openxmlformats.org/officeDocument/2006/math" xmlns:mc="http://schemas.openxmlformats.org/markup-compatibility/2006" xmlns:mo="http://schemas.microsoft.com/office/mac/office/2008/main" xmlns:mv="urn:schemas-microsoft-com:mac:vml" xmlns:o="urn:schemas-microsoft-com:office:office" xmlns:r="http://schemas.openxmlformats.org/officeDocument/2006/relationships" xmlns:v="urn:schemas-microsoft-com:vml" xmlns:w10="urn:schemas-microsoft-com:office:word" xmlns:w14="http://schemas.microsoft.com/office/word/2010/wordml" xmlns:w="http://schemas.openxmlformats.org/wordprocessingml/2006/main" xmlns:wne="http://schemas.microsoft.com/office/word/2006/wordml" xmlns:wp14="http://schemas.microsoft.com/office/word/2010/wordprocessingDrawing" xmlns:wp="http://schemas.openxmlformats.org/drawingml/2006/wordprocessingDrawing" xmlns:wpc="http://schemas.microsoft.com/office/word/2010/wordprocessingCanvas" xmlns:wpg="http://schemas.microsoft.com/office/word/2010/wordprocessingGroup" xmlns:wpi="http://schemas.microsoft.com/office/word/2010/wordprocessingInk" xmlns:wps="http://schemas.microsoft.com/office/word/2010/wordprocessingShape" mc:Ignorable="w14 wp14">
+  <w:p>
+    <w:pPr>
+      <w:pStyle w:val="Header"/>
+    </w:pPr>
+  </w:p>
+</w:hdr>
 </file>
 
 <file path=word/numbering.xml><?xml version="1.0" encoding="utf-8"?>
